--- a/wetlab/BIOMOD_2026_Project_Brief.docx
+++ b/wetlab/BIOMOD_2026_Project_Brief.docx
@@ -2210,13 +2210,61 @@
           <w:b/>
           <w:bCs/>
         </w:rPr>
-        <w:t xml:space="preserve">6. The crowders are not yet specified.</w:t>
-      </w:r>
-      <w:r>
-        <w:t xml:space="preserve"> </w:t>
-      </w:r>
-      <w:r>
-        <w:t xml:space="preserve">Ellie has PEG, but which molecular weight was never confirmed, and Ficoll was never confirmed as available at all. The model’s headline result is calculated for PEG 8000 and Ficoll 400. Without Ficoll there is nothing to compare PEG against, and the falsifiable claim evaporates.</w:t>
+        <w:t xml:space="preserve">6. We have PEG but no Ficoll.</w:t>
+      </w:r>
+      <w:r>
+        <w:t xml:space="preserve"> </w:t>
+      </w:r>
+      <w:r>
+        <w:t xml:space="preserve">Confirmed 25 September. The molecular weight of the PEG is still unconfirmed, and the model’s headline result is calculated for PEG</w:t>
+      </w:r>
+      <w:r>
+        <w:t xml:space="preserve"> </w:t>
+      </w:r>
+      <w:r>
+        <w:rPr>
+          <w:b/>
+          <w:bCs/>
+        </w:rPr>
+        <w:t xml:space="preserve">8000</w:t>
+      </w:r>
+      <w:r>
+        <w:t xml:space="preserve"> </w:t>
+      </w:r>
+      <w:r>
+        <w:t xml:space="preserve">specifically, so that needs checking on the bottle.</w:t>
+      </w:r>
+    </w:p>
+    <w:p>
+      <w:pPr>
+        <w:pStyle w:val="BodyText"/>
+      </w:pPr>
+      <w:r>
+        <w:t xml:space="preserve">This does not affect phase 1 at all. The reproduction run contains no crowder, so neither polymer is needed to start.</w:t>
+      </w:r>
+    </w:p>
+    <w:p>
+      <w:pPr>
+        <w:pStyle w:val="BodyText"/>
+      </w:pPr>
+      <w:r>
+        <w:t xml:space="preserve">It does matter for the project as a whole, because the falsifiable claim is that PEG stops the clock and Ficoll does not.</w:t>
+      </w:r>
+      <w:r>
+        <w:t xml:space="preserve"> </w:t>
+      </w:r>
+      <w:r>
+        <w:rPr>
+          <w:b/>
+          <w:bCs/>
+        </w:rPr>
+        <w:t xml:space="preserve">PEG alone gives a concentration series, not a comparison.</w:t>
+      </w:r>
+      <w:r>
+        <w:t xml:space="preserve"> </w:t>
+      </w:r>
+      <w:r>
+        <w:t xml:space="preserve">A PEG-only result is still a real finding, but it cannot separate excluded volume from chemistry, which is the interesting part. Ficoll 400 is an ordinary catalogue reagent, so this is a purchasing lead-time problem rather than a scientific one. Put it on an order list now and it will not be a problem in November.</w:t>
       </w:r>
     </w:p>
     <w:p>
@@ -12754,13 +12802,13 @@
           <w:b/>
           <w:bCs/>
         </w:rPr>
-        <w:t xml:space="preserve">Confirm which PEG the lab has</w:t>
-      </w:r>
-      <w:r>
-        <w:t xml:space="preserve"> </w:t>
-      </w:r>
-      <w:r>
-        <w:t xml:space="preserve">and whether Ficoll 400 is available at all. If the PEG is not 8000, the model’s excluded-volume term needs re-deriving. If there is no Ficoll, the central comparison has nothing to compare against.</w:t>
+        <w:t xml:space="preserve">Confirm the molecular weight of the PEG we hold.</w:t>
+      </w:r>
+      <w:r>
+        <w:t xml:space="preserve"> </w:t>
+      </w:r>
+      <w:r>
+        <w:t xml:space="preserve">If it is not 8000, the model’s excluded-volume term needs re-deriving. Not needed for the reproduction run, which has no crowder in it.</w:t>
       </w:r>
     </w:p>
     <w:p>
@@ -12776,13 +12824,10 @@
           <w:b/>
           <w:bCs/>
         </w:rPr>
-        <w:t xml:space="preserve">Decide on ET SSB.</w:t>
-      </w:r>
-      <w:r>
-        <w:t xml:space="preserve"> </w:t>
-      </w:r>
-      <w:r>
-        <w:t xml:space="preserve">In the buffer and out of the model, or out of both. Either is defensible; the current state is neither.</w:t>
+        <w:t xml:space="preserve">Order Ficoll 400</w:t>
+      </w:r>
+      <w:r>
+        <w:t xml:space="preserve">, on a timescale, not urgently. Confirmed 25 September: we have PEG, we do not have Ficoll. Irrelevant to phase 1 but it is the comparison arm of the whole project, so it needs ordering with lead time rather than discovering late. See the note below.</w:t>
       </w:r>
     </w:p>
     <w:p>
@@ -12798,22 +12843,13 @@
           <w:b/>
           <w:bCs/>
         </w:rPr>
-        <w:t xml:space="preserve">Aliquot the dNTPs</w:t>
-      </w:r>
-      <w:r>
-        <w:t xml:space="preserve"> </w:t>
-      </w:r>
-      <w:r>
-        <w:t xml:space="preserve">into single-run volumes to avoid repeated freeze-thaw. The tube holds enough for two or three runs.</w:t>
-      </w:r>
-    </w:p>
-    <w:bookmarkStart w:id="58" w:name="sources"/>
-    <w:p>
-      <w:pPr>
-        <w:pStyle w:val="Heading2"/>
-      </w:pPr>
-      <w:r>
-        <w:t xml:space="preserve">Sources</w:t>
+        <w:t xml:space="preserve">Decide on ET SSB.</w:t>
+      </w:r>
+      <w:r>
+        <w:t xml:space="preserve"> </w:t>
+      </w:r>
+      <w:r>
+        <w:t xml:space="preserve">In the buffer and out of the model, or out of both. Either is defensible; the current state is neither.</w:t>
       </w:r>
     </w:p>
     <w:p>
@@ -12825,20 +12861,26 @@
         </w:numPr>
       </w:pPr>
       <w:r>
-        <w:t xml:space="preserve">Fujii T. and Rondelez Y.,</w:t>
-      </w:r>
-      <w:r>
-        <w:t xml:space="preserve"> </w:t>
-      </w:r>
-      <w:r>
-        <w:rPr>
-          <w:i/>
-          <w:iCs/>
-        </w:rPr>
-        <w:t xml:space="preserve">Predator-prey molecular ecosystems</w:t>
-      </w:r>
-      <w:r>
-        <w:t xml:space="preserve">, ACS Nano 2013. Circuit, sequences, buffer, enzyme concentrations, 46.5 C protocol.</w:t>
+        <w:rPr>
+          <w:b/>
+          <w:bCs/>
+        </w:rPr>
+        <w:t xml:space="preserve">Aliquot the dNTPs</w:t>
+      </w:r>
+      <w:r>
+        <w:t xml:space="preserve"> </w:t>
+      </w:r>
+      <w:r>
+        <w:t xml:space="preserve">into single-run volumes to avoid repeated freeze-thaw. The tube holds enough for two or three runs.</w:t>
+      </w:r>
+    </w:p>
+    <w:bookmarkStart w:id="58" w:name="sources"/>
+    <w:p>
+      <w:pPr>
+        <w:pStyle w:val="Heading2"/>
+      </w:pPr>
+      <w:r>
+        <w:t xml:space="preserve">Sources</w:t>
       </w:r>
     </w:p>
     <w:p>
@@ -12846,11 +12888,24 @@
         <w:pStyle w:val="Compact"/>
         <w:numPr>
           <w:ilvl w:val="0"/>
-          <w:numId w:val="1015"/>
+          <w:numId w:val="1016"/>
         </w:numPr>
       </w:pPr>
       <w:r>
-        <w:t xml:space="preserve">Fujii et al. supplementary information. Table S5 constants, assembly protocol, data analysis. The substantive content is here rather than in the paper.</w:t>
+        <w:t xml:space="preserve">Fujii T. and Rondelez Y.,</w:t>
+      </w:r>
+      <w:r>
+        <w:t xml:space="preserve"> </w:t>
+      </w:r>
+      <w:r>
+        <w:rPr>
+          <w:i/>
+          <w:iCs/>
+        </w:rPr>
+        <w:t xml:space="preserve">Predator-prey molecular ecosystems</w:t>
+      </w:r>
+      <w:r>
+        <w:t xml:space="preserve">, ACS Nano 2013. Circuit, sequences, buffer, enzyme concentrations, 46.5 C protocol.</w:t>
       </w:r>
     </w:p>
     <w:p>
@@ -12858,11 +12913,11 @@
         <w:pStyle w:val="Compact"/>
         <w:numPr>
           <w:ilvl w:val="0"/>
-          <w:numId w:val="1015"/>
+          <w:numId w:val="1016"/>
         </w:numPr>
       </w:pPr>
       <w:r>
-        <w:t xml:space="preserve">YOKABIO 2025 wiki, https://yokabio2025.github.io/wiki/index.html. Same circuit at BIOMOD 2025, 3rd worldwide.</w:t>
+        <w:t xml:space="preserve">Fujii et al. supplementary information. Table S5 constants, assembly protocol, data analysis. The substantive content is here rather than in the paper.</w:t>
       </w:r>
     </w:p>
     <w:p>
@@ -12870,11 +12925,11 @@
         <w:pStyle w:val="Compact"/>
         <w:numPr>
           <w:ilvl w:val="0"/>
-          <w:numId w:val="1015"/>
+          <w:numId w:val="1016"/>
         </w:numPr>
       </w:pPr>
       <w:r>
-        <w:t xml:space="preserve">N-quenching paper. Documents which fluorophores work with nucleobase quenching: FAM, JOE, TAMRA, Alexa Fluor 594, DY-530, DY-636, DY-681.</w:t>
+        <w:t xml:space="preserve">YOKABIO 2025 wiki, https://yokabio2025.github.io/wiki/index.html. Same circuit at BIOMOD 2025, 3rd worldwide.</w:t>
       </w:r>
     </w:p>
     <w:p>
@@ -12882,35 +12937,11 @@
         <w:pStyle w:val="Compact"/>
         <w:numPr>
           <w:ilvl w:val="0"/>
-          <w:numId w:val="1015"/>
+          <w:numId w:val="1016"/>
         </w:numPr>
       </w:pPr>
       <w:r>
-        <w:rPr>
-          <w:rStyle w:val="VerbatimChar"/>
-        </w:rPr>
-        <w:t xml:space="preserve">crowded_mechanistic.py</w:t>
-      </w:r>
-      <w:r>
-        <w:t xml:space="preserve"> </w:t>
-      </w:r>
-      <w:r>
-        <w:t xml:space="preserve">and</w:t>
-      </w:r>
-      <w:r>
-        <w:t xml:space="preserve"> </w:t>
-      </w:r>
-      <w:r>
-        <w:rPr>
-          <w:rStyle w:val="VerbatimChar"/>
-        </w:rPr>
-        <w:t xml:space="preserve">Crowded_PredatorPrey_Mechanistic_Model.docx</w:t>
-      </w:r>
-      <w:r>
-        <w:t xml:space="preserve"> </w:t>
-      </w:r>
-      <w:r>
-        <w:t xml:space="preserve">in the BIOMOD repo. The seven-species model, its physical channels, and the derivation of every constant.</w:t>
+        <w:t xml:space="preserve">N-quenching paper. Documents which fluorophores work with nucleobase quenching: FAM, JOE, TAMRA, Alexa Fluor 594, DY-530, DY-636, DY-681.</w:t>
       </w:r>
     </w:p>
     <w:p>
@@ -12918,7 +12949,43 @@
         <w:pStyle w:val="Compact"/>
         <w:numPr>
           <w:ilvl w:val="0"/>
-          <w:numId w:val="1015"/>
+          <w:numId w:val="1016"/>
+        </w:numPr>
+      </w:pPr>
+      <w:r>
+        <w:rPr>
+          <w:rStyle w:val="VerbatimChar"/>
+        </w:rPr>
+        <w:t xml:space="preserve">crowded_mechanistic.py</w:t>
+      </w:r>
+      <w:r>
+        <w:t xml:space="preserve"> </w:t>
+      </w:r>
+      <w:r>
+        <w:t xml:space="preserve">and</w:t>
+      </w:r>
+      <w:r>
+        <w:t xml:space="preserve"> </w:t>
+      </w:r>
+      <w:r>
+        <w:rPr>
+          <w:rStyle w:val="VerbatimChar"/>
+        </w:rPr>
+        <w:t xml:space="preserve">Crowded_PredatorPrey_Mechanistic_Model.docx</w:t>
+      </w:r>
+      <w:r>
+        <w:t xml:space="preserve"> </w:t>
+      </w:r>
+      <w:r>
+        <w:t xml:space="preserve">in the BIOMOD repo. The seven-species model, its physical channels, and the derivation of every constant.</w:t>
+      </w:r>
+    </w:p>
+    <w:p>
+      <w:pPr>
+        <w:pStyle w:val="Compact"/>
+        <w:numPr>
+          <w:ilvl w:val="0"/>
+          <w:numId w:val="1016"/>
         </w:numPr>
       </w:pPr>
       <w:r>
@@ -13403,6 +13470,9 @@
     <w:abstractNumId w:val="992"/>
   </w:num>
   <w:num w:numId="1015">
+    <w:abstractNumId w:val="992"/>
+  </w:num>
+  <w:num w:numId="1016">
     <w:abstractNumId w:val="991"/>
   </w:num>
 </w:numbering>

--- a/wetlab/BIOMOD_2026_Project_Brief.docx
+++ b/wetlab/BIOMOD_2026_Project_Brief.docx
@@ -8971,7 +8971,7 @@
     </w:p>
     <w:bookmarkEnd w:id="48"/>
     <w:bookmarkEnd w:id="49"/>
-    <w:bookmarkStart w:id="57" w:name="bench-protocol"/>
+    <w:bookmarkStart w:id="62" w:name="bench-protocol"/>
     <w:p>
       <w:pPr>
         <w:pStyle w:val="Heading1"/>
@@ -8985,31 +8985,414 @@
         <w:pStyle w:val="FirstParagraph"/>
       </w:pPr>
       <w:r>
-        <w:t xml:space="preserve">Every concentration and volume, in the order you do them. Reconciled with the lab book, so the numbers here are the lab book’s numbers except where noted.</w:t>
-      </w:r>
-    </w:p>
+        <w:t xml:space="preserve">Every concentration and volume, in the order you do them. Reconciled with the lab book, so the numbers here are the lab book’s except where noted.</w:t>
+      </w:r>
+    </w:p>
+    <w:bookmarkStart w:id="50" w:name="the-whole-thing-on-one-page"/>
+    <w:p>
+      <w:pPr>
+        <w:pStyle w:val="Heading2"/>
+      </w:pPr>
+      <w:r>
+        <w:t xml:space="preserve">The whole thing on one page</w:t>
+      </w:r>
+    </w:p>
+    <w:p>
+      <w:pPr>
+        <w:pStyle w:val="FirstParagraph"/>
+      </w:pPr>
+      <w:r>
+        <w:t xml:space="preserve">One reaction well is always:</w:t>
+      </w:r>
+    </w:p>
+    <w:p>
+      <w:pPr>
+        <w:pStyle w:val="SourceCode"/>
+      </w:pPr>
+      <w:r>
+        <w:rPr>
+          <w:rStyle w:val="VerbatimChar"/>
+        </w:rPr>
+        <w:t xml:space="preserve">  90 uL  master mix     everything except the DNA</w:t>
+      </w:r>
+      <w:r>
+        <w:br/>
+      </w:r>
+      <w:r>
+        <w:rPr>
+          <w:rStyle w:val="VerbatimChar"/>
+        </w:rPr>
+        <w:t xml:space="preserve">+ 10 uL  oligo mix      the three strands, premixed at 10x</w:t>
+      </w:r>
+      <w:r>
+        <w:br/>
+      </w:r>
+      <w:r>
+        <w:rPr>
+          <w:rStyle w:val="VerbatimChar"/>
+        </w:rPr>
+        <w:t xml:space="preserve">---------</w:t>
+      </w:r>
+      <w:r>
+        <w:br/>
+      </w:r>
+      <w:r>
+        <w:rPr>
+          <w:rStyle w:val="VerbatimChar"/>
+        </w:rPr>
+        <w:t xml:space="preserve"> 100 uL  reaction</w:t>
+      </w:r>
+    </w:p>
+    <w:p>
+      <w:pPr>
+        <w:pStyle w:val="FirstParagraph"/>
+      </w:pPr>
+      <w:r>
+        <w:t xml:space="preserve">Seven stages. The first three are preparation you do once and then never again; the last four are the run itself.</w:t>
+      </w:r>
+    </w:p>
+    <w:tbl>
+      <w:tblPr>
+        <w:tblStyle w:val="Table"/>
+        <w:tblW w:type="pct" w:w="5000"/>
+        <w:tblLayout w:type="fixed"/>
+        <w:tblLook w:firstRow="1" w:lastRow="0" w:firstColumn="0" w:lastColumn="0" w:noHBand="0" w:noVBand="0" w:val="0020"/>
+      </w:tblPr>
+      <w:tblGrid>
+        <w:gridCol w:w="2640"/>
+        <w:gridCol w:w="2640"/>
+        <w:gridCol w:w="2640"/>
+      </w:tblGrid>
+      <w:tr>
+        <w:trPr>
+          <w:tblHeader w:val="on"/>
+        </w:trPr>
+        <w:tc>
+          <w:tcPr/>
+          <w:p>
+            <w:pPr>
+              <w:pStyle w:val="Compact"/>
+            </w:pPr>
+            <w:r>
+              <w:t xml:space="preserve">Stage</w:t>
+            </w:r>
+          </w:p>
+        </w:tc>
+        <w:tc>
+          <w:tcPr/>
+          <w:p>
+            <w:pPr>
+              <w:pStyle w:val="Compact"/>
+            </w:pPr>
+            <w:r>
+              <w:t xml:space="preserve">What</w:t>
+            </w:r>
+          </w:p>
+        </w:tc>
+        <w:tc>
+          <w:tcPr/>
+          <w:p>
+            <w:pPr>
+              <w:pStyle w:val="Compact"/>
+            </w:pPr>
+            <w:r>
+              <w:t xml:space="preserve">How often</w:t>
+            </w:r>
+          </w:p>
+        </w:tc>
+      </w:tr>
+      <w:tr>
+        <w:tc>
+          <w:tcPr/>
+          <w:p>
+            <w:pPr>
+              <w:pStyle w:val="Compact"/>
+            </w:pPr>
+            <w:r>
+              <w:rPr>
+                <w:b/>
+                <w:bCs/>
+              </w:rPr>
+              <w:t xml:space="preserve">1</w:t>
+            </w:r>
+          </w:p>
+        </w:tc>
+        <w:tc>
+          <w:tcPr/>
+          <w:p>
+            <w:pPr>
+              <w:pStyle w:val="Compact"/>
+            </w:pPr>
+            <w:r>
+              <w:t xml:space="preserve">Component stocks: salts, buffers, dye</w:t>
+            </w:r>
+          </w:p>
+        </w:tc>
+        <w:tc>
+          <w:tcPr/>
+          <w:p>
+            <w:pPr>
+              <w:pStyle w:val="Compact"/>
+            </w:pPr>
+            <w:r>
+              <w:t xml:space="preserve">Once, lasts the project</w:t>
+            </w:r>
+          </w:p>
+        </w:tc>
+      </w:tr>
+      <w:tr>
+        <w:tc>
+          <w:tcPr/>
+          <w:p>
+            <w:pPr>
+              <w:pStyle w:val="Compact"/>
+            </w:pPr>
+            <w:r>
+              <w:rPr>
+                <w:b/>
+                <w:bCs/>
+              </w:rPr>
+              <w:t xml:space="preserve">2</w:t>
+            </w:r>
+          </w:p>
+        </w:tc>
+        <w:tc>
+          <w:tcPr/>
+          <w:p>
+            <w:pPr>
+              <w:pStyle w:val="Compact"/>
+            </w:pPr>
+            <w:r>
+              <w:t xml:space="preserve">4x reaction buffer, 500 uL</w:t>
+            </w:r>
+          </w:p>
+        </w:tc>
+        <w:tc>
+          <w:tcPr/>
+          <w:p>
+            <w:pPr>
+              <w:pStyle w:val="Compact"/>
+            </w:pPr>
+            <w:r>
+              <w:t xml:space="preserve">Once per few runs</w:t>
+            </w:r>
+          </w:p>
+        </w:tc>
+      </w:tr>
+      <w:tr>
+        <w:tc>
+          <w:tcPr/>
+          <w:p>
+            <w:pPr>
+              <w:pStyle w:val="Compact"/>
+            </w:pPr>
+            <w:r>
+              <w:rPr>
+                <w:b/>
+                <w:bCs/>
+              </w:rPr>
+              <w:t xml:space="preserve">3</w:t>
+            </w:r>
+          </w:p>
+        </w:tc>
+        <w:tc>
+          <w:tcPr/>
+          <w:p>
+            <w:pPr>
+              <w:pStyle w:val="Compact"/>
+            </w:pPr>
+            <w:r>
+              <w:t xml:space="preserve">Oligo stocks, ending in one 10x oligo mix</w:t>
+            </w:r>
+          </w:p>
+        </w:tc>
+        <w:tc>
+          <w:tcPr/>
+          <w:p>
+            <w:pPr>
+              <w:pStyle w:val="Compact"/>
+            </w:pPr>
+            <w:r>
+              <w:rPr>
+                <w:b/>
+                <w:bCs/>
+              </w:rPr>
+              <w:t xml:space="preserve">Once, then never again</w:t>
+            </w:r>
+          </w:p>
+        </w:tc>
+      </w:tr>
+      <w:tr>
+        <w:tc>
+          <w:tcPr/>
+          <w:p>
+            <w:pPr>
+              <w:pStyle w:val="Compact"/>
+            </w:pPr>
+            <w:r>
+              <w:rPr>
+                <w:b/>
+                <w:bCs/>
+              </w:rPr>
+              <w:t xml:space="preserve">4</w:t>
+            </w:r>
+          </w:p>
+        </w:tc>
+        <w:tc>
+          <w:tcPr/>
+          <w:p>
+            <w:pPr>
+              <w:pStyle w:val="Compact"/>
+            </w:pPr>
+            <w:r>
+              <w:t xml:space="preserve">Master mix, 700 uL, enzymes last</w:t>
+            </w:r>
+          </w:p>
+        </w:tc>
+        <w:tc>
+          <w:tcPr/>
+          <w:p>
+            <w:pPr>
+              <w:pStyle w:val="Compact"/>
+            </w:pPr>
+            <w:r>
+              <w:t xml:space="preserve">Fresh every run</w:t>
+            </w:r>
+          </w:p>
+        </w:tc>
+      </w:tr>
+      <w:tr>
+        <w:tc>
+          <w:tcPr/>
+          <w:p>
+            <w:pPr>
+              <w:pStyle w:val="Compact"/>
+            </w:pPr>
+            <w:r>
+              <w:rPr>
+                <w:b/>
+                <w:bCs/>
+              </w:rPr>
+              <w:t xml:space="preserve">5</w:t>
+            </w:r>
+          </w:p>
+        </w:tc>
+        <w:tc>
+          <w:tcPr/>
+          <w:p>
+            <w:pPr>
+              <w:pStyle w:val="Compact"/>
+            </w:pPr>
+            <w:r>
+              <w:t xml:space="preserve">Load the plate</w:t>
+            </w:r>
+          </w:p>
+        </w:tc>
+        <w:tc>
+          <w:tcPr/>
+          <w:p>
+            <w:pPr>
+              <w:pStyle w:val="Compact"/>
+            </w:pPr>
+            <w:r>
+              <w:t xml:space="preserve">Every run</w:t>
+            </w:r>
+          </w:p>
+        </w:tc>
+      </w:tr>
+      <w:tr>
+        <w:tc>
+          <w:tcPr/>
+          <w:p>
+            <w:pPr>
+              <w:pStyle w:val="Compact"/>
+            </w:pPr>
+            <w:r>
+              <w:rPr>
+                <w:b/>
+                <w:bCs/>
+              </w:rPr>
+              <w:t xml:space="preserve">6</w:t>
+            </w:r>
+          </w:p>
+        </w:tc>
+        <w:tc>
+          <w:tcPr/>
+          <w:p>
+            <w:pPr>
+              <w:pStyle w:val="Compact"/>
+            </w:pPr>
+            <w:r>
+              <w:t xml:space="preserve">Run: 45 C, 12 h</w:t>
+            </w:r>
+          </w:p>
+        </w:tc>
+        <w:tc>
+          <w:tcPr/>
+          <w:p>
+            <w:pPr>
+              <w:pStyle w:val="Compact"/>
+            </w:pPr>
+            <w:r>
+              <w:t xml:space="preserve">Every run</w:t>
+            </w:r>
+          </w:p>
+        </w:tc>
+      </w:tr>
+      <w:tr>
+        <w:tc>
+          <w:tcPr/>
+          <w:p>
+            <w:pPr>
+              <w:pStyle w:val="Compact"/>
+            </w:pPr>
+            <w:r>
+              <w:rPr>
+                <w:b/>
+                <w:bCs/>
+              </w:rPr>
+              <w:t xml:space="preserve">7</w:t>
+            </w:r>
+          </w:p>
+        </w:tc>
+        <w:tc>
+          <w:tcPr/>
+          <w:p>
+            <w:pPr>
+              <w:pStyle w:val="Compact"/>
+            </w:pPr>
+            <w:r>
+              <w:t xml:space="preserve">Crowder layout</w:t>
+            </w:r>
+          </w:p>
+        </w:tc>
+        <w:tc>
+          <w:tcPr/>
+          <w:p>
+            <w:pPr>
+              <w:pStyle w:val="Compact"/>
+            </w:pPr>
+            <w:r>
+              <w:rPr>
+                <w:b/>
+                <w:bCs/>
+              </w:rPr>
+              <w:t xml:space="preserve">Phase 2 only. Skip this for now.</w:t>
+            </w:r>
+          </w:p>
+        </w:tc>
+      </w:tr>
+    </w:tbl>
     <w:p>
       <w:pPr>
         <w:pStyle w:val="BodyText"/>
       </w:pPr>
       <w:r>
-        <w:t xml:space="preserve">One well is</w:t>
-      </w:r>
-      <w:r>
-        <w:t xml:space="preserve"> </w:t>
-      </w:r>
-      <w:r>
-        <w:rPr>
-          <w:b/>
-          <w:bCs/>
-        </w:rPr>
-        <w:t xml:space="preserve">100 uL = 90 uL master mix + 10 uL combined oligo stock</w:t>
-      </w:r>
-      <w:r>
-        <w:t xml:space="preserve">.</w:t>
-      </w:r>
-    </w:p>
-    <w:bookmarkStart w:id="50" w:name="stage-1-component-stocks-make-once"/>
+        <w:t xml:space="preserve">Stages 1 to 3 are an afternoon of preparation. Once they are done, a run is stages 4 to 6 and takes about forty minutes of hands-on work.</w:t>
+      </w:r>
+    </w:p>
+    <w:bookmarkEnd w:id="50"/>
+    <w:bookmarkStart w:id="51" w:name="stage-1-component-stocks-make-once"/>
     <w:p>
       <w:pPr>
         <w:pStyle w:val="Heading2"/>
@@ -9692,8 +10075,13 @@
         <w:t xml:space="preserve">Synperonic dissolves badly. Add 5 g to 40 mL cold water, cover, leave in the fridge overnight, warm to room temperature, then top up to 50 mL.</w:t>
       </w:r>
     </w:p>
-    <w:bookmarkEnd w:id="50"/>
-    <w:bookmarkStart w:id="51" w:name="stage-2-4x-reaction-buffer-500-ul"/>
+    <w:p>
+      <w:r>
+        <w:br w:type="page"/>
+      </w:r>
+    </w:p>
+    <w:bookmarkEnd w:id="51"/>
+    <w:bookmarkStart w:id="52" w:name="stage-2-4x-reaction-buffer-500-ul"/>
     <w:p>
       <w:pPr>
         <w:pStyle w:val="Heading2"/>
@@ -9746,18 +10134,18 @@
               <w:pStyle w:val="Compact"/>
             </w:pPr>
             <w:r>
-              <w:t xml:space="preserve">Add</w:t>
-            </w:r>
-          </w:p>
-        </w:tc>
-        <w:tc>
-          <w:tcPr/>
-          <w:p>
-            <w:pPr>
-              <w:pStyle w:val="Compact"/>
-            </w:pPr>
-            <w:r>
-              <w:t xml:space="preserve">From</w:t>
+              <w:t xml:space="preserve">Component</w:t>
+            </w:r>
+          </w:p>
+        </w:tc>
+        <w:tc>
+          <w:tcPr/>
+          <w:p>
+            <w:pPr>
+              <w:pStyle w:val="Compact"/>
+            </w:pPr>
+            <w:r>
+              <w:t xml:space="preserve">Stock</w:t>
             </w:r>
           </w:p>
         </w:tc>
@@ -9779,18 +10167,18 @@
               <w:pStyle w:val="Compact"/>
             </w:pPr>
             <w:r>
-              <w:t xml:space="preserve">Gives at 4x</w:t>
-            </w:r>
-          </w:p>
-        </w:tc>
-        <w:tc>
-          <w:tcPr/>
-          <w:p>
-            <w:pPr>
-              <w:pStyle w:val="Compact"/>
-            </w:pPr>
-            <w:r>
-              <w:t xml:space="preserve">at 1x</w:t>
+              <w:t xml:space="preserve">At 4x</w:t>
+            </w:r>
+          </w:p>
+        </w:tc>
+        <w:tc>
+          <w:tcPr/>
+          <w:p>
+            <w:pPr>
+              <w:pStyle w:val="Compact"/>
+            </w:pPr>
+            <w:r>
+              <w:t xml:space="preserve">At 1x</w:t>
             </w:r>
           </w:p>
         </w:tc>
@@ -10571,14 +10959,173 @@
         </w:tc>
       </w:tr>
     </w:tbl>
-    <w:bookmarkEnd w:id="51"/>
-    <w:bookmarkStart w:id="52" w:name="stage-3-oligo-stocks"/>
+    <w:p>
+      <w:r>
+        <w:br w:type="page"/>
+      </w:r>
+    </w:p>
+    <w:bookmarkEnd w:id="52"/>
+    <w:bookmarkStart w:id="57" w:name="stage-3-oligo-stocks"/>
     <w:p>
       <w:pPr>
         <w:pStyle w:val="Heading2"/>
       </w:pPr>
       <w:r>
         <w:t xml:space="preserve">Stage 3: Oligo stocks</w:t>
+      </w:r>
+    </w:p>
+    <w:bookmarkStart w:id="53" w:name="read-this-before-the-tables"/>
+    <w:p>
+      <w:pPr>
+        <w:pStyle w:val="Heading3"/>
+      </w:pPr>
+      <w:r>
+        <w:t xml:space="preserve">Read this before the tables</w:t>
+      </w:r>
+    </w:p>
+    <w:p>
+      <w:pPr>
+        <w:pStyle w:val="FirstParagraph"/>
+      </w:pPr>
+      <w:r>
+        <w:t xml:space="preserve">The DNA goes through three tubes before it reaches a well, and it is easy to confuse them. Here is the whole path:</w:t>
+      </w:r>
+    </w:p>
+    <w:p>
+      <w:pPr>
+        <w:pStyle w:val="SourceCode"/>
+      </w:pPr>
+      <w:r>
+        <w:rPr>
+          <w:rStyle w:val="VerbatimChar"/>
+        </w:rPr>
+        <w:t xml:space="preserve">   IDT dry tube</w:t>
+      </w:r>
+      <w:r>
+        <w:br/>
+      </w:r>
+      <w:r>
+        <w:rPr>
+          <w:rStyle w:val="VerbatimChar"/>
+        </w:rPr>
+        <w:t xml:space="preserve">        |  add water, once</w:t>
+      </w:r>
+      <w:r>
+        <w:br/>
+      </w:r>
+      <w:r>
+        <w:rPr>
+          <w:rStyle w:val="VerbatimChar"/>
+        </w:rPr>
+        <w:t xml:space="preserve">        v</w:t>
+      </w:r>
+      <w:r>
+        <w:br/>
+      </w:r>
+      <w:r>
+        <w:rPr>
+          <w:rStyle w:val="VerbatimChar"/>
+        </w:rPr>
+        <w:t xml:space="preserve">1.  TUBE STOCK, 100 uM          one tube per strand, the archive.</w:t>
+      </w:r>
+      <w:r>
+        <w:br/>
+      </w:r>
+      <w:r>
+        <w:rPr>
+          <w:rStyle w:val="VerbatimChar"/>
+        </w:rPr>
+        <w:t xml:space="preserve">        |                        You touch this twice, then it lives</w:t>
+      </w:r>
+      <w:r>
+        <w:br/>
+      </w:r>
+      <w:r>
+        <w:rPr>
+          <w:rStyle w:val="VerbatimChar"/>
+        </w:rPr>
+        <w:t xml:space="preserve">        |                        in the freezer.</w:t>
+      </w:r>
+      <w:r>
+        <w:br/>
+      </w:r>
+      <w:r>
+        <w:rPr>
+          <w:rStyle w:val="VerbatimChar"/>
+        </w:rPr>
+        <w:t xml:space="preserve">        v</w:t>
+      </w:r>
+      <w:r>
+        <w:br/>
+      </w:r>
+      <w:r>
+        <w:rPr>
+          <w:rStyle w:val="VerbatimChar"/>
+        </w:rPr>
+        <w:t xml:space="preserve">2.  WORKING DILUTION, 10 uM     N and P only. Exists purely because</w:t>
+      </w:r>
+      <w:r>
+        <w:br/>
+      </w:r>
+      <w:r>
+        <w:rPr>
+          <w:rStyle w:val="VerbatimChar"/>
+        </w:rPr>
+        <w:t xml:space="preserve">        |                        1 uL is too small to pipette well.</w:t>
+      </w:r>
+      <w:r>
+        <w:br/>
+      </w:r>
+      <w:r>
+        <w:rPr>
+          <w:rStyle w:val="VerbatimChar"/>
+        </w:rPr>
+        <w:t xml:space="preserve">        v</w:t>
+      </w:r>
+      <w:r>
+        <w:br/>
+      </w:r>
+      <w:r>
+        <w:rPr>
+          <w:rStyle w:val="VerbatimChar"/>
+        </w:rPr>
+        <w:t xml:space="preserve">3.  OLIGO MIX, 10x              ALL THREE STRANDS IN ONE TUBE.</w:t>
+      </w:r>
+      <w:r>
+        <w:br/>
+      </w:r>
+      <w:r>
+        <w:rPr>
+          <w:rStyle w:val="VerbatimChar"/>
+        </w:rPr>
+        <w:t xml:space="preserve">        |                        1000 uL, made once.</w:t>
+      </w:r>
+      <w:r>
+        <w:br/>
+      </w:r>
+      <w:r>
+        <w:rPr>
+          <w:rStyle w:val="VerbatimChar"/>
+        </w:rPr>
+        <w:t xml:space="preserve">        |  10 uL per well        &gt;&gt;&gt; THIS is what you pipette at</w:t>
+      </w:r>
+      <w:r>
+        <w:br/>
+      </w:r>
+      <w:r>
+        <w:rPr>
+          <w:rStyle w:val="VerbatimChar"/>
+        </w:rPr>
+        <w:t xml:space="preserve">        v                        &gt;&gt;&gt; the bench, and nothing else.</w:t>
+      </w:r>
+      <w:r>
+        <w:br/>
+      </w:r>
+      <w:r>
+        <w:rPr>
+          <w:rStyle w:val="VerbatimChar"/>
+        </w:rPr>
+        <w:t xml:space="preserve">     the well</w:t>
       </w:r>
     </w:p>
     <w:p>
@@ -10590,11 +11137,91 @@
           <w:b/>
           <w:bCs/>
         </w:rPr>
-        <w:t xml:space="preserve">3a. Primary stocks, 100 uM.</w:t>
-      </w:r>
-      <w:r>
-        <w:t xml:space="preserve"> </w:t>
-      </w:r>
+        <w:t xml:space="preserve">The volumes in the tables below (16 uL, 10 uL, 30 uL) are used exactly once</w:t>
+      </w:r>
+      <w:r>
+        <w:t xml:space="preserve">, on the day you make the oligo mix. After that they never appear again. At the bench you pipette</w:t>
+      </w:r>
+      <w:r>
+        <w:t xml:space="preserve"> </w:t>
+      </w:r>
+      <w:r>
+        <w:rPr>
+          <w:b/>
+          <w:bCs/>
+        </w:rPr>
+        <w:t xml:space="preserve">10 uL of the finished oligo mix</w:t>
+      </w:r>
+      <w:r>
+        <w:t xml:space="preserve"> </w:t>
+      </w:r>
+      <w:r>
+        <w:t xml:space="preserve">into each reaction well, and that single number is the only oligo volume you ever handle again.</w:t>
+      </w:r>
+    </w:p>
+    <w:p>
+      <w:pPr>
+        <w:pStyle w:val="BodyText"/>
+      </w:pPr>
+      <w:r>
+        <w:rPr>
+          <w:b/>
+          <w:bCs/>
+        </w:rPr>
+        <w:t xml:space="preserve">Why it is called 10x.</w:t>
+      </w:r>
+      <w:r>
+        <w:t xml:space="preserve"> </w:t>
+      </w:r>
+      <w:r>
+        <w:t xml:space="preserve">10 uL of the mix goes into a 100 uL well, so it gets diluted tenfold on the way in. The mix therefore has to hold every strand at ten times its final concentration. G ends up at 160 nM in the well, so the mix carries it at 1600 nM, which is 1.6 uM. Same logic for the other two.</w:t>
+      </w:r>
+    </w:p>
+    <w:p>
+      <w:pPr>
+        <w:pStyle w:val="BodyText"/>
+      </w:pPr>
+      <w:r>
+        <w:rPr>
+          <w:b/>
+          <w:bCs/>
+        </w:rPr>
+        <w:t xml:space="preserve">Why make 1000 uL when a run only needs 30.</w:t>
+      </w:r>
+      <w:r>
+        <w:t xml:space="preserve"> </w:t>
+      </w:r>
+      <w:r>
+        <w:t xml:space="preserve">Deliberately. It is about twenty runs’ worth, and making it once means</w:t>
+      </w:r>
+      <w:r>
+        <w:t xml:space="preserve"> </w:t>
+      </w:r>
+      <w:r>
+        <w:rPr>
+          <w:b/>
+          <w:bCs/>
+        </w:rPr>
+        <w:t xml:space="preserve">every experiment for the rest of the project uses identically concentrated DNA</w:t>
+      </w:r>
+      <w:r>
+        <w:t xml:space="preserve">. That removes a whole class of run-to-run variation from your results at the cost of one afternoon. Split it into aliquots so you never thaw the whole thing.</w:t>
+      </w:r>
+    </w:p>
+    <w:bookmarkEnd w:id="53"/>
+    <w:bookmarkStart w:id="54" w:name="a.-tube-stocks-100-um"/>
+    <w:p>
+      <w:pPr>
+        <w:pStyle w:val="Heading3"/>
+      </w:pPr>
+      <w:r>
+        <w:t xml:space="preserve">3a. Tube stocks, 100 uM</w:t>
+      </w:r>
+    </w:p>
+    <w:p>
+      <w:pPr>
+        <w:pStyle w:val="FirstParagraph"/>
+      </w:pPr>
       <w:r>
         <w:t xml:space="preserve">IDT delivered amounts are confirmed, so these are exact. Let the tubes reach room temperature, spin them down before opening, then add:</w:t>
       </w:r>
@@ -10930,22 +11557,22 @@
         <w:t xml:space="preserve">Wrap G in foil.</w:t>
       </w:r>
     </w:p>
-    <w:p>
-      <w:pPr>
-        <w:pStyle w:val="BodyText"/>
-      </w:pPr>
-      <w:r>
-        <w:rPr>
-          <w:b/>
-          <w:bCs/>
-        </w:rPr>
-        <w:t xml:space="preserve">3b. Intermediate stocks for N and P.</w:t>
-      </w:r>
-      <w:r>
-        <w:t xml:space="preserve"> </w:t>
-      </w:r>
-      <w:r>
-        <w:t xml:space="preserve">The lab book pipettes 1 uL and 3 uL straight from the 100 uM primary. That is below reliable delivery and it is the largest error source in the chain. Do this instead:</w:t>
+    <w:bookmarkEnd w:id="54"/>
+    <w:bookmarkStart w:id="55" w:name="b.-working-dilutions-10-um-n-and-p-only"/>
+    <w:p>
+      <w:pPr>
+        <w:pStyle w:val="Heading3"/>
+      </w:pPr>
+      <w:r>
+        <w:t xml:space="preserve">3b. Working dilutions, 10 uM, N and P only</w:t>
+      </w:r>
+    </w:p>
+    <w:p>
+      <w:pPr>
+        <w:pStyle w:val="FirstParagraph"/>
+      </w:pPr>
+      <w:r>
+        <w:t xml:space="preserve">G is not diluted here. It goes into the mix straight from its tube stock, because 16 uL is a perfectly good volume to pipette.</w:t>
       </w:r>
     </w:p>
     <w:tbl>
@@ -11027,7 +11654,7 @@
               <w:pStyle w:val="Compact"/>
             </w:pPr>
             <w:r>
-              <w:t xml:space="preserve">10 uL primary + 90 uL water</w:t>
+              <w:t xml:space="preserve">10 uL of the 100 uM tube stock + 90 uL water</w:t>
             </w:r>
           </w:p>
         </w:tc>
@@ -11062,7 +11689,7 @@
               <w:pStyle w:val="Compact"/>
             </w:pPr>
             <w:r>
-              <w:t xml:space="preserve">10 uL primary + 90 uL water</w:t>
+              <w:t xml:space="preserve">10 uL of the 100 uM tube stock + 90 uL water</w:t>
             </w:r>
           </w:p>
         </w:tc>
@@ -11073,11 +11700,25 @@
         <w:pStyle w:val="BodyText"/>
       </w:pPr>
       <w:r>
-        <w:rPr>
-          <w:b/>
-          <w:bCs/>
-        </w:rPr>
-        <w:t xml:space="preserve">3c. Combined 10x oligo stock, 1000 uL.</w:t>
+        <w:t xml:space="preserve">These exist for one reason. Going straight from 100 uM would mean pipetting 1.6 uL of N and 4.8 uL of P into the mix, and a P2 at the bottom of its range is the single largest error source in this whole chain. One extra dilution step removes it.</w:t>
+      </w:r>
+    </w:p>
+    <w:bookmarkEnd w:id="55"/>
+    <w:bookmarkStart w:id="56" w:name="c.-the-oligo-mix-1000-ul-at-10x"/>
+    <w:p>
+      <w:pPr>
+        <w:pStyle w:val="Heading3"/>
+      </w:pPr>
+      <w:r>
+        <w:t xml:space="preserve">3c. The oligo mix, 1000 uL at 10x</w:t>
+      </w:r>
+    </w:p>
+    <w:p>
+      <w:pPr>
+        <w:pStyle w:val="FirstParagraph"/>
+      </w:pPr>
+      <w:r>
+        <w:t xml:space="preserve">All three strands, one tube. Make this once.</w:t>
       </w:r>
     </w:p>
     <w:tbl>
@@ -11137,18 +11778,18 @@
               <w:pStyle w:val="Compact"/>
             </w:pPr>
             <w:r>
-              <w:t xml:space="preserve">Gives in 10x stock</w:t>
-            </w:r>
-          </w:p>
-        </w:tc>
-        <w:tc>
-          <w:tcPr/>
-          <w:p>
-            <w:pPr>
-              <w:pStyle w:val="Compact"/>
-            </w:pPr>
-            <w:r>
-              <w:t xml:space="preserve">Gives in well</w:t>
+              <w:t xml:space="preserve">In the mix</w:t>
+            </w:r>
+          </w:p>
+        </w:tc>
+        <w:tc>
+          <w:tcPr/>
+          <w:p>
+            <w:pPr>
+              <w:pStyle w:val="Compact"/>
+            </w:pPr>
+            <w:r>
+              <w:t xml:space="preserve">In the well</w:t>
             </w:r>
           </w:p>
         </w:tc>
@@ -11172,7 +11813,7 @@
               <w:pStyle w:val="Compact"/>
             </w:pPr>
             <w:r>
-              <w:t xml:space="preserve">100 uM</w:t>
+              <w:t xml:space="preserve">100 uM tube stock</w:t>
             </w:r>
           </w:p>
         </w:tc>
@@ -11237,7 +11878,7 @@
               <w:pStyle w:val="Compact"/>
             </w:pPr>
             <w:r>
-              <w:t xml:space="preserve">10 uM</w:t>
+              <w:t xml:space="preserve">10 uM working dilution</w:t>
             </w:r>
           </w:p>
         </w:tc>
@@ -11302,7 +11943,7 @@
               <w:pStyle w:val="Compact"/>
             </w:pPr>
             <w:r>
-              <w:t xml:space="preserve">10 uM</w:t>
+              <w:t xml:space="preserve">10 uM working dilution</w:t>
             </w:r>
           </w:p>
         </w:tc>
@@ -11400,17 +12041,110 @@
           </w:p>
         </w:tc>
       </w:tr>
+      <w:tr>
+        <w:tc>
+          <w:tcPr/>
+          <w:p>
+            <w:pPr>
+              <w:pStyle w:val="Compact"/>
+            </w:pPr>
+            <w:r>
+              <w:rPr>
+                <w:b/>
+                <w:bCs/>
+              </w:rPr>
+              <w:t xml:space="preserve">Total</w:t>
+            </w:r>
+          </w:p>
+        </w:tc>
+        <w:tc>
+          <w:tcPr/>
+          <w:p>
+            <w:pPr>
+              <w:pStyle w:val="Compact"/>
+            </w:pPr>
+          </w:p>
+        </w:tc>
+        <w:tc>
+          <w:tcPr/>
+          <w:p>
+            <w:pPr>
+              <w:pStyle w:val="Compact"/>
+            </w:pPr>
+            <w:r>
+              <w:rPr>
+                <w:b/>
+                <w:bCs/>
+              </w:rPr>
+              <w:t xml:space="preserve">1000 uL</w:t>
+            </w:r>
+          </w:p>
+        </w:tc>
+        <w:tc>
+          <w:tcPr/>
+          <w:p>
+            <w:pPr>
+              <w:pStyle w:val="Compact"/>
+            </w:pPr>
+          </w:p>
+        </w:tc>
+        <w:tc>
+          <w:tcPr/>
+          <w:p>
+            <w:pPr>
+              <w:pStyle w:val="Compact"/>
+            </w:pPr>
+          </w:p>
+        </w:tc>
+      </w:tr>
     </w:tbl>
     <w:p>
       <w:pPr>
         <w:pStyle w:val="BodyText"/>
       </w:pPr>
       <w:r>
-        <w:t xml:space="preserve">Split into 5 aliquots of 200 uL and store at -20 C in foil. Each aliquot covers 20 wells.</w:t>
-      </w:r>
-    </w:p>
-    <w:bookmarkEnd w:id="52"/>
-    <w:bookmarkStart w:id="53" w:name="stage-4-master-mix"/>
+        <w:t xml:space="preserve">Split into</w:t>
+      </w:r>
+      <w:r>
+        <w:t xml:space="preserve"> </w:t>
+      </w:r>
+      <w:r>
+        <w:rPr>
+          <w:b/>
+          <w:bCs/>
+        </w:rPr>
+        <w:t xml:space="preserve">5 aliquots of 200 uL</w:t>
+      </w:r>
+      <w:r>
+        <w:t xml:space="preserve">, store at -20 C wrapped in foil, and thaw one at a time. Each aliquot is 20 wells, so roughly six runs.</w:t>
+      </w:r>
+    </w:p>
+    <w:p>
+      <w:pPr>
+        <w:pStyle w:val="BlockText"/>
+      </w:pPr>
+      <w:r>
+        <w:rPr>
+          <w:b/>
+          <w:bCs/>
+        </w:rPr>
+        <w:t xml:space="preserve">At the bench, from here on: 10 uL of this mix per reaction well.</w:t>
+      </w:r>
+      <w:r>
+        <w:t xml:space="preserve"> </w:t>
+      </w:r>
+      <w:r>
+        <w:t xml:space="preserve">That is the only oligo volume in the rest of the protocol. The 16, 10 and 30 above are finished with.</w:t>
+      </w:r>
+    </w:p>
+    <w:p>
+      <w:r>
+        <w:br w:type="page"/>
+      </w:r>
+    </w:p>
+    <w:bookmarkEnd w:id="56"/>
+    <w:bookmarkEnd w:id="57"/>
+    <w:bookmarkStart w:id="58" w:name="stage-4-master-mix"/>
     <w:p>
       <w:pPr>
         <w:pStyle w:val="Heading2"/>
@@ -11477,29 +12211,29 @@
               <w:pStyle w:val="Compact"/>
             </w:pPr>
             <w:r>
-              <w:t xml:space="preserve">Add</w:t>
-            </w:r>
-          </w:p>
-        </w:tc>
-        <w:tc>
-          <w:tcPr/>
-          <w:p>
-            <w:pPr>
-              <w:pStyle w:val="Compact"/>
-            </w:pPr>
-            <w:r>
-              <w:t xml:space="preserve">From</w:t>
-            </w:r>
-          </w:p>
-        </w:tc>
-        <w:tc>
-          <w:tcPr/>
-          <w:p>
-            <w:pPr>
-              <w:pStyle w:val="Compact"/>
-            </w:pPr>
-            <w:r>
-              <w:t xml:space="preserve">Per 100 uL well</w:t>
+              <w:t xml:space="preserve">Component</w:t>
+            </w:r>
+          </w:p>
+        </w:tc>
+        <w:tc>
+          <w:tcPr/>
+          <w:p>
+            <w:pPr>
+              <w:pStyle w:val="Compact"/>
+            </w:pPr>
+            <w:r>
+              <w:t xml:space="preserve">Stock</w:t>
+            </w:r>
+          </w:p>
+        </w:tc>
+        <w:tc>
+          <w:tcPr/>
+          <w:p>
+            <w:pPr>
+              <w:pStyle w:val="Compact"/>
+            </w:pPr>
+            <w:r>
+              <w:t xml:space="preserve">Per well</w:t>
             </w:r>
           </w:p>
         </w:tc>
@@ -11521,7 +12255,7 @@
               <w:pStyle w:val="Compact"/>
             </w:pPr>
             <w:r>
-              <w:t xml:space="preserve">Final in well</w:t>
+              <w:t xml:space="preserve">Final</w:t>
             </w:r>
           </w:p>
         </w:tc>
@@ -12217,8 +12951,13 @@
         <w:t xml:space="preserve">, into every well. Glycerol is far too small to crowd the way PEG 8000 does, but it lowers water activity and raises viscosity by roughly a tenth, which is not nothing against a crowder series running 0 to 18 percent w/v. It is identical in every well, so it does not confound the comparison between crowders. It does mean the zero-crowder control is not a crowder-free reference in absolute terms, and the model’s water-activity term should carry it before any absolute prediction is quoted against bench data.</w:t>
       </w:r>
     </w:p>
-    <w:bookmarkEnd w:id="53"/>
-    <w:bookmarkStart w:id="54" w:name="stage-5-load-the-plate"/>
+    <w:p>
+      <w:r>
+        <w:br w:type="page"/>
+      </w:r>
+    </w:p>
+    <w:bookmarkEnd w:id="58"/>
+    <w:bookmarkStart w:id="59" w:name="stage-5-load-the-plate"/>
     <w:p>
       <w:pPr>
         <w:pStyle w:val="Heading2"/>
@@ -12305,7 +13044,7 @@
               <w:pStyle w:val="Compact"/>
             </w:pPr>
             <w:r>
-              <w:t xml:space="preserve">Purpose</w:t>
+              <w:t xml:space="preserve">What it tells you</w:t>
             </w:r>
           </w:p>
         </w:tc>
@@ -12512,8 +13251,13 @@
         <w:t xml:space="preserve">Seal with optical adhesive film, pressing hard along every edge. Spin the plate briefly. Load immediately.</w:t>
       </w:r>
     </w:p>
-    <w:bookmarkEnd w:id="54"/>
-    <w:bookmarkStart w:id="55" w:name="stage-6-run"/>
+    <w:p>
+      <w:r>
+        <w:br w:type="page"/>
+      </w:r>
+    </w:p>
+    <w:bookmarkEnd w:id="59"/>
+    <w:bookmarkStart w:id="60" w:name="stage-6-run"/>
     <w:p>
       <w:pPr>
         <w:pStyle w:val="Heading2"/>
@@ -12600,8 +13344,13 @@
         <w:t xml:space="preserve">Falling red fluorescence means rising prey. Do not treat that as a fault.</w:t>
       </w:r>
     </w:p>
-    <w:bookmarkEnd w:id="55"/>
-    <w:bookmarkStart w:id="56" w:name="stage-7-adding-crowder-phase-2-only"/>
+    <w:p>
+      <w:r>
+        <w:br w:type="page"/>
+      </w:r>
+    </w:p>
+    <w:bookmarkEnd w:id="60"/>
+    <w:bookmarkStart w:id="61" w:name="stage-7-adding-crowder-phase-2-only"/>
     <w:p>
       <w:pPr>
         <w:pStyle w:val="Heading2"/>
@@ -12688,9 +13437,9 @@
         <w:t xml:space="preserve">the final w/v. Warm to dissolve, use cut tips, and make Ficoll the day before because it is very viscous.</w:t>
       </w:r>
     </w:p>
-    <w:bookmarkEnd w:id="56"/>
-    <w:bookmarkEnd w:id="57"/>
-    <w:bookmarkStart w:id="59" w:name="before-the-first-run"/>
+    <w:bookmarkEnd w:id="61"/>
+    <w:bookmarkEnd w:id="62"/>
+    <w:bookmarkStart w:id="64" w:name="before-the-first-run"/>
     <w:p>
       <w:pPr>
         <w:pStyle w:val="Heading1"/>
@@ -12874,7 +13623,7 @@
         <w:t xml:space="preserve">into single-run volumes to avoid repeated freeze-thaw. The tube holds enough for two or three runs.</w:t>
       </w:r>
     </w:p>
-    <w:bookmarkStart w:id="58" w:name="sources"/>
+    <w:bookmarkStart w:id="63" w:name="sources"/>
     <w:p>
       <w:pPr>
         <w:pStyle w:val="Heading2"/>
@@ -12992,8 +13741,8 @@
         <w:t xml:space="preserve">FLOCK Undermind literature scan, 47 papers. Basis for the crowding coefficients and the finding that no existing paper models crowding in this oscillator.</w:t>
       </w:r>
     </w:p>
-    <w:bookmarkEnd w:id="58"/>
-    <w:bookmarkEnd w:id="59"/>
+    <w:bookmarkEnd w:id="63"/>
+    <w:bookmarkEnd w:id="64"/>
     <w:sectPr>
       <w:pgSz w:w="11906" w:h="16838"/>
       <w:pgMar w:top="1134" w:right="1134" w:bottom="1134" w:left="1134" w:header="709" w:footer="709" w:gutter="0"/>

--- a/wetlab/BIOMOD_2026_Project_Brief.docx
+++ b/wetlab/BIOMOD_2026_Project_Brief.docx
@@ -2192,13 +2192,21 @@
           <w:b/>
           <w:bCs/>
         </w:rPr>
-        <w:t xml:space="preserve">5. ET SSB is in the buffer but not in the model.</w:t>
-      </w:r>
-      <w:r>
-        <w:t xml:space="preserve"> </w:t>
-      </w:r>
-      <w:r>
-        <w:t xml:space="preserve">It coats single-stranded DNA, which is exactly what crowding acts on, and it is known to modulate RecJ-family exonuclease activity. If we use it, the model has a gap. If we omit it, we deviate from Fujii. Worth deciding deliberately rather than by default.</w:t>
+        <w:t xml:space="preserve">5. ET SSB may blunt the very effect we are measuring. Phase 2 concern only.</w:t>
+      </w:r>
+      <w:r>
+        <w:t xml:space="preserve"> </w:t>
+      </w:r>
+      <w:r>
+        <w:t xml:space="preserve">Resolved 25 September: ET SSB is Fujii’s own reagent, listed in his SI among the components added at assembly, so using it is fidelity rather than deviation. It needs no model term either, because Table S5’s rate constants were measured with it present and already absorb its effect.</w:t>
+      </w:r>
+    </w:p>
+    <w:p>
+      <w:pPr>
+        <w:pStyle w:val="BodyText"/>
+      </w:pPr>
+      <w:r>
+        <w:t xml:space="preserve">What remains is narrower. SSB coats single-stranded DNA, and single-stranded DNA is where crowding acts hardest on this network, so SSB may damp the crowding response. Keep the baseline faithful and settle it later with a plus/minus SSB pair at one PEG concentration.</w:t>
       </w:r>
     </w:p>
     <w:p>
@@ -2998,7 +3006,7 @@
               <w:pStyle w:val="Compact"/>
             </w:pPr>
             <w:r>
-              <w:t xml:space="preserve">CONFIRMED (lab book)</w:t>
+              <w:t xml:space="preserve">CONFIRMED (lab book + Fujii SI)</w:t>
             </w:r>
           </w:p>
         </w:tc>
@@ -4029,13 +4037,13 @@
           <w:b/>
           <w:bCs/>
         </w:rPr>
-        <w:t xml:space="preserve">ET SSB, around 100 nM. Undecided.</w:t>
-      </w:r>
-      <w:r>
-        <w:t xml:space="preserve"> </w:t>
-      </w:r>
-      <w:r>
-        <w:t xml:space="preserve">Extreme Thermostable Single-Stranded DNA Binding protein coats single strands, stops them folding into hairpins or mispairing, and improves polymerase processivity.</w:t>
+        <w:t xml:space="preserve">ET SSB, 5 ug/mL. Use it. This is Fujii’s, not ours.</w:t>
+      </w:r>
+      <w:r>
+        <w:t xml:space="preserve"> </w:t>
+      </w:r>
+      <w:r>
+        <w:t xml:space="preserve">Extreme Thermostable Single-Stranded DNA Binding protein coats single strands, stops them folding into hairpins or mispairing, and improves polymerase processivity. NEB supplies it at 500 ug/mL, so 1 uL into a 100 uL well gives 5 ug/mL exactly, which is the lab book figure.</w:t>
       </w:r>
     </w:p>
     <w:p>
@@ -4043,7 +4051,7 @@
         <w:pStyle w:val="BodyText"/>
       </w:pPr>
       <w:r>
-        <w:t xml:space="preserve">The problem is that it does its job by binding exactly the thing two other parts of the system care about.</w:t>
+        <w:t xml:space="preserve">Fujii’s SI lists ET SSB alongside BSA and DTT as the components held out of the 4x buffer stock and added at assembly time.</w:t>
       </w:r>
       <w:r>
         <w:t xml:space="preserve"> </w:t>
@@ -4053,10 +4061,31 @@
           <w:b/>
           <w:bCs/>
         </w:rPr>
+        <w:t xml:space="preserve">Leaving it out would be the deviation</w:t>
+      </w:r>
+      <w:r>
+        <w:t xml:space="preserve">, not putting it in.</w:t>
+      </w:r>
+    </w:p>
+    <w:p>
+      <w:pPr>
+        <w:pStyle w:val="BodyText"/>
+      </w:pPr>
+      <w:r>
+        <w:t xml:space="preserve">There is a real mechanistic tension here, and it is worth understanding rather than worrying about. SSB does its job by binding exactly what two other parts of the system care about:</w:t>
+      </w:r>
+      <w:r>
+        <w:t xml:space="preserve"> </w:t>
+      </w:r>
+      <w:r>
+        <w:rPr>
+          <w:b/>
+          <w:bCs/>
+        </w:rPr>
         <w:t xml:space="preserve">ttRecJ is a single-strand-specific exonuclease</w:t>
       </w:r>
       <w:r>
-        <w:t xml:space="preserve">, so SSB and ttRecJ compete for the same substrate, and SSB is documented to modulate RecJ-family activity directly. Separately, single-stranded DNA is precisely where crowding exerts most of its effect on this network, so coating it changes what we are trying to measure.</w:t>
+        <w:t xml:space="preserve">, so SSB and ttRecJ compete for the same substrate, and SSB is documented to modulate RecJ-family activity directly.</w:t>
       </w:r>
     </w:p>
     <w:p>
@@ -4064,7 +4093,33 @@
         <w:pStyle w:val="BodyText"/>
       </w:pPr>
       <w:r>
-        <w:t xml:space="preserve">So: include it and the model has an unrepresented interaction sitting right on the death arm. Omit it and we have deviated from Fujii in a second place. Either is defensible. What is not defensible is deciding it by accident, which is the current position.</w:t>
+        <w:t xml:space="preserve">That competition is not a problem to be avoided. Fujii ran the system with SSB present and got clean 90-minute oscillations, so it is already part of the published behaviour we are reproducing.</w:t>
+      </w:r>
+    </w:p>
+    <w:p>
+      <w:pPr>
+        <w:pStyle w:val="BodyText"/>
+      </w:pPr>
+      <w:r>
+        <w:rPr>
+          <w:b/>
+          <w:bCs/>
+        </w:rPr>
+        <w:t xml:space="preserve">It also means SSB needs no separate term in the model.</w:t>
+      </w:r>
+      <w:r>
+        <w:t xml:space="preserve"> </w:t>
+      </w:r>
+      <w:r>
+        <w:t xml:space="preserve">The rate constants in SI Table S5 were measured in a buffer that contained SSB, so its effect is already absorbed into k1, k2, kN and kP. There is no gap.</w:t>
+      </w:r>
+    </w:p>
+    <w:p>
+      <w:pPr>
+        <w:pStyle w:val="BodyText"/>
+      </w:pPr>
+      <w:r>
+        <w:t xml:space="preserve">The genuinely open question is a phase 2 one. Single-stranded DNA is where crowding exerts most of its effect on this network, and SSB is sitting on it. So SSB may blunt the crowding response we are trying to measure. That is not a reason to change the baseline; it is a reason to run a clean side experiment later, plus and minus SSB at one PEG concentration, once the dilute cycle works.</w:t>
       </w:r>
     </w:p>
     <w:bookmarkEnd w:id="25"/>
@@ -5321,7 +5376,7 @@
               <w:pStyle w:val="Compact"/>
             </w:pPr>
             <w:r>
-              <w:t xml:space="preserve">500 ng/uL</w:t>
+              <w:t xml:space="preserve">500 ug/mL</w:t>
             </w:r>
           </w:p>
         </w:tc>
@@ -5343,7 +5398,7 @@
               <w:pStyle w:val="Compact"/>
             </w:pPr>
             <w:r>
-              <w:t xml:space="preserve">If used, see the decision above</w:t>
+              <w:t xml:space="preserve">5 ug/mL, Fujii’s own figure</w:t>
             </w:r>
           </w:p>
         </w:tc>
@@ -8474,7 +8529,7 @@
               <w:pStyle w:val="Compact"/>
             </w:pPr>
             <w:r>
-              <w:t xml:space="preserve">about 100 nM</w:t>
+              <w:t xml:space="preserve">about 100 nM, flagged undecided</w:t>
             </w:r>
           </w:p>
         </w:tc>
@@ -8500,7 +8555,7 @@
               <w:pStyle w:val="Compact"/>
             </w:pPr>
             <w:r>
-              <w:t xml:space="preserve">Lab book wins, concrete figure</w:t>
+              <w:t xml:space="preserve">Lab book wins, and it is Fujii’s reagent</w:t>
             </w:r>
           </w:p>
         </w:tc>
@@ -13592,13 +13647,22 @@
           <w:b/>
           <w:bCs/>
         </w:rPr>
-        <w:t xml:space="preserve">Decide on ET SSB.</w:t>
-      </w:r>
-      <w:r>
-        <w:t xml:space="preserve"> </w:t>
-      </w:r>
-      <w:r>
-        <w:t xml:space="preserve">In the buffer and out of the model, or out of both. Either is defensible; the current state is neither.</w:t>
+        <w:t xml:space="preserve">Aliquot the dNTPs</w:t>
+      </w:r>
+      <w:r>
+        <w:t xml:space="preserve"> </w:t>
+      </w:r>
+      <w:r>
+        <w:t xml:space="preserve">into single-run volumes to avoid repeated freeze-thaw. The tube holds enough for two or three runs.</w:t>
+      </w:r>
+    </w:p>
+    <w:bookmarkStart w:id="63" w:name="sources"/>
+    <w:p>
+      <w:pPr>
+        <w:pStyle w:val="Heading2"/>
+      </w:pPr>
+      <w:r>
+        <w:t xml:space="preserve">Sources</w:t>
       </w:r>
     </w:p>
     <w:p>
@@ -13610,26 +13674,20 @@
         </w:numPr>
       </w:pPr>
       <w:r>
-        <w:rPr>
-          <w:b/>
-          <w:bCs/>
-        </w:rPr>
-        <w:t xml:space="preserve">Aliquot the dNTPs</w:t>
-      </w:r>
-      <w:r>
-        <w:t xml:space="preserve"> </w:t>
-      </w:r>
-      <w:r>
-        <w:t xml:space="preserve">into single-run volumes to avoid repeated freeze-thaw. The tube holds enough for two or three runs.</w:t>
-      </w:r>
-    </w:p>
-    <w:bookmarkStart w:id="63" w:name="sources"/>
-    <w:p>
-      <w:pPr>
-        <w:pStyle w:val="Heading2"/>
-      </w:pPr>
-      <w:r>
-        <w:t xml:space="preserve">Sources</w:t>
+        <w:t xml:space="preserve">Fujii T. and Rondelez Y.,</w:t>
+      </w:r>
+      <w:r>
+        <w:t xml:space="preserve"> </w:t>
+      </w:r>
+      <w:r>
+        <w:rPr>
+          <w:i/>
+          <w:iCs/>
+        </w:rPr>
+        <w:t xml:space="preserve">Predator-prey molecular ecosystems</w:t>
+      </w:r>
+      <w:r>
+        <w:t xml:space="preserve">, ACS Nano 2013. Circuit, sequences, buffer, enzyme concentrations, 46.5 C protocol.</w:t>
       </w:r>
     </w:p>
     <w:p>
@@ -13637,24 +13695,11 @@
         <w:pStyle w:val="Compact"/>
         <w:numPr>
           <w:ilvl w:val="0"/>
-          <w:numId w:val="1016"/>
+          <w:numId w:val="1015"/>
         </w:numPr>
       </w:pPr>
       <w:r>
-        <w:t xml:space="preserve">Fujii T. and Rondelez Y.,</w:t>
-      </w:r>
-      <w:r>
-        <w:t xml:space="preserve"> </w:t>
-      </w:r>
-      <w:r>
-        <w:rPr>
-          <w:i/>
-          <w:iCs/>
-        </w:rPr>
-        <w:t xml:space="preserve">Predator-prey molecular ecosystems</w:t>
-      </w:r>
-      <w:r>
-        <w:t xml:space="preserve">, ACS Nano 2013. Circuit, sequences, buffer, enzyme concentrations, 46.5 C protocol.</w:t>
+        <w:t xml:space="preserve">Fujii et al. supplementary information. Table S5 constants, assembly protocol, data analysis. The substantive content is here rather than in the paper.</w:t>
       </w:r>
     </w:p>
     <w:p>
@@ -13662,11 +13707,11 @@
         <w:pStyle w:val="Compact"/>
         <w:numPr>
           <w:ilvl w:val="0"/>
-          <w:numId w:val="1016"/>
+          <w:numId w:val="1015"/>
         </w:numPr>
       </w:pPr>
       <w:r>
-        <w:t xml:space="preserve">Fujii et al. supplementary information. Table S5 constants, assembly protocol, data analysis. The substantive content is here rather than in the paper.</w:t>
+        <w:t xml:space="preserve">YOKABIO 2025 wiki, https://yokabio2025.github.io/wiki/index.html. Same circuit at BIOMOD 2025, 3rd worldwide.</w:t>
       </w:r>
     </w:p>
     <w:p>
@@ -13674,11 +13719,11 @@
         <w:pStyle w:val="Compact"/>
         <w:numPr>
           <w:ilvl w:val="0"/>
-          <w:numId w:val="1016"/>
+          <w:numId w:val="1015"/>
         </w:numPr>
       </w:pPr>
       <w:r>
-        <w:t xml:space="preserve">YOKABIO 2025 wiki, https://yokabio2025.github.io/wiki/index.html. Same circuit at BIOMOD 2025, 3rd worldwide.</w:t>
+        <w:t xml:space="preserve">N-quenching paper. Documents which fluorophores work with nucleobase quenching: FAM, JOE, TAMRA, Alexa Fluor 594, DY-530, DY-636, DY-681.</w:t>
       </w:r>
     </w:p>
     <w:p>
@@ -13686,11 +13731,35 @@
         <w:pStyle w:val="Compact"/>
         <w:numPr>
           <w:ilvl w:val="0"/>
-          <w:numId w:val="1016"/>
+          <w:numId w:val="1015"/>
         </w:numPr>
       </w:pPr>
       <w:r>
-        <w:t xml:space="preserve">N-quenching paper. Documents which fluorophores work with nucleobase quenching: FAM, JOE, TAMRA, Alexa Fluor 594, DY-530, DY-636, DY-681.</w:t>
+        <w:rPr>
+          <w:rStyle w:val="VerbatimChar"/>
+        </w:rPr>
+        <w:t xml:space="preserve">crowded_mechanistic.py</w:t>
+      </w:r>
+      <w:r>
+        <w:t xml:space="preserve"> </w:t>
+      </w:r>
+      <w:r>
+        <w:t xml:space="preserve">and</w:t>
+      </w:r>
+      <w:r>
+        <w:t xml:space="preserve"> </w:t>
+      </w:r>
+      <w:r>
+        <w:rPr>
+          <w:rStyle w:val="VerbatimChar"/>
+        </w:rPr>
+        <w:t xml:space="preserve">Crowded_PredatorPrey_Mechanistic_Model.docx</w:t>
+      </w:r>
+      <w:r>
+        <w:t xml:space="preserve"> </w:t>
+      </w:r>
+      <w:r>
+        <w:t xml:space="preserve">in the BIOMOD repo. The seven-species model, its physical channels, and the derivation of every constant.</w:t>
       </w:r>
     </w:p>
     <w:p>
@@ -13698,43 +13767,7 @@
         <w:pStyle w:val="Compact"/>
         <w:numPr>
           <w:ilvl w:val="0"/>
-          <w:numId w:val="1016"/>
-        </w:numPr>
-      </w:pPr>
-      <w:r>
-        <w:rPr>
-          <w:rStyle w:val="VerbatimChar"/>
-        </w:rPr>
-        <w:t xml:space="preserve">crowded_mechanistic.py</w:t>
-      </w:r>
-      <w:r>
-        <w:t xml:space="preserve"> </w:t>
-      </w:r>
-      <w:r>
-        <w:t xml:space="preserve">and</w:t>
-      </w:r>
-      <w:r>
-        <w:t xml:space="preserve"> </w:t>
-      </w:r>
-      <w:r>
-        <w:rPr>
-          <w:rStyle w:val="VerbatimChar"/>
-        </w:rPr>
-        <w:t xml:space="preserve">Crowded_PredatorPrey_Mechanistic_Model.docx</w:t>
-      </w:r>
-      <w:r>
-        <w:t xml:space="preserve"> </w:t>
-      </w:r>
-      <w:r>
-        <w:t xml:space="preserve">in the BIOMOD repo. The seven-species model, its physical channels, and the derivation of every constant.</w:t>
-      </w:r>
-    </w:p>
-    <w:p>
-      <w:pPr>
-        <w:pStyle w:val="Compact"/>
-        <w:numPr>
-          <w:ilvl w:val="0"/>
-          <w:numId w:val="1016"/>
+          <w:numId w:val="1015"/>
         </w:numPr>
       </w:pPr>
       <w:r>
@@ -14219,9 +14252,6 @@
     <w:abstractNumId w:val="992"/>
   </w:num>
   <w:num w:numId="1015">
-    <w:abstractNumId w:val="992"/>
-  </w:num>
-  <w:num w:numId="1016">
     <w:abstractNumId w:val="991"/>
   </w:num>
 </w:numbering>

--- a/wetlab/BIOMOD_2026_Project_Brief.docx
+++ b/wetlab/BIOMOD_2026_Project_Brief.docx
@@ -9026,7 +9026,7 @@
     </w:p>
     <w:bookmarkEnd w:id="48"/>
     <w:bookmarkEnd w:id="49"/>
-    <w:bookmarkStart w:id="62" w:name="bench-protocol"/>
+    <w:bookmarkStart w:id="65" w:name="bench-protocol"/>
     <w:p>
       <w:pPr>
         <w:pStyle w:val="Heading1"/>
@@ -9447,7 +9447,7 @@
       </w:r>
     </w:p>
     <w:bookmarkEnd w:id="50"/>
-    <w:bookmarkStart w:id="51" w:name="stage-1-component-stocks-make-once"/>
+    <w:bookmarkStart w:id="52" w:name="stage-1-component-stocks-make-once"/>
     <w:p>
       <w:pPr>
         <w:pStyle w:val="Heading2"/>
@@ -9824,7 +9824,7 @@
               <w:pStyle w:val="Compact"/>
             </w:pPr>
             <w:r>
-              <w:t xml:space="preserve">all 5 mg, aliquot</w:t>
+              <w:t xml:space="preserve">all 5 mg, 12 aliquots, steps below</w:t>
             </w:r>
           </w:p>
         </w:tc>
@@ -10130,13 +10130,299 @@
         <w:t xml:space="preserve">Synperonic dissolves badly. Add 5 g to 40 mL cold water, cover, leave in the fridge overnight, warm to room temperature, then top up to 50 mL.</w:t>
       </w:r>
     </w:p>
+    <w:bookmarkStart w:id="51" w:name="netropsin-0.8-mm-12-aliquots"/>
+    <w:p>
+      <w:pPr>
+        <w:pStyle w:val="Heading3"/>
+      </w:pPr>
+      <w:r>
+        <w:t xml:space="preserve">Netropsin, 0.8 mM, 12 aliquots</w:t>
+      </w:r>
+    </w:p>
+    <w:p>
+      <w:pPr>
+        <w:pStyle w:val="FirstParagraph"/>
+      </w:pPr>
+      <w:r>
+        <w:t xml:space="preserve">Read the vial label before you weigh anything. The 12.4 mL below assumes</w:t>
+      </w:r>
+      <w:r>
+        <w:t xml:space="preserve"> </w:t>
+      </w:r>
+      <w:r>
+        <w:rPr>
+          <w:b/>
+          <w:bCs/>
+        </w:rPr>
+        <w:t xml:space="preserve">netropsin</w:t>
+      </w:r>
+      <w:r>
+        <w:rPr>
+          <w:b/>
+          <w:bCs/>
+        </w:rPr>
+        <w:t xml:space="preserve"> </w:t>
+      </w:r>
+      <w:r>
+        <w:rPr>
+          <w:b/>
+          <w:bCs/>
+        </w:rPr>
+        <w:t xml:space="preserve">dihydrochloride, MW 503.4</w:t>
+      </w:r>
+      <w:r>
+        <w:t xml:space="preserve">, which is what Sigma ships as N6635. A different salt form</w:t>
+      </w:r>
+      <w:r>
+        <w:t xml:space="preserve"> </w:t>
+      </w:r>
+      <w:r>
+        <w:t xml:space="preserve">has a different molecular weight and needs a different volume, so recompute it rather</w:t>
+      </w:r>
+      <w:r>
+        <w:t xml:space="preserve"> </w:t>
+      </w:r>
+      <w:r>
+        <w:t xml:space="preserve">than trusting the number here.</w:t>
+      </w:r>
+    </w:p>
+    <w:p>
+      <w:pPr>
+        <w:pStyle w:val="BodyText"/>
+      </w:pPr>
+      <w:r>
+        <w:t xml:space="preserve">Netropsin is light-sensitive and it is a DNA binder. Gloves, and keep it out of the light</w:t>
+      </w:r>
+      <w:r>
+        <w:t xml:space="preserve"> </w:t>
+      </w:r>
+      <w:r>
+        <w:t xml:space="preserve">from the moment the vial is open.</w:t>
+      </w:r>
+    </w:p>
+    <w:p>
+      <w:pPr>
+        <w:pStyle w:val="Compact"/>
+        <w:numPr>
+          <w:ilvl w:val="0"/>
+          <w:numId w:val="1007"/>
+        </w:numPr>
+      </w:pPr>
+      <w:r>
+        <w:rPr>
+          <w:b/>
+          <w:bCs/>
+        </w:rPr>
+        <w:t xml:space="preserve">Let the vial reach room temperature</w:t>
+      </w:r>
+      <w:r>
+        <w:t xml:space="preserve"> </w:t>
+      </w:r>
+      <w:r>
+        <w:t xml:space="preserve">before opening it, then spin it down briefly so</w:t>
+      </w:r>
+      <w:r>
+        <w:t xml:space="preserve"> </w:t>
+      </w:r>
+      <w:r>
+        <w:t xml:space="preserve">none of the powder is sitting in the cap. It is 5 mg in total and you cannot afford to</w:t>
+      </w:r>
+      <w:r>
+        <w:t xml:space="preserve"> </w:t>
+      </w:r>
+      <w:r>
+        <w:t xml:space="preserve">lose any of it on a lid.</w:t>
+      </w:r>
+    </w:p>
+    <w:p>
+      <w:pPr>
+        <w:pStyle w:val="Compact"/>
+        <w:numPr>
+          <w:ilvl w:val="0"/>
+          <w:numId w:val="1007"/>
+        </w:numPr>
+      </w:pPr>
+      <w:r>
+        <w:rPr>
+          <w:b/>
+          <w:bCs/>
+        </w:rPr>
+        <w:t xml:space="preserve">Dissolve in the vial, not in a fresh tube.</w:t>
+      </w:r>
+      <w:r>
+        <w:t xml:space="preserve"> </w:t>
+      </w:r>
+      <w:r>
+        <w:t xml:space="preserve">Add 1 mL of nuclease-free water directly</w:t>
+      </w:r>
+      <w:r>
+        <w:t xml:space="preserve"> </w:t>
+      </w:r>
+      <w:r>
+        <w:t xml:space="preserve">to the supplied vial and pipette gently to dissolve. Transferring dry powder loses</w:t>
+      </w:r>
+      <w:r>
+        <w:t xml:space="preserve"> </w:t>
+      </w:r>
+      <w:r>
+        <w:t xml:space="preserve">material on the tube wall; dissolving in place does not.</w:t>
+      </w:r>
+    </w:p>
+    <w:p>
+      <w:pPr>
+        <w:pStyle w:val="Compact"/>
+        <w:numPr>
+          <w:ilvl w:val="0"/>
+          <w:numId w:val="1007"/>
+        </w:numPr>
+      </w:pPr>
+      <w:r>
+        <w:rPr>
+          <w:b/>
+          <w:bCs/>
+        </w:rPr>
+        <w:t xml:space="preserve">Rinse the vial twice</w:t>
+      </w:r>
+      <w:r>
+        <w:t xml:space="preserve"> </w:t>
+      </w:r>
+      <w:r>
+        <w:t xml:space="preserve">with 1 mL of water each time, carrying each rinse into a 15 mL</w:t>
+      </w:r>
+      <w:r>
+        <w:t xml:space="preserve"> </w:t>
+      </w:r>
+      <w:r>
+        <w:t xml:space="preserve">foil-wrapped tube along with the first millilitre. This is the step that decides whether</w:t>
+      </w:r>
+      <w:r>
+        <w:t xml:space="preserve"> </w:t>
+      </w:r>
+      <w:r>
+        <w:t xml:space="preserve">you get 0.8 mM or something 10 percent lower.</w:t>
+      </w:r>
+    </w:p>
+    <w:p>
+      <w:pPr>
+        <w:pStyle w:val="Compact"/>
+        <w:numPr>
+          <w:ilvl w:val="0"/>
+          <w:numId w:val="1007"/>
+        </w:numPr>
+      </w:pPr>
+      <w:r>
+        <w:rPr>
+          <w:b/>
+          <w:bCs/>
+        </w:rPr>
+        <w:t xml:space="preserve">Top up to 12.4 mL</w:t>
+      </w:r>
+      <w:r>
+        <w:t xml:space="preserve"> </w:t>
+      </w:r>
+      <w:r>
+        <w:t xml:space="preserve">with nuclease-free water. That gives 0.8 mM. Invert to mix, and do</w:t>
+      </w:r>
+      <w:r>
+        <w:t xml:space="preserve"> </w:t>
+      </w:r>
+      <w:r>
+        <w:t xml:space="preserve">not vortex hard.</w:t>
+      </w:r>
+    </w:p>
+    <w:p>
+      <w:pPr>
+        <w:pStyle w:val="Compact"/>
+        <w:numPr>
+          <w:ilvl w:val="0"/>
+          <w:numId w:val="1007"/>
+        </w:numPr>
+      </w:pPr>
+      <w:r>
+        <w:rPr>
+          <w:b/>
+          <w:bCs/>
+        </w:rPr>
+        <w:t xml:space="preserve">Split into 12 aliquots of about 1 mL</w:t>
+      </w:r>
+      <w:r>
+        <w:t xml:space="preserve"> </w:t>
+      </w:r>
+      <w:r>
+        <w:t xml:space="preserve">in amber or foil-wrapped tubes. Label each one</w:t>
+      </w:r>
+      <w:r>
+        <w:t xml:space="preserve"> </w:t>
+      </w:r>
+      <w:r>
+        <w:rPr>
+          <w:rStyle w:val="VerbatimChar"/>
+        </w:rPr>
+        <w:t xml:space="preserve">Netropsin 0.8 mM</w:t>
+      </w:r>
+      <w:r>
+        <w:t xml:space="preserve"> </w:t>
+      </w:r>
+      <w:r>
+        <w:t xml:space="preserve">with the date.</w:t>
+      </w:r>
+    </w:p>
+    <w:p>
+      <w:pPr>
+        <w:pStyle w:val="Compact"/>
+        <w:numPr>
+          <w:ilvl w:val="0"/>
+          <w:numId w:val="1007"/>
+        </w:numPr>
+      </w:pPr>
+      <w:r>
+        <w:rPr>
+          <w:b/>
+          <w:bCs/>
+        </w:rPr>
+        <w:t xml:space="preserve">Store at -20 C, wrapped in foil.</w:t>
+      </w:r>
+      <w:r>
+        <w:t xml:space="preserve"> </w:t>
+      </w:r>
+      <w:r>
+        <w:t xml:space="preserve">Thaw one tube at a time and keep the other eleven</w:t>
+      </w:r>
+      <w:r>
+        <w:t xml:space="preserve"> </w:t>
+      </w:r>
+      <w:r>
+        <w:t xml:space="preserve">untouched.</w:t>
+      </w:r>
+    </w:p>
+    <w:p>
+      <w:pPr>
+        <w:pStyle w:val="FirstParagraph"/>
+      </w:pPr>
+      <w:r>
+        <w:t xml:space="preserve">Each 500 uL batch of 4x buffer takes 5 uL, so a single 1 mL aliquot covers far more buffer</w:t>
+      </w:r>
+      <w:r>
+        <w:t xml:space="preserve"> </w:t>
+      </w:r>
+      <w:r>
+        <w:t xml:space="preserve">than this project will ever make. The 12 tubes are a freeze-thaw safeguard, not a supply</w:t>
+      </w:r>
+      <w:r>
+        <w:t xml:space="preserve"> </w:t>
+      </w:r>
+      <w:r>
+        <w:t xml:space="preserve">calculation: the point is that you never thaw the whole 12.4 mL.</w:t>
+      </w:r>
+    </w:p>
     <w:p>
       <w:r>
         <w:br w:type="page"/>
       </w:r>
     </w:p>
     <w:bookmarkEnd w:id="51"/>
-    <w:bookmarkStart w:id="52" w:name="stage-2-4x-reaction-buffer-500-ul"/>
+    <w:bookmarkEnd w:id="52"/>
+    <w:bookmarkStart w:id="53" w:name="stage-2-4x-reaction-buffer-500-ul"/>
     <w:p>
       <w:pPr>
         <w:pStyle w:val="Heading2"/>
@@ -11015,12 +11301,78 @@
       </w:tr>
     </w:tbl>
     <w:p>
+      <w:pPr>
+        <w:pStyle w:val="BodyText"/>
+      </w:pPr>
+      <w:r>
+        <w:rPr>
+          <w:b/>
+          <w:bCs/>
+        </w:rPr>
+        <w:t xml:space="preserve">Store the finished buffer at -20 C, wrapped in foil, split into 5 aliquots of 100 uL.</w:t>
+      </w:r>
+      <w:r>
+        <w:t xml:space="preserve"> </w:t>
+      </w:r>
+      <w:r>
+        <w:t xml:space="preserve">Each aliquot is 4 wells. Three of the ten components do not tolerate being left in the</w:t>
+      </w:r>
+      <w:r>
+        <w:t xml:space="preserve"> </w:t>
+      </w:r>
+      <w:r>
+        <w:t xml:space="preserve">fridge or repeatedly thawed: the dNTPs degrade slowly, and both EvaGreen and netropsin</w:t>
+      </w:r>
+      <w:r>
+        <w:t xml:space="preserve"> </w:t>
+      </w:r>
+      <w:r>
+        <w:t xml:space="preserve">are light-sensitive. Aliquoting means a run thaws 100 uL rather than putting the whole</w:t>
+      </w:r>
+      <w:r>
+        <w:t xml:space="preserve"> </w:t>
+      </w:r>
+      <w:r>
+        <w:t xml:space="preserve">batch through another freeze-thaw cycle.</w:t>
+      </w:r>
+    </w:p>
+    <w:p>
+      <w:pPr>
+        <w:pStyle w:val="BodyText"/>
+      </w:pPr>
+      <w:r>
+        <w:rPr>
+          <w:b/>
+          <w:bCs/>
+        </w:rPr>
+        <w:t xml:space="preserve">The dNTPs cap how many batches you can make.</w:t>
+      </w:r>
+      <w:r>
+        <w:t xml:space="preserve"> </w:t>
+      </w:r>
+      <w:r>
+        <w:t xml:space="preserve">One batch takes 80 uL of the 200 uL</w:t>
+      </w:r>
+      <w:r>
+        <w:t xml:space="preserve"> </w:t>
+      </w:r>
+      <w:r>
+        <w:t xml:space="preserve">dNTP tube, so the tube is 2.5 batches, about 50 wells. Reordering dNTPs is the quiet</w:t>
+      </w:r>
+      <w:r>
+        <w:t xml:space="preserve"> </w:t>
+      </w:r>
+      <w:r>
+        <w:t xml:space="preserve">prerequisite for a third batch.</w:t>
+      </w:r>
+    </w:p>
+    <w:p>
       <w:r>
         <w:br w:type="page"/>
       </w:r>
     </w:p>
-    <w:bookmarkEnd w:id="52"/>
-    <w:bookmarkStart w:id="57" w:name="stage-3-oligo-stocks"/>
+    <w:bookmarkEnd w:id="53"/>
+    <w:bookmarkStart w:id="60" w:name="stage-3-oligo-stocks"/>
     <w:p>
       <w:pPr>
         <w:pStyle w:val="Heading2"/>
@@ -11029,13 +11381,155 @@
         <w:t xml:space="preserve">Stage 3: Oligo stocks</w:t>
       </w:r>
     </w:p>
-    <w:bookmarkStart w:id="53" w:name="read-this-before-the-tables"/>
+    <w:p>
+      <w:pPr>
+        <w:pStyle w:val="FirstParagraph"/>
+      </w:pPr>
+      <w:r>
+        <w:t xml:space="preserve">One afternoon, nineteen steps, done once for the whole project. The DNA passes through</w:t>
+      </w:r>
+      <w:r>
+        <w:t xml:space="preserve"> </w:t>
+      </w:r>
+      <w:r>
+        <w:t xml:space="preserve">three tubes before it reaches a well:</w:t>
+      </w:r>
+    </w:p>
+    <w:p>
+      <w:pPr>
+        <w:pStyle w:val="SourceCode"/>
+      </w:pPr>
+      <w:r>
+        <w:rPr>
+          <w:rStyle w:val="VerbatimChar"/>
+        </w:rPr>
+        <w:t xml:space="preserve">   IDT dry tube</w:t>
+      </w:r>
+      <w:r>
+        <w:br/>
+      </w:r>
+      <w:r>
+        <w:rPr>
+          <w:rStyle w:val="VerbatimChar"/>
+        </w:rPr>
+        <w:t xml:space="preserve">        |  add water, once</w:t>
+      </w:r>
+      <w:r>
+        <w:br/>
+      </w:r>
+      <w:r>
+        <w:rPr>
+          <w:rStyle w:val="VerbatimChar"/>
+        </w:rPr>
+        <w:t xml:space="preserve">        v</w:t>
+      </w:r>
+      <w:r>
+        <w:br/>
+      </w:r>
+      <w:r>
+        <w:rPr>
+          <w:rStyle w:val="VerbatimChar"/>
+        </w:rPr>
+        <w:t xml:space="preserve">   TUBE STOCK, 100 uM           one per strand. Made and drawn from on</w:t>
+      </w:r>
+      <w:r>
+        <w:br/>
+      </w:r>
+      <w:r>
+        <w:rPr>
+          <w:rStyle w:val="VerbatimChar"/>
+        </w:rPr>
+        <w:t xml:space="preserve">        |                       one afternoon, then it lives in the freezer.</w:t>
+      </w:r>
+      <w:r>
+        <w:br/>
+      </w:r>
+      <w:r>
+        <w:rPr>
+          <w:rStyle w:val="VerbatimChar"/>
+        </w:rPr>
+        <w:t xml:space="preserve">        v</w:t>
+      </w:r>
+      <w:r>
+        <w:br/>
+      </w:r>
+      <w:r>
+        <w:rPr>
+          <w:rStyle w:val="VerbatimChar"/>
+        </w:rPr>
+        <w:t xml:space="preserve">   WORKING DILUTION, 10 uM      N and P only. Exists purely because 1.6 uL</w:t>
+      </w:r>
+      <w:r>
+        <w:br/>
+      </w:r>
+      <w:r>
+        <w:rPr>
+          <w:rStyle w:val="VerbatimChar"/>
+        </w:rPr>
+        <w:t xml:space="preserve">        |                       is too small to pipette accurately.</w:t>
+      </w:r>
+      <w:r>
+        <w:br/>
+      </w:r>
+      <w:r>
+        <w:rPr>
+          <w:rStyle w:val="VerbatimChar"/>
+        </w:rPr>
+        <w:t xml:space="preserve">        v</w:t>
+      </w:r>
+      <w:r>
+        <w:br/>
+      </w:r>
+      <w:r>
+        <w:rPr>
+          <w:rStyle w:val="VerbatimChar"/>
+        </w:rPr>
+        <w:t xml:space="preserve">   OLIGO MIX, 1000 uL at 10x    ALL THREE STRANDS IN ONE TUBE.</w:t>
+      </w:r>
+      <w:r>
+        <w:br/>
+      </w:r>
+      <w:r>
+        <w:rPr>
+          <w:rStyle w:val="VerbatimChar"/>
+        </w:rPr>
+        <w:t xml:space="preserve">        |                       Made once. About twenty runs.</w:t>
+      </w:r>
+      <w:r>
+        <w:br/>
+      </w:r>
+      <w:r>
+        <w:rPr>
+          <w:rStyle w:val="VerbatimChar"/>
+        </w:rPr>
+        <w:t xml:space="preserve">        |  10 uL per well       &gt;&gt;&gt; THIS is what you pipette at the bench,</w:t>
+      </w:r>
+      <w:r>
+        <w:br/>
+      </w:r>
+      <w:r>
+        <w:rPr>
+          <w:rStyle w:val="VerbatimChar"/>
+        </w:rPr>
+        <w:t xml:space="preserve">        v                       &gt;&gt;&gt; and nothing else.</w:t>
+      </w:r>
+      <w:r>
+        <w:br/>
+      </w:r>
+      <w:r>
+        <w:rPr>
+          <w:rStyle w:val="VerbatimChar"/>
+        </w:rPr>
+        <w:t xml:space="preserve">      the well</w:t>
+      </w:r>
+    </w:p>
+    <w:bookmarkStart w:id="54" w:name="before-you-start"/>
     <w:p>
       <w:pPr>
         <w:pStyle w:val="Heading3"/>
       </w:pPr>
       <w:r>
-        <w:t xml:space="preserve">Read this before the tables</w:t>
+        <w:t xml:space="preserve">Before you start</w:t>
       </w:r>
     </w:p>
     <w:p>
@@ -11043,144 +11537,99 @@
         <w:pStyle w:val="FirstParagraph"/>
       </w:pPr>
       <w:r>
-        <w:t xml:space="preserve">The DNA goes through three tubes before it reaches a well, and it is easy to confuse them. Here is the whole path:</w:t>
-      </w:r>
-    </w:p>
-    <w:p>
-      <w:pPr>
-        <w:pStyle w:val="SourceCode"/>
-      </w:pPr>
-      <w:r>
-        <w:rPr>
-          <w:rStyle w:val="VerbatimChar"/>
-        </w:rPr>
-        <w:t xml:space="preserve">   IDT dry tube</w:t>
-      </w:r>
-      <w:r>
-        <w:br/>
-      </w:r>
-      <w:r>
-        <w:rPr>
-          <w:rStyle w:val="VerbatimChar"/>
-        </w:rPr>
-        <w:t xml:space="preserve">        |  add water, once</w:t>
-      </w:r>
-      <w:r>
-        <w:br/>
-      </w:r>
-      <w:r>
-        <w:rPr>
-          <w:rStyle w:val="VerbatimChar"/>
-        </w:rPr>
-        <w:t xml:space="preserve">        v</w:t>
-      </w:r>
-      <w:r>
-        <w:br/>
-      </w:r>
-      <w:r>
-        <w:rPr>
-          <w:rStyle w:val="VerbatimChar"/>
-        </w:rPr>
-        <w:t xml:space="preserve">1.  TUBE STOCK, 100 uM          one tube per strand, the archive.</w:t>
-      </w:r>
-      <w:r>
-        <w:br/>
-      </w:r>
-      <w:r>
-        <w:rPr>
-          <w:rStyle w:val="VerbatimChar"/>
-        </w:rPr>
-        <w:t xml:space="preserve">        |                        You touch this twice, then it lives</w:t>
-      </w:r>
-      <w:r>
-        <w:br/>
-      </w:r>
-      <w:r>
-        <w:rPr>
-          <w:rStyle w:val="VerbatimChar"/>
-        </w:rPr>
-        <w:t xml:space="preserve">        |                        in the freezer.</w:t>
-      </w:r>
-      <w:r>
-        <w:br/>
-      </w:r>
-      <w:r>
-        <w:rPr>
-          <w:rStyle w:val="VerbatimChar"/>
-        </w:rPr>
-        <w:t xml:space="preserve">        v</w:t>
-      </w:r>
-      <w:r>
-        <w:br/>
-      </w:r>
-      <w:r>
-        <w:rPr>
-          <w:rStyle w:val="VerbatimChar"/>
-        </w:rPr>
-        <w:t xml:space="preserve">2.  WORKING DILUTION, 10 uM     N and P only. Exists purely because</w:t>
-      </w:r>
-      <w:r>
-        <w:br/>
-      </w:r>
-      <w:r>
-        <w:rPr>
-          <w:rStyle w:val="VerbatimChar"/>
-        </w:rPr>
-        <w:t xml:space="preserve">        |                        1 uL is too small to pipette well.</w:t>
-      </w:r>
-      <w:r>
-        <w:br/>
-      </w:r>
-      <w:r>
-        <w:rPr>
-          <w:rStyle w:val="VerbatimChar"/>
-        </w:rPr>
-        <w:t xml:space="preserve">        v</w:t>
-      </w:r>
-      <w:r>
-        <w:br/>
-      </w:r>
-      <w:r>
-        <w:rPr>
-          <w:rStyle w:val="VerbatimChar"/>
-        </w:rPr>
-        <w:t xml:space="preserve">3.  OLIGO MIX, 10x              ALL THREE STRANDS IN ONE TUBE.</w:t>
-      </w:r>
-      <w:r>
-        <w:br/>
-      </w:r>
-      <w:r>
-        <w:rPr>
-          <w:rStyle w:val="VerbatimChar"/>
-        </w:rPr>
-        <w:t xml:space="preserve">        |                        1000 uL, made once.</w:t>
-      </w:r>
-      <w:r>
-        <w:br/>
-      </w:r>
-      <w:r>
-        <w:rPr>
-          <w:rStyle w:val="VerbatimChar"/>
-        </w:rPr>
-        <w:t xml:space="preserve">        |  10 uL per well        &gt;&gt;&gt; THIS is what you pipette at</w:t>
-      </w:r>
-      <w:r>
-        <w:br/>
-      </w:r>
-      <w:r>
-        <w:rPr>
-          <w:rStyle w:val="VerbatimChar"/>
-        </w:rPr>
-        <w:t xml:space="preserve">        v                        &gt;&gt;&gt; the bench, and nothing else.</w:t>
-      </w:r>
-      <w:r>
-        <w:br/>
-      </w:r>
-      <w:r>
-        <w:rPr>
-          <w:rStyle w:val="VerbatimChar"/>
-        </w:rPr>
-        <w:t xml:space="preserve">     the well</w:t>
+        <w:t xml:space="preserve">Out on the bench: about</w:t>
+      </w:r>
+      <w:r>
+        <w:t xml:space="preserve"> </w:t>
+      </w:r>
+      <w:r>
+        <w:rPr>
+          <w:b/>
+          <w:bCs/>
+        </w:rPr>
+        <w:t xml:space="preserve">1.7 mL of nuclease-free water</w:t>
+      </w:r>
+      <w:r>
+        <w:t xml:space="preserve"> </w:t>
+      </w:r>
+      <w:r>
+        <w:t xml:space="preserve">decanted into a working tube,</w:t>
+      </w:r>
+      <w:r>
+        <w:t xml:space="preserve"> </w:t>
+      </w:r>
+      <w:r>
+        <w:t xml:space="preserve">fresh pre-racked tips, a minifuge, a vortex, and roughly fifteen labelled 1.5 mL tubes.</w:t>
+      </w:r>
+      <w:r>
+        <w:t xml:space="preserve"> </w:t>
+      </w:r>
+      <w:r>
+        <w:t xml:space="preserve">Read the note on tips and water at the end of this stage first if nobody has.</w:t>
+      </w:r>
+    </w:p>
+    <w:p>
+      <w:pPr>
+        <w:pStyle w:val="BodyText"/>
+      </w:pPr>
+      <w:r>
+        <w:t xml:space="preserve">Two rules that hold throughout:</w:t>
+      </w:r>
+    </w:p>
+    <w:p>
+      <w:pPr>
+        <w:pStyle w:val="Compact"/>
+        <w:numPr>
+          <w:ilvl w:val="0"/>
+          <w:numId w:val="1008"/>
+        </w:numPr>
+      </w:pPr>
+      <w:r>
+        <w:rPr>
+          <w:b/>
+          <w:bCs/>
+        </w:rPr>
+        <w:t xml:space="preserve">A fresh tip for every strand, every time.</w:t>
+      </w:r>
+      <w:r>
+        <w:t xml:space="preserve"> </w:t>
+      </w:r>
+      <w:r>
+        <w:t xml:space="preserve">The stocks are 100 uM and the well needs</w:t>
+      </w:r>
+      <w:r>
+        <w:t xml:space="preserve"> </w:t>
+      </w:r>
+      <w:r>
+        <w:t xml:space="preserve">10 to 160 nM, so a trace of one strand in another’s tube is a large contamination.</w:t>
+      </w:r>
+    </w:p>
+    <w:p>
+      <w:pPr>
+        <w:pStyle w:val="Compact"/>
+        <w:numPr>
+          <w:ilvl w:val="0"/>
+          <w:numId w:val="1008"/>
+        </w:numPr>
+      </w:pPr>
+      <w:r>
+        <w:rPr>
+          <w:b/>
+          <w:bCs/>
+        </w:rPr>
+        <w:t xml:space="preserve">Only one oligo tube open at a time.</w:t>
+      </w:r>
+      <w:r>
+        <w:t xml:space="preserve"> </w:t>
+      </w:r>
+      <w:r>
+        <w:t xml:space="preserve">Three open tubes of 100 uM DNA side by side is</w:t>
+      </w:r>
+      <w:r>
+        <w:t xml:space="preserve"> </w:t>
+      </w:r>
+      <w:r>
+        <w:t xml:space="preserve">how strands end up in each other.</w:t>
       </w:r>
     </w:p>
     <w:p>
@@ -11192,93 +11641,25 @@
           <w:b/>
           <w:bCs/>
         </w:rPr>
-        <w:t xml:space="preserve">The volumes in the tables below (16 uL, 10 uL, 30 uL) are used exactly once</w:t>
-      </w:r>
-      <w:r>
-        <w:t xml:space="preserve">, on the day you make the oligo mix. After that they never appear again. At the bench you pipette</w:t>
-      </w:r>
-      <w:r>
-        <w:t xml:space="preserve"> </w:t>
-      </w:r>
-      <w:r>
-        <w:rPr>
-          <w:b/>
-          <w:bCs/>
-        </w:rPr>
-        <w:t xml:space="preserve">10 uL of the finished oligo mix</w:t>
-      </w:r>
-      <w:r>
-        <w:t xml:space="preserve"> </w:t>
-      </w:r>
-      <w:r>
-        <w:t xml:space="preserve">into each reaction well, and that single number is the only oligo volume you ever handle again.</w:t>
-      </w:r>
-    </w:p>
-    <w:p>
-      <w:pPr>
-        <w:pStyle w:val="BodyText"/>
-      </w:pPr>
-      <w:r>
-        <w:rPr>
-          <w:b/>
-          <w:bCs/>
-        </w:rPr>
-        <w:t xml:space="preserve">Why it is called 10x.</w:t>
-      </w:r>
-      <w:r>
-        <w:t xml:space="preserve"> </w:t>
-      </w:r>
-      <w:r>
-        <w:t xml:space="preserve">10 uL of the mix goes into a 100 uL well, so it gets diluted tenfold on the way in. The mix therefore has to hold every strand at ten times its final concentration. G ends up at 160 nM in the well, so the mix carries it at 1600 nM, which is 1.6 uM. Same logic for the other two.</w:t>
-      </w:r>
-    </w:p>
-    <w:p>
-      <w:pPr>
-        <w:pStyle w:val="BodyText"/>
-      </w:pPr>
-      <w:r>
-        <w:rPr>
-          <w:b/>
-          <w:bCs/>
-        </w:rPr>
-        <w:t xml:space="preserve">Why make 1000 uL when a run only needs 30.</w:t>
-      </w:r>
-      <w:r>
-        <w:t xml:space="preserve"> </w:t>
-      </w:r>
-      <w:r>
-        <w:t xml:space="preserve">Deliberately. It is about twenty runs’ worth, and making it once means</w:t>
-      </w:r>
-      <w:r>
-        <w:t xml:space="preserve"> </w:t>
-      </w:r>
-      <w:r>
-        <w:rPr>
-          <w:b/>
-          <w:bCs/>
-        </w:rPr>
-        <w:t xml:space="preserve">every experiment for the rest of the project uses identically concentrated DNA</w:t>
-      </w:r>
-      <w:r>
-        <w:t xml:space="preserve">. That removes a whole class of run-to-run variation from your results at the cost of one afternoon. Split it into aliquots so you never thaw the whole thing.</w:t>
-      </w:r>
-    </w:p>
-    <w:bookmarkEnd w:id="53"/>
-    <w:bookmarkStart w:id="54" w:name="a.-tube-stocks-100-um"/>
-    <w:p>
-      <w:pPr>
-        <w:pStyle w:val="Heading3"/>
-      </w:pPr>
-      <w:r>
-        <w:t xml:space="preserve">3a. Tube stocks, 100 uM</w:t>
-      </w:r>
-    </w:p>
-    <w:p>
-      <w:pPr>
-        <w:pStyle w:val="FirstParagraph"/>
-      </w:pPr>
-      <w:r>
-        <w:t xml:space="preserve">IDT delivered amounts are confirmed, so these are exact. Let the tubes reach room temperature, spin them down before opening, then add:</w:t>
+        <w:t xml:space="preserve">Do not freeze anything until step 19.</w:t>
+      </w:r>
+      <w:r>
+        <w:t xml:space="preserve"> </w:t>
+      </w:r>
+      <w:r>
+        <w:t xml:space="preserve">Everything the dilutions and the mix need is</w:t>
+      </w:r>
+      <w:r>
+        <w:t xml:space="preserve"> </w:t>
+      </w:r>
+      <w:r>
+        <w:t xml:space="preserve">withdrawn from the primaries on the same afternoon they are made, so the primaries are</w:t>
+      </w:r>
+      <w:r>
+        <w:t xml:space="preserve"> </w:t>
+      </w:r>
+      <w:r>
+        <w:t xml:space="preserve">frozen once, at the end, and never thawed again unless you remake the mix.</w:t>
       </w:r>
     </w:p>
     <w:tbl>
@@ -11327,7 +11708,7 @@
               <w:pStyle w:val="Compact"/>
             </w:pPr>
             <w:r>
-              <w:t xml:space="preserve">Add water</w:t>
+              <w:t xml:space="preserve">Water to add</w:t>
             </w:r>
           </w:p>
         </w:tc>
@@ -11350,6 +11731,148 @@
             </w:pPr>
             <w:r>
               <w:t xml:space="preserve">Covers</w:t>
+            </w:r>
+          </w:p>
+        </w:tc>
+      </w:tr>
+      <w:tr>
+        <w:tc>
+          <w:tcPr/>
+          <w:p>
+            <w:pPr>
+              <w:pStyle w:val="Compact"/>
+            </w:pPr>
+            <w:r>
+              <w:rPr>
+                <w:b/>
+                <w:bCs/>
+              </w:rPr>
+              <w:t xml:space="preserve">N</w:t>
+            </w:r>
+            <w:r>
+              <w:t xml:space="preserve"> </w:t>
+            </w:r>
+            <w:r>
+              <w:t xml:space="preserve">prey</w:t>
+            </w:r>
+          </w:p>
+        </w:tc>
+        <w:tc>
+          <w:tcPr/>
+          <w:p>
+            <w:pPr>
+              <w:pStyle w:val="Compact"/>
+            </w:pPr>
+            <w:r>
+              <w:t xml:space="preserve">28.6 nmol</w:t>
+            </w:r>
+          </w:p>
+        </w:tc>
+        <w:tc>
+          <w:tcPr/>
+          <w:p>
+            <w:pPr>
+              <w:pStyle w:val="Compact"/>
+            </w:pPr>
+            <w:r>
+              <w:rPr>
+                <w:b/>
+                <w:bCs/>
+              </w:rPr>
+              <w:t xml:space="preserve">286 uL</w:t>
+            </w:r>
+          </w:p>
+        </w:tc>
+        <w:tc>
+          <w:tcPr/>
+          <w:p>
+            <w:pPr>
+              <w:pStyle w:val="Compact"/>
+            </w:pPr>
+            <w:r>
+              <w:t xml:space="preserve">100 uM</w:t>
+            </w:r>
+          </w:p>
+        </w:tc>
+        <w:tc>
+          <w:tcPr/>
+          <w:p>
+            <w:pPr>
+              <w:pStyle w:val="Compact"/>
+            </w:pPr>
+            <w:r>
+              <w:t xml:space="preserve">about 28,000 wells</w:t>
+            </w:r>
+          </w:p>
+        </w:tc>
+      </w:tr>
+      <w:tr>
+        <w:tc>
+          <w:tcPr/>
+          <w:p>
+            <w:pPr>
+              <w:pStyle w:val="Compact"/>
+            </w:pPr>
+            <w:r>
+              <w:rPr>
+                <w:b/>
+                <w:bCs/>
+              </w:rPr>
+              <w:t xml:space="preserve">P</w:t>
+            </w:r>
+            <w:r>
+              <w:t xml:space="preserve"> </w:t>
+            </w:r>
+            <w:r>
+              <w:t xml:space="preserve">predator</w:t>
+            </w:r>
+          </w:p>
+        </w:tc>
+        <w:tc>
+          <w:tcPr/>
+          <w:p>
+            <w:pPr>
+              <w:pStyle w:val="Compact"/>
+            </w:pPr>
+            <w:r>
+              <w:t xml:space="preserve">14.5 nmol</w:t>
+            </w:r>
+          </w:p>
+        </w:tc>
+        <w:tc>
+          <w:tcPr/>
+          <w:p>
+            <w:pPr>
+              <w:pStyle w:val="Compact"/>
+            </w:pPr>
+            <w:r>
+              <w:rPr>
+                <w:b/>
+                <w:bCs/>
+              </w:rPr>
+              <w:t xml:space="preserve">145 uL</w:t>
+            </w:r>
+          </w:p>
+        </w:tc>
+        <w:tc>
+          <w:tcPr/>
+          <w:p>
+            <w:pPr>
+              <w:pStyle w:val="Compact"/>
+            </w:pPr>
+            <w:r>
+              <w:t xml:space="preserve">100 uM</w:t>
+            </w:r>
+          </w:p>
+        </w:tc>
+        <w:tc>
+          <w:tcPr/>
+          <w:p>
+            <w:pPr>
+              <w:pStyle w:val="Compact"/>
+            </w:pPr>
+            <w:r>
+              <w:t xml:space="preserve">about 4,800 wells</w:t>
             </w:r>
           </w:p>
         </w:tc>
@@ -11425,201 +11948,546 @@
           </w:p>
         </w:tc>
       </w:tr>
-      <w:tr>
-        <w:tc>
-          <w:tcPr/>
-          <w:p>
-            <w:pPr>
-              <w:pStyle w:val="Compact"/>
-            </w:pPr>
-            <w:r>
-              <w:rPr>
-                <w:b/>
-                <w:bCs/>
-              </w:rPr>
-              <w:t xml:space="preserve">N</w:t>
-            </w:r>
-            <w:r>
-              <w:t xml:space="preserve"> </w:t>
-            </w:r>
-            <w:r>
-              <w:t xml:space="preserve">prey</w:t>
-            </w:r>
-          </w:p>
-        </w:tc>
-        <w:tc>
-          <w:tcPr/>
-          <w:p>
-            <w:pPr>
-              <w:pStyle w:val="Compact"/>
-            </w:pPr>
-            <w:r>
-              <w:t xml:space="preserve">28.6 nmol</w:t>
-            </w:r>
-          </w:p>
-        </w:tc>
-        <w:tc>
-          <w:tcPr/>
-          <w:p>
-            <w:pPr>
-              <w:pStyle w:val="Compact"/>
-            </w:pPr>
-            <w:r>
-              <w:rPr>
-                <w:b/>
-                <w:bCs/>
-              </w:rPr>
-              <w:t xml:space="preserve">286 uL</w:t>
-            </w:r>
-          </w:p>
-        </w:tc>
-        <w:tc>
-          <w:tcPr/>
-          <w:p>
-            <w:pPr>
-              <w:pStyle w:val="Compact"/>
-            </w:pPr>
-            <w:r>
-              <w:t xml:space="preserve">100 uM</w:t>
-            </w:r>
-          </w:p>
-        </w:tc>
-        <w:tc>
-          <w:tcPr/>
-          <w:p>
-            <w:pPr>
-              <w:pStyle w:val="Compact"/>
-            </w:pPr>
-            <w:r>
-              <w:t xml:space="preserve">about 28,000 wells</w:t>
-            </w:r>
-          </w:p>
-        </w:tc>
-      </w:tr>
-      <w:tr>
-        <w:tc>
-          <w:tcPr/>
-          <w:p>
-            <w:pPr>
-              <w:pStyle w:val="Compact"/>
-            </w:pPr>
-            <w:r>
-              <w:rPr>
-                <w:b/>
-                <w:bCs/>
-              </w:rPr>
-              <w:t xml:space="preserve">P</w:t>
-            </w:r>
-            <w:r>
-              <w:t xml:space="preserve"> </w:t>
-            </w:r>
-            <w:r>
-              <w:t xml:space="preserve">predator</w:t>
-            </w:r>
-          </w:p>
-        </w:tc>
-        <w:tc>
-          <w:tcPr/>
-          <w:p>
-            <w:pPr>
-              <w:pStyle w:val="Compact"/>
-            </w:pPr>
-            <w:r>
-              <w:t xml:space="preserve">14.5 nmol</w:t>
-            </w:r>
-          </w:p>
-        </w:tc>
-        <w:tc>
-          <w:tcPr/>
-          <w:p>
-            <w:pPr>
-              <w:pStyle w:val="Compact"/>
-            </w:pPr>
-            <w:r>
-              <w:rPr>
-                <w:b/>
-                <w:bCs/>
-              </w:rPr>
-              <w:t xml:space="preserve">145 uL</w:t>
-            </w:r>
-          </w:p>
-        </w:tc>
-        <w:tc>
-          <w:tcPr/>
-          <w:p>
-            <w:pPr>
-              <w:pStyle w:val="Compact"/>
-            </w:pPr>
-            <w:r>
-              <w:t xml:space="preserve">100 uM</w:t>
-            </w:r>
-          </w:p>
-        </w:tc>
-        <w:tc>
-          <w:tcPr/>
-          <w:p>
-            <w:pPr>
-              <w:pStyle w:val="Compact"/>
-            </w:pPr>
-            <w:r>
-              <w:t xml:space="preserve">about 4,800 wells</w:t>
-            </w:r>
-          </w:p>
-        </w:tc>
-      </w:tr>
     </w:tbl>
-    <w:p>
-      <w:pPr>
-        <w:pStyle w:val="BodyText"/>
-      </w:pPr>
-      <w:r>
-        <w:t xml:space="preserve">Vortex, stand 15 minutes, vortex again. Template G is the limiting strand at roughly 640 wells, which is still around 60 full plates. The oligos are not a constraint.</w:t>
-      </w:r>
-    </w:p>
-    <w:p>
-      <w:pPr>
-        <w:pStyle w:val="BodyText"/>
-      </w:pPr>
-      <w:r>
-        <w:rPr>
-          <w:b/>
-          <w:bCs/>
-        </w:rPr>
-        <w:t xml:space="preserve">Aliquot the primaries before freezing them.</w:t>
-      </w:r>
-      <w:r>
-        <w:t xml:space="preserve"> </w:t>
-      </w:r>
-      <w:r>
-        <w:t xml:space="preserve">Split G into five tubes of about 20 uL, N and P into four or five each. Freeze-thawing a single tube repeatedly over the next two months is the realistic way to lose them, and G is both the limiting strand and the one carrying the dye.</w:t>
-      </w:r>
-    </w:p>
-    <w:p>
-      <w:pPr>
-        <w:pStyle w:val="BodyText"/>
-      </w:pPr>
-      <w:r>
-        <w:t xml:space="preserve">Store all three at -20 C.</w:t>
-      </w:r>
-      <w:r>
-        <w:t xml:space="preserve"> </w:t>
-      </w:r>
-      <w:r>
-        <w:rPr>
-          <w:b/>
-          <w:bCs/>
-        </w:rPr>
-        <w:t xml:space="preserve">Wrap G in foil.</w:t>
-      </w:r>
-    </w:p>
     <w:bookmarkEnd w:id="54"/>
-    <w:bookmarkStart w:id="55" w:name="b.-working-dilutions-10-um-n-and-p-only"/>
+    <w:bookmarkStart w:id="55" w:name="the-nineteen-steps"/>
     <w:p>
       <w:pPr>
         <w:pStyle w:val="Heading3"/>
       </w:pPr>
       <w:r>
-        <w:t xml:space="preserve">3b. Working dilutions, 10 uM, N and P only</w:t>
+        <w:t xml:space="preserve">The nineteen steps</w:t>
+      </w:r>
+    </w:p>
+    <w:p>
+      <w:pPr>
+        <w:pStyle w:val="Compact"/>
+        <w:numPr>
+          <w:ilvl w:val="0"/>
+          <w:numId w:val="1009"/>
+        </w:numPr>
+      </w:pPr>
+      <w:r>
+        <w:rPr>
+          <w:b/>
+          <w:bCs/>
+        </w:rPr>
+        <w:t xml:space="preserve">Bring all three IDT tubes to room temperature</w:t>
+      </w:r>
+      <w:r>
+        <w:t xml:space="preserve"> </w:t>
+      </w:r>
+      <w:r>
+        <w:t xml:space="preserve">before opening anything. A cold tube</w:t>
+      </w:r>
+      <w:r>
+        <w:t xml:space="preserve"> </w:t>
+      </w:r>
+      <w:r>
+        <w:t xml:space="preserve">pulls condensation out of the air and onto the dried pellet.</w:t>
+      </w:r>
+    </w:p>
+    <w:p>
+      <w:pPr>
+        <w:pStyle w:val="Compact"/>
+        <w:numPr>
+          <w:ilvl w:val="0"/>
+          <w:numId w:val="1009"/>
+        </w:numPr>
+      </w:pPr>
+      <w:r>
+        <w:rPr>
+          <w:b/>
+          <w:bCs/>
+        </w:rPr>
+        <w:t xml:space="preserve">Spin all three down</w:t>
+      </w:r>
+      <w:r>
+        <w:t xml:space="preserve">, a few seconds in a minifuge or 30 seconds at 3,000 g. IDT ships</w:t>
+      </w:r>
+      <w:r>
+        <w:t xml:space="preserve"> </w:t>
+      </w:r>
+      <w:r>
+        <w:t xml:space="preserve">a dried film that is often loose in the cap and is invisible. Opening an unspun tube is</w:t>
+      </w:r>
+      <w:r>
+        <w:t xml:space="preserve"> </w:t>
+      </w:r>
+      <w:r>
+        <w:t xml:space="preserve">the commonest way to lose part of a strand before you start.</w:t>
+      </w:r>
+    </w:p>
+    <w:p>
+      <w:pPr>
+        <w:pStyle w:val="Compact"/>
+        <w:numPr>
+          <w:ilvl w:val="0"/>
+          <w:numId w:val="1009"/>
+        </w:numPr>
+      </w:pPr>
+      <w:r>
+        <w:rPr>
+          <w:b/>
+          <w:bCs/>
+        </w:rPr>
+        <w:t xml:space="preserve">N first: add 286 uL of water</w:t>
+      </w:r>
+      <w:r>
+        <w:t xml:space="preserve"> </w:t>
+      </w:r>
+      <w:r>
+        <w:t xml:space="preserve">onto the pellet rather than down the wall. Cap, vortex</w:t>
+      </w:r>
+      <w:r>
+        <w:t xml:space="preserve"> </w:t>
+      </w:r>
+      <w:r>
+        <w:t xml:space="preserve">20 to 30 seconds. N is the strand to make your mistakes on, at 28,000 wells.</w:t>
+      </w:r>
+    </w:p>
+    <w:p>
+      <w:pPr>
+        <w:pStyle w:val="Compact"/>
+        <w:numPr>
+          <w:ilvl w:val="0"/>
+          <w:numId w:val="1009"/>
+        </w:numPr>
+      </w:pPr>
+      <w:r>
+        <w:rPr>
+          <w:b/>
+          <w:bCs/>
+        </w:rPr>
+        <w:t xml:space="preserve">Then P: add 145 uL.</w:t>
+      </w:r>
+      <w:r>
+        <w:t xml:space="preserve"> </w:t>
+      </w:r>
+      <w:r>
+        <w:t xml:space="preserve">Cap, vortex 20 to 30 seconds.</w:t>
+      </w:r>
+    </w:p>
+    <w:p>
+      <w:pPr>
+        <w:pStyle w:val="Compact"/>
+        <w:numPr>
+          <w:ilvl w:val="0"/>
+          <w:numId w:val="1009"/>
+        </w:numPr>
+      </w:pPr>
+      <w:r>
+        <w:rPr>
+          <w:b/>
+          <w:bCs/>
+        </w:rPr>
+        <w:t xml:space="preserve">Then G: add 103 uL.</w:t>
+      </w:r>
+      <w:r>
+        <w:t xml:space="preserve"> </w:t>
+      </w:r>
+      <w:r>
+        <w:t xml:space="preserve">Cap, vortex 20 to 30 seconds, and drape foil over it. G is both</w:t>
+      </w:r>
+      <w:r>
+        <w:t xml:space="preserve"> </w:t>
+      </w:r>
+      <w:r>
+        <w:t xml:space="preserve">the limiting strand and the one carrying the dye, so it goes last, once your hands know</w:t>
+      </w:r>
+      <w:r>
+        <w:t xml:space="preserve"> </w:t>
+      </w:r>
+      <w:r>
+        <w:t xml:space="preserve">the sequence.</w:t>
+      </w:r>
+    </w:p>
+    <w:p>
+      <w:pPr>
+        <w:pStyle w:val="Compact"/>
+        <w:numPr>
+          <w:ilvl w:val="0"/>
+          <w:numId w:val="1009"/>
+        </w:numPr>
+      </w:pPr>
+      <w:r>
+        <w:rPr>
+          <w:b/>
+          <w:bCs/>
+        </w:rPr>
+        <w:t xml:space="preserve">Stand all three for 15 minutes</w:t>
+      </w:r>
+      <w:r>
+        <w:t xml:space="preserve"> </w:t>
+      </w:r>
+      <w:r>
+        <w:t xml:space="preserve">at room temperature. The strands are 10 to 22 nt and</w:t>
+      </w:r>
+      <w:r>
+        <w:t xml:space="preserve"> </w:t>
+      </w:r>
+      <w:r>
+        <w:t xml:space="preserve">need no heating. Do not warm G.</w:t>
+      </w:r>
+    </w:p>
+    <w:p>
+      <w:pPr>
+        <w:pStyle w:val="Compact"/>
+        <w:numPr>
+          <w:ilvl w:val="0"/>
+          <w:numId w:val="1009"/>
+        </w:numPr>
+      </w:pPr>
+      <w:r>
+        <w:rPr>
+          <w:b/>
+          <w:bCs/>
+        </w:rPr>
+        <w:t xml:space="preserve">Vortex each again, then spin each briefly</w:t>
+      </w:r>
+      <w:r>
+        <w:t xml:space="preserve"> </w:t>
+      </w:r>
+      <w:r>
+        <w:t xml:space="preserve">to bring droplets down from the cap and</w:t>
+      </w:r>
+      <w:r>
+        <w:t xml:space="preserve"> </w:t>
+      </w:r>
+      <w:r>
+        <w:t xml:space="preserve">walls. That spin is part of the measurement: volume left in the cap is strand missing</w:t>
+      </w:r>
+      <w:r>
+        <w:t xml:space="preserve"> </w:t>
+      </w:r>
+      <w:r>
+        <w:t xml:space="preserve">from your concentration. All three are now 100 uM.</w:t>
+      </w:r>
+    </w:p>
+    <w:p>
+      <w:pPr>
+        <w:pStyle w:val="Compact"/>
+        <w:numPr>
+          <w:ilvl w:val="0"/>
+          <w:numId w:val="1009"/>
+        </w:numPr>
+      </w:pPr>
+      <w:r>
+        <w:rPr>
+          <w:b/>
+          <w:bCs/>
+        </w:rPr>
+        <w:t xml:space="preserve">Withdraw 16 uL of G</w:t>
+      </w:r>
+      <w:r>
+        <w:t xml:space="preserve"> </w:t>
+      </w:r>
+      <w:r>
+        <w:t xml:space="preserve">into a fresh tube and label it</w:t>
+      </w:r>
+      <w:r>
+        <w:t xml:space="preserve"> </w:t>
+      </w:r>
+      <w:r>
+        <w:rPr>
+          <w:rStyle w:val="VerbatimChar"/>
+        </w:rPr>
+        <w:t xml:space="preserve">G for mix</w:t>
+      </w:r>
+      <w:r>
+        <w:t xml:space="preserve">. Fresh tip.</w:t>
+      </w:r>
+    </w:p>
+    <w:p>
+      <w:pPr>
+        <w:pStyle w:val="Compact"/>
+        <w:numPr>
+          <w:ilvl w:val="0"/>
+          <w:numId w:val="1009"/>
+        </w:numPr>
+      </w:pPr>
+      <w:r>
+        <w:rPr>
+          <w:b/>
+          <w:bCs/>
+        </w:rPr>
+        <w:t xml:space="preserve">Withdraw 10 uL of N</w:t>
+      </w:r>
+      <w:r>
+        <w:t xml:space="preserve"> </w:t>
+      </w:r>
+      <w:r>
+        <w:t xml:space="preserve">into a fresh tube. Fresh tip.</w:t>
+      </w:r>
+    </w:p>
+    <w:p>
+      <w:pPr>
+        <w:pStyle w:val="Compact"/>
+        <w:numPr>
+          <w:ilvl w:val="0"/>
+          <w:numId w:val="1009"/>
+        </w:numPr>
+      </w:pPr>
+      <w:r>
+        <w:rPr>
+          <w:b/>
+          <w:bCs/>
+        </w:rPr>
+        <w:t xml:space="preserve">Withdraw 10 uL of P</w:t>
+      </w:r>
+      <w:r>
+        <w:t xml:space="preserve"> </w:t>
+      </w:r>
+      <w:r>
+        <w:t xml:space="preserve">into a fresh tube. Fresh tip.</w:t>
+      </w:r>
+    </w:p>
+    <w:p>
+      <w:pPr>
+        <w:pStyle w:val="Compact"/>
+        <w:numPr>
+          <w:ilvl w:val="0"/>
+          <w:numId w:val="1009"/>
+        </w:numPr>
+      </w:pPr>
+      <w:r>
+        <w:rPr>
+          <w:b/>
+          <w:bCs/>
+        </w:rPr>
+        <w:t xml:space="preserve">Add 90 uL of water to the 10 uL of N</w:t>
+      </w:r>
+      <w:r>
+        <w:t xml:space="preserve">, giving 100 uL at 10 uM. Vortex.</w:t>
+      </w:r>
+    </w:p>
+    <w:p>
+      <w:pPr>
+        <w:pStyle w:val="Compact"/>
+        <w:numPr>
+          <w:ilvl w:val="0"/>
+          <w:numId w:val="1009"/>
+        </w:numPr>
+      </w:pPr>
+      <w:r>
+        <w:rPr>
+          <w:b/>
+          <w:bCs/>
+        </w:rPr>
+        <w:t xml:space="preserve">Add 90 uL of water to the 10 uL of P</w:t>
+      </w:r>
+      <w:r>
+        <w:t xml:space="preserve">, giving 100 uL at 10 uM. Vortex.</w:t>
+      </w:r>
+    </w:p>
+    <w:p>
+      <w:pPr>
+        <w:pStyle w:val="Compact"/>
+        <w:numPr>
+          <w:ilvl w:val="0"/>
+          <w:numId w:val="1009"/>
+        </w:numPr>
+      </w:pPr>
+      <w:r>
+        <w:rPr>
+          <w:b/>
+          <w:bCs/>
+        </w:rPr>
+        <w:t xml:space="preserve">Put 944 uL of water into a fresh 1.5 mL tube.</w:t>
+      </w:r>
+      <w:r>
+        <w:t xml:space="preserve"> </w:t>
+      </w:r>
+      <w:r>
+        <w:t xml:space="preserve">This becomes the oligo mix, so water</w:t>
+      </w:r>
+      <w:r>
+        <w:t xml:space="preserve"> </w:t>
+      </w:r>
+      <w:r>
+        <w:t xml:space="preserve">goes in first.</w:t>
+      </w:r>
+    </w:p>
+    <w:p>
+      <w:pPr>
+        <w:pStyle w:val="Compact"/>
+        <w:numPr>
+          <w:ilvl w:val="0"/>
+          <w:numId w:val="1009"/>
+        </w:numPr>
+      </w:pPr>
+      <w:r>
+        <w:rPr>
+          <w:b/>
+          <w:bCs/>
+        </w:rPr>
+        <w:t xml:space="preserve">Add the three strands to it:</w:t>
+      </w:r>
+      <w:r>
+        <w:t xml:space="preserve"> </w:t>
+      </w:r>
+      <w:r>
+        <w:t xml:space="preserve">16 uL of G from step 8, 10 uL of the N dilution, and</w:t>
+      </w:r>
+      <w:r>
+        <w:t xml:space="preserve"> </w:t>
+      </w:r>
+      <w:r>
+        <w:t xml:space="preserve">30 uL of the P dilution. That is 1000 uL total.</w:t>
+      </w:r>
+    </w:p>
+    <w:p>
+      <w:pPr>
+        <w:pStyle w:val="Compact"/>
+        <w:numPr>
+          <w:ilvl w:val="0"/>
+          <w:numId w:val="1009"/>
+        </w:numPr>
+      </w:pPr>
+      <w:r>
+        <w:rPr>
+          <w:b/>
+          <w:bCs/>
+        </w:rPr>
+        <w:t xml:space="preserve">Vortex the mix, spin briefly, and keep it covered.</w:t>
+      </w:r>
+      <w:r>
+        <w:t xml:space="preserve"> </w:t>
+      </w:r>
+      <w:r>
+        <w:t xml:space="preserve">This tube is now the only oligo</w:t>
+      </w:r>
+      <w:r>
+        <w:t xml:space="preserve"> </w:t>
+      </w:r>
+      <w:r>
+        <w:t xml:space="preserve">volume in the rest of the protocol.</w:t>
+      </w:r>
+    </w:p>
+    <w:p>
+      <w:pPr>
+        <w:pStyle w:val="Compact"/>
+        <w:numPr>
+          <w:ilvl w:val="0"/>
+          <w:numId w:val="1009"/>
+        </w:numPr>
+      </w:pPr>
+      <w:r>
+        <w:rPr>
+          <w:b/>
+          <w:bCs/>
+        </w:rPr>
+        <w:t xml:space="preserve">Split the mix into 5 aliquots of 200 uL.</w:t>
+      </w:r>
+      <w:r>
+        <w:t xml:space="preserve"> </w:t>
+      </w:r>
+      <w:r>
+        <w:t xml:space="preserve">Each is 20 wells, about six runs.</w:t>
+      </w:r>
+    </w:p>
+    <w:p>
+      <w:pPr>
+        <w:pStyle w:val="Compact"/>
+        <w:numPr>
+          <w:ilvl w:val="0"/>
+          <w:numId w:val="1009"/>
+        </w:numPr>
+      </w:pPr>
+      <w:r>
+        <w:rPr>
+          <w:b/>
+          <w:bCs/>
+        </w:rPr>
+        <w:t xml:space="preserve">Split what is left of G, about 87 uL, into 4 or 5 tubes of roughly 20 uL.</w:t>
+      </w:r>
+      <w:r>
+        <w:t xml:space="preserve"> </w:t>
+      </w:r>
+      <w:r>
+        <w:t xml:space="preserve">One</w:t>
+      </w:r>
+      <w:r>
+        <w:t xml:space="preserve"> </w:t>
+      </w:r>
+      <w:r>
+        <w:t xml:space="preserve">aliquot is exactly one future mix, so no G tube is ever refrozen.</w:t>
+      </w:r>
+    </w:p>
+    <w:p>
+      <w:pPr>
+        <w:pStyle w:val="Compact"/>
+        <w:numPr>
+          <w:ilvl w:val="0"/>
+          <w:numId w:val="1009"/>
+        </w:numPr>
+      </w:pPr>
+      <w:r>
+        <w:rPr>
+          <w:b/>
+          <w:bCs/>
+        </w:rPr>
+        <w:t xml:space="preserve">Put the N and P primaries into one tube each,</w:t>
+      </w:r>
+      <w:r>
+        <w:t xml:space="preserve"> </w:t>
+      </w:r>
+      <w:r>
+        <w:t xml:space="preserve">or two if you want insurance against</w:t>
+      </w:r>
+      <w:r>
+        <w:t xml:space="preserve"> </w:t>
+      </w:r>
+      <w:r>
+        <w:t xml:space="preserve">dropping one. The leftover 10 uM dilutions go into one tube each as well.</w:t>
+      </w:r>
+    </w:p>
+    <w:p>
+      <w:pPr>
+        <w:pStyle w:val="Compact"/>
+        <w:numPr>
+          <w:ilvl w:val="0"/>
+          <w:numId w:val="1009"/>
+        </w:numPr>
+      </w:pPr>
+      <w:r>
+        <w:rPr>
+          <w:b/>
+          <w:bCs/>
+        </w:rPr>
+        <w:t xml:space="preserve">Label every tube</w:t>
+      </w:r>
+      <w:r>
+        <w:t xml:space="preserve"> </w:t>
+      </w:r>
+      <w:r>
+        <w:t xml:space="preserve">with strand, concentration and date, label the box too, and</w:t>
+      </w:r>
+      <w:r>
+        <w:t xml:space="preserve"> </w:t>
+      </w:r>
+      <w:r>
+        <w:rPr>
+          <w:b/>
+          <w:bCs/>
+        </w:rPr>
+        <w:t xml:space="preserve">freeze everything at -20 C.</w:t>
+      </w:r>
+      <w:r>
+        <w:t xml:space="preserve"> </w:t>
+      </w:r>
+      <w:r>
+        <w:t xml:space="preserve">Put the G aliquots and the mix in one opaque box.</w:t>
+      </w:r>
+    </w:p>
+    <w:bookmarkEnd w:id="55"/>
+    <w:bookmarkStart w:id="56" w:name="the-tubes-you-end-up-with"/>
+    <w:p>
+      <w:pPr>
+        <w:pStyle w:val="Heading3"/>
+      </w:pPr>
+      <w:r>
+        <w:t xml:space="preserve">The tubes you end up with</w:t>
       </w:r>
     </w:p>
     <w:p>
@@ -11627,606 +12495,29 @@
         <w:pStyle w:val="FirstParagraph"/>
       </w:pPr>
       <w:r>
-        <w:t xml:space="preserve">G is not diluted here. It goes into the mix straight from its tube stock, because 16 uL is a perfectly good volume to pipette.</w:t>
-      </w:r>
-    </w:p>
-    <w:tbl>
-      <w:tblPr>
-        <w:tblStyle w:val="Table"/>
-        <w:tblW w:type="auto" w:w="0"/>
-        <w:tblLook w:firstRow="1" w:lastRow="0" w:firstColumn="0" w:lastColumn="0" w:noHBand="0" w:noVBand="0" w:val="0020"/>
-      </w:tblPr>
-      <w:tblGrid>
-        <w:gridCol w:w="2640"/>
-        <w:gridCol w:w="2640"/>
-        <w:gridCol w:w="2640"/>
-      </w:tblGrid>
-      <w:tr>
-        <w:trPr>
-          <w:tblHeader w:val="on"/>
-        </w:trPr>
-        <w:tc>
-          <w:tcPr/>
-          <w:p>
-            <w:pPr>
-              <w:pStyle w:val="Compact"/>
-            </w:pPr>
-            <w:r>
-              <w:t xml:space="preserve">Strand</w:t>
-            </w:r>
-          </w:p>
-        </w:tc>
-        <w:tc>
-          <w:tcPr/>
-          <w:p>
-            <w:pPr>
-              <w:pStyle w:val="Compact"/>
-            </w:pPr>
-            <w:r>
-              <w:t xml:space="preserve">Make</w:t>
-            </w:r>
-          </w:p>
-        </w:tc>
-        <w:tc>
-          <w:tcPr/>
-          <w:p>
-            <w:pPr>
-              <w:pStyle w:val="Compact"/>
-            </w:pPr>
-            <w:r>
-              <w:t xml:space="preserve">How</w:t>
-            </w:r>
-          </w:p>
-        </w:tc>
-      </w:tr>
-      <w:tr>
-        <w:tc>
-          <w:tcPr/>
-          <w:p>
-            <w:pPr>
-              <w:pStyle w:val="Compact"/>
-            </w:pPr>
-            <w:r>
-              <w:t xml:space="preserve">N</w:t>
-            </w:r>
-          </w:p>
-        </w:tc>
-        <w:tc>
-          <w:tcPr/>
-          <w:p>
-            <w:pPr>
-              <w:pStyle w:val="Compact"/>
-            </w:pPr>
-            <w:r>
-              <w:t xml:space="preserve">10 uM</w:t>
-            </w:r>
-          </w:p>
-        </w:tc>
-        <w:tc>
-          <w:tcPr/>
-          <w:p>
-            <w:pPr>
-              <w:pStyle w:val="Compact"/>
-            </w:pPr>
-            <w:r>
-              <w:t xml:space="preserve">10 uL of the 100 uM tube stock + 90 uL water</w:t>
-            </w:r>
-          </w:p>
-        </w:tc>
-      </w:tr>
-      <w:tr>
-        <w:tc>
-          <w:tcPr/>
-          <w:p>
-            <w:pPr>
-              <w:pStyle w:val="Compact"/>
-            </w:pPr>
-            <w:r>
-              <w:t xml:space="preserve">P</w:t>
-            </w:r>
-          </w:p>
-        </w:tc>
-        <w:tc>
-          <w:tcPr/>
-          <w:p>
-            <w:pPr>
-              <w:pStyle w:val="Compact"/>
-            </w:pPr>
-            <w:r>
-              <w:t xml:space="preserve">10 uM</w:t>
-            </w:r>
-          </w:p>
-        </w:tc>
-        <w:tc>
-          <w:tcPr/>
-          <w:p>
-            <w:pPr>
-              <w:pStyle w:val="Compact"/>
-            </w:pPr>
-            <w:r>
-              <w:t xml:space="preserve">10 uL of the 100 uM tube stock + 90 uL water</w:t>
-            </w:r>
-          </w:p>
-        </w:tc>
-      </w:tr>
-    </w:tbl>
-    <w:p>
-      <w:pPr>
-        <w:pStyle w:val="BodyText"/>
-      </w:pPr>
-      <w:r>
-        <w:t xml:space="preserve">These exist for one reason. Going straight from 100 uM would mean pipetting 1.6 uL of N and 4.8 uL of P into the mix, and a P2 at the bottom of its range is the single largest error source in this whole chain. One extra dilution step removes it.</w:t>
-      </w:r>
-    </w:p>
-    <w:bookmarkEnd w:id="55"/>
-    <w:bookmarkStart w:id="56" w:name="c.-the-oligo-mix-1000-ul-at-10x"/>
-    <w:p>
-      <w:pPr>
-        <w:pStyle w:val="Heading3"/>
-      </w:pPr>
-      <w:r>
-        <w:t xml:space="preserve">3c. The oligo mix, 1000 uL at 10x</w:t>
-      </w:r>
-    </w:p>
-    <w:p>
-      <w:pPr>
-        <w:pStyle w:val="FirstParagraph"/>
-      </w:pPr>
-      <w:r>
-        <w:t xml:space="preserve">All three strands, one tube. Make this once.</w:t>
-      </w:r>
-    </w:p>
-    <w:tbl>
-      <w:tblPr>
-        <w:tblStyle w:val="Table"/>
-        <w:tblW w:type="auto" w:w="0"/>
-        <w:tblLook w:firstRow="1" w:lastRow="0" w:firstColumn="0" w:lastColumn="0" w:noHBand="0" w:noVBand="0" w:val="0020"/>
-      </w:tblPr>
-      <w:tblGrid>
-        <w:gridCol w:w="1584"/>
-        <w:gridCol w:w="1584"/>
-        <w:gridCol w:w="1584"/>
-        <w:gridCol w:w="1584"/>
-        <w:gridCol w:w="1584"/>
-      </w:tblGrid>
-      <w:tr>
-        <w:trPr>
-          <w:tblHeader w:val="on"/>
-        </w:trPr>
-        <w:tc>
-          <w:tcPr/>
-          <w:p>
-            <w:pPr>
-              <w:pStyle w:val="Compact"/>
-            </w:pPr>
-            <w:r>
-              <w:t xml:space="preserve">Add</w:t>
-            </w:r>
-          </w:p>
-        </w:tc>
-        <w:tc>
-          <w:tcPr/>
-          <w:p>
-            <w:pPr>
-              <w:pStyle w:val="Compact"/>
-            </w:pPr>
-            <w:r>
-              <w:t xml:space="preserve">From</w:t>
-            </w:r>
-          </w:p>
-        </w:tc>
-        <w:tc>
-          <w:tcPr/>
-          <w:p>
-            <w:pPr>
-              <w:pStyle w:val="Compact"/>
-            </w:pPr>
-            <w:r>
-              <w:t xml:space="preserve">Volume</w:t>
-            </w:r>
-          </w:p>
-        </w:tc>
-        <w:tc>
-          <w:tcPr/>
-          <w:p>
-            <w:pPr>
-              <w:pStyle w:val="Compact"/>
-            </w:pPr>
-            <w:r>
-              <w:t xml:space="preserve">In the mix</w:t>
-            </w:r>
-          </w:p>
-        </w:tc>
-        <w:tc>
-          <w:tcPr/>
-          <w:p>
-            <w:pPr>
-              <w:pStyle w:val="Compact"/>
-            </w:pPr>
-            <w:r>
-              <w:t xml:space="preserve">In the well</w:t>
-            </w:r>
-          </w:p>
-        </w:tc>
-      </w:tr>
-      <w:tr>
-        <w:tc>
-          <w:tcPr/>
-          <w:p>
-            <w:pPr>
-              <w:pStyle w:val="Compact"/>
-            </w:pPr>
-            <w:r>
-              <w:t xml:space="preserve">Template G</w:t>
-            </w:r>
-          </w:p>
-        </w:tc>
-        <w:tc>
-          <w:tcPr/>
-          <w:p>
-            <w:pPr>
-              <w:pStyle w:val="Compact"/>
-            </w:pPr>
-            <w:r>
-              <w:t xml:space="preserve">100 uM tube stock</w:t>
-            </w:r>
-          </w:p>
-        </w:tc>
-        <w:tc>
-          <w:tcPr/>
-          <w:p>
-            <w:pPr>
-              <w:pStyle w:val="Compact"/>
-            </w:pPr>
-            <w:r>
-              <w:rPr>
-                <w:b/>
-                <w:bCs/>
-              </w:rPr>
-              <w:t xml:space="preserve">16 uL</w:t>
-            </w:r>
-          </w:p>
-        </w:tc>
-        <w:tc>
-          <w:tcPr/>
-          <w:p>
-            <w:pPr>
-              <w:pStyle w:val="Compact"/>
-            </w:pPr>
-            <w:r>
-              <w:t xml:space="preserve">1.6 uM</w:t>
-            </w:r>
-          </w:p>
-        </w:tc>
-        <w:tc>
-          <w:tcPr/>
-          <w:p>
-            <w:pPr>
-              <w:pStyle w:val="Compact"/>
-            </w:pPr>
-            <w:r>
-              <w:rPr>
-                <w:b/>
-                <w:bCs/>
-              </w:rPr>
-              <w:t xml:space="preserve">160 nM</w:t>
-            </w:r>
-          </w:p>
-        </w:tc>
-      </w:tr>
-      <w:tr>
-        <w:tc>
-          <w:tcPr/>
-          <w:p>
-            <w:pPr>
-              <w:pStyle w:val="Compact"/>
-            </w:pPr>
-            <w:r>
-              <w:t xml:space="preserve">Prey N</w:t>
-            </w:r>
-          </w:p>
-        </w:tc>
-        <w:tc>
-          <w:tcPr/>
-          <w:p>
-            <w:pPr>
-              <w:pStyle w:val="Compact"/>
-            </w:pPr>
-            <w:r>
-              <w:t xml:space="preserve">10 uM working dilution</w:t>
-            </w:r>
-          </w:p>
-        </w:tc>
-        <w:tc>
-          <w:tcPr/>
-          <w:p>
-            <w:pPr>
-              <w:pStyle w:val="Compact"/>
-            </w:pPr>
-            <w:r>
-              <w:rPr>
-                <w:b/>
-                <w:bCs/>
-              </w:rPr>
-              <w:t xml:space="preserve">10 uL</w:t>
-            </w:r>
-          </w:p>
-        </w:tc>
-        <w:tc>
-          <w:tcPr/>
-          <w:p>
-            <w:pPr>
-              <w:pStyle w:val="Compact"/>
-            </w:pPr>
-            <w:r>
-              <w:t xml:space="preserve">0.1 uM</w:t>
-            </w:r>
-          </w:p>
-        </w:tc>
-        <w:tc>
-          <w:tcPr/>
-          <w:p>
-            <w:pPr>
-              <w:pStyle w:val="Compact"/>
-            </w:pPr>
-            <w:r>
-              <w:rPr>
-                <w:b/>
-                <w:bCs/>
-              </w:rPr>
-              <w:t xml:space="preserve">10 nM</w:t>
-            </w:r>
-          </w:p>
-        </w:tc>
-      </w:tr>
-      <w:tr>
-        <w:tc>
-          <w:tcPr/>
-          <w:p>
-            <w:pPr>
-              <w:pStyle w:val="Compact"/>
-            </w:pPr>
-            <w:r>
-              <w:t xml:space="preserve">Predator P</w:t>
-            </w:r>
-          </w:p>
-        </w:tc>
-        <w:tc>
-          <w:tcPr/>
-          <w:p>
-            <w:pPr>
-              <w:pStyle w:val="Compact"/>
-            </w:pPr>
-            <w:r>
-              <w:t xml:space="preserve">10 uM working dilution</w:t>
-            </w:r>
-          </w:p>
-        </w:tc>
-        <w:tc>
-          <w:tcPr/>
-          <w:p>
-            <w:pPr>
-              <w:pStyle w:val="Compact"/>
-            </w:pPr>
-            <w:r>
-              <w:rPr>
-                <w:b/>
-                <w:bCs/>
-              </w:rPr>
-              <w:t xml:space="preserve">30 uL</w:t>
-            </w:r>
-          </w:p>
-        </w:tc>
-        <w:tc>
-          <w:tcPr/>
-          <w:p>
-            <w:pPr>
-              <w:pStyle w:val="Compact"/>
-            </w:pPr>
-            <w:r>
-              <w:t xml:space="preserve">0.3 uM</w:t>
-            </w:r>
-          </w:p>
-        </w:tc>
-        <w:tc>
-          <w:tcPr/>
-          <w:p>
-            <w:pPr>
-              <w:pStyle w:val="Compact"/>
-            </w:pPr>
-            <w:r>
-              <w:rPr>
-                <w:b/>
-                <w:bCs/>
-              </w:rPr>
-              <w:t xml:space="preserve">30 nM</w:t>
-            </w:r>
-          </w:p>
-        </w:tc>
-      </w:tr>
-      <w:tr>
-        <w:tc>
-          <w:tcPr/>
-          <w:p>
-            <w:pPr>
-              <w:pStyle w:val="Compact"/>
-            </w:pPr>
-            <w:r>
-              <w:t xml:space="preserve">Nuclease-free water</w:t>
-            </w:r>
-          </w:p>
-        </w:tc>
-        <w:tc>
-          <w:tcPr/>
-          <w:p>
-            <w:pPr>
-              <w:pStyle w:val="Compact"/>
-            </w:pPr>
-          </w:p>
-        </w:tc>
-        <w:tc>
-          <w:tcPr/>
-          <w:p>
-            <w:pPr>
-              <w:pStyle w:val="Compact"/>
-            </w:pPr>
-            <w:r>
-              <w:rPr>
-                <w:b/>
-                <w:bCs/>
-              </w:rPr>
-              <w:t xml:space="preserve">944 uL</w:t>
-            </w:r>
-          </w:p>
-        </w:tc>
-        <w:tc>
-          <w:tcPr/>
-          <w:p>
-            <w:pPr>
-              <w:pStyle w:val="Compact"/>
-            </w:pPr>
-          </w:p>
-        </w:tc>
-        <w:tc>
-          <w:tcPr/>
-          <w:p>
-            <w:pPr>
-              <w:pStyle w:val="Compact"/>
-            </w:pPr>
-          </w:p>
-        </w:tc>
-      </w:tr>
-      <w:tr>
-        <w:tc>
-          <w:tcPr/>
-          <w:p>
-            <w:pPr>
-              <w:pStyle w:val="Compact"/>
-            </w:pPr>
-            <w:r>
-              <w:rPr>
-                <w:b/>
-                <w:bCs/>
-              </w:rPr>
-              <w:t xml:space="preserve">Total</w:t>
-            </w:r>
-          </w:p>
-        </w:tc>
-        <w:tc>
-          <w:tcPr/>
-          <w:p>
-            <w:pPr>
-              <w:pStyle w:val="Compact"/>
-            </w:pPr>
-          </w:p>
-        </w:tc>
-        <w:tc>
-          <w:tcPr/>
-          <w:p>
-            <w:pPr>
-              <w:pStyle w:val="Compact"/>
-            </w:pPr>
-            <w:r>
-              <w:rPr>
-                <w:b/>
-                <w:bCs/>
-              </w:rPr>
-              <w:t xml:space="preserve">1000 uL</w:t>
-            </w:r>
-          </w:p>
-        </w:tc>
-        <w:tc>
-          <w:tcPr/>
-          <w:p>
-            <w:pPr>
-              <w:pStyle w:val="Compact"/>
-            </w:pPr>
-          </w:p>
-        </w:tc>
-        <w:tc>
-          <w:tcPr/>
-          <w:p>
-            <w:pPr>
-              <w:pStyle w:val="Compact"/>
-            </w:pPr>
-          </w:p>
-        </w:tc>
-      </w:tr>
-    </w:tbl>
-    <w:p>
-      <w:pPr>
-        <w:pStyle w:val="BodyText"/>
-      </w:pPr>
-      <w:r>
-        <w:t xml:space="preserve">Split into</w:t>
-      </w:r>
-      <w:r>
-        <w:t xml:space="preserve"> </w:t>
-      </w:r>
-      <w:r>
-        <w:rPr>
-          <w:b/>
-          <w:bCs/>
-        </w:rPr>
-        <w:t xml:space="preserve">5 aliquots of 200 uL</w:t>
-      </w:r>
-      <w:r>
-        <w:t xml:space="preserve">, store at -20 C wrapped in foil, and thaw one at a time. Each aliquot is 20 wells, so roughly six runs.</w:t>
-      </w:r>
-    </w:p>
-    <w:p>
-      <w:pPr>
-        <w:pStyle w:val="BlockText"/>
-      </w:pPr>
-      <w:r>
-        <w:rPr>
-          <w:b/>
-          <w:bCs/>
-        </w:rPr>
-        <w:t xml:space="preserve">At the bench, from here on: 10 uL of this mix per reaction well.</w:t>
-      </w:r>
-      <w:r>
-        <w:t xml:space="preserve"> </w:t>
-      </w:r>
-      <w:r>
-        <w:t xml:space="preserve">That is the only oligo volume in the rest of the protocol. The 16, 10 and 30 above are finished with.</w:t>
-      </w:r>
-    </w:p>
-    <w:p>
-      <w:r>
-        <w:br w:type="page"/>
-      </w:r>
-    </w:p>
-    <w:bookmarkEnd w:id="56"/>
-    <w:bookmarkEnd w:id="57"/>
-    <w:bookmarkStart w:id="58" w:name="stage-4-master-mix"/>
-    <w:p>
-      <w:pPr>
-        <w:pStyle w:val="Heading2"/>
-      </w:pPr>
-      <w:r>
-        <w:t xml:space="preserve">Stage 4: Master mix</w:t>
-      </w:r>
-    </w:p>
-    <w:p>
-      <w:pPr>
-        <w:pStyle w:val="FirstParagraph"/>
-      </w:pPr>
-      <w:r>
-        <w:t xml:space="preserve">For</w:t>
-      </w:r>
-      <w:r>
-        <w:t xml:space="preserve"> </w:t>
-      </w:r>
-      <w:r>
-        <w:rPr>
-          <w:b/>
-          <w:bCs/>
-        </w:rPr>
-        <w:t xml:space="preserve">700 uL</w:t>
-      </w:r>
-      <w:r>
-        <w:t xml:space="preserve">, enough for the six master-mix wells plus generous excess. Enzymes last, straight from the freezer block, mix by gentle inversion only.</w:t>
+        <w:t xml:space="preserve">Have about</w:t>
+      </w:r>
+      <w:r>
+        <w:t xml:space="preserve"> </w:t>
+      </w:r>
+      <w:r>
+        <w:rPr>
+          <w:b/>
+          <w:bCs/>
+        </w:rPr>
+        <w:t xml:space="preserve">sixteen 1.5 mL tubes</w:t>
+      </w:r>
+      <w:r>
+        <w:t xml:space="preserve"> </w:t>
+      </w:r>
+      <w:r>
+        <w:t xml:space="preserve">labelled before you start. Thirteen to fifteen of them</w:t>
+      </w:r>
+      <w:r>
+        <w:t xml:space="preserve"> </w:t>
+      </w:r>
+      <w:r>
+        <w:t xml:space="preserve">go into the freezer at step 19; the rest are working tubes you throw away the same day.</w:t>
       </w:r>
     </w:p>
     <w:tbl>
@@ -12255,6 +12546,1818 @@
               <w:pStyle w:val="Compact"/>
             </w:pPr>
             <w:r>
+              <w:t xml:space="preserve">Tube</w:t>
+            </w:r>
+          </w:p>
+        </w:tc>
+        <w:tc>
+          <w:tcPr/>
+          <w:p>
+            <w:pPr>
+              <w:pStyle w:val="Compact"/>
+            </w:pPr>
+            <w:r>
+              <w:t xml:space="preserve">Contents</w:t>
+            </w:r>
+          </w:p>
+        </w:tc>
+        <w:tc>
+          <w:tcPr/>
+          <w:p>
+            <w:pPr>
+              <w:pStyle w:val="Compact"/>
+            </w:pPr>
+            <w:r>
+              <w:t xml:space="preserve">Concentration</w:t>
+            </w:r>
+          </w:p>
+        </w:tc>
+        <w:tc>
+          <w:tcPr/>
+          <w:p>
+            <w:pPr>
+              <w:pStyle w:val="Compact"/>
+            </w:pPr>
+            <w:r>
+              <w:t xml:space="preserve">Volume</w:t>
+            </w:r>
+          </w:p>
+        </w:tc>
+        <w:tc>
+          <w:tcPr/>
+          <w:p>
+            <w:pPr>
+              <w:pStyle w:val="Compact"/>
+            </w:pPr>
+            <w:r>
+              <w:t xml:space="preserve">Write on it</w:t>
+            </w:r>
+          </w:p>
+        </w:tc>
+        <w:tc>
+          <w:tcPr/>
+          <w:p>
+            <w:pPr>
+              <w:pStyle w:val="Compact"/>
+            </w:pPr>
+            <w:r>
+              <w:t xml:space="preserve">Store</w:t>
+            </w:r>
+          </w:p>
+        </w:tc>
+      </w:tr>
+      <w:tr>
+        <w:tc>
+          <w:tcPr/>
+          <w:p>
+            <w:pPr>
+              <w:pStyle w:val="Compact"/>
+            </w:pPr>
+            <w:r>
+              <w:t xml:space="preserve">1</w:t>
+            </w:r>
+          </w:p>
+        </w:tc>
+        <w:tc>
+          <w:tcPr/>
+          <w:p>
+            <w:pPr>
+              <w:pStyle w:val="Compact"/>
+            </w:pPr>
+            <w:r>
+              <w:t xml:space="preserve">Water, decanted to work from</w:t>
+            </w:r>
+          </w:p>
+        </w:tc>
+        <w:tc>
+          <w:tcPr/>
+          <w:p>
+            <w:pPr>
+              <w:pStyle w:val="Compact"/>
+            </w:pPr>
+          </w:p>
+        </w:tc>
+        <w:tc>
+          <w:tcPr/>
+          <w:p>
+            <w:pPr>
+              <w:pStyle w:val="Compact"/>
+            </w:pPr>
+            <w:r>
+              <w:t xml:space="preserve">~1.7 mL</w:t>
+            </w:r>
+          </w:p>
+        </w:tc>
+        <w:tc>
+          <w:tcPr/>
+          <w:p>
+            <w:pPr>
+              <w:pStyle w:val="Compact"/>
+            </w:pPr>
+            <w:r>
+              <w:rPr>
+                <w:rStyle w:val="VerbatimChar"/>
+              </w:rPr>
+              <w:t xml:space="preserve">NF water</w:t>
+            </w:r>
+          </w:p>
+        </w:tc>
+        <w:tc>
+          <w:tcPr/>
+          <w:p>
+            <w:pPr>
+              <w:pStyle w:val="Compact"/>
+            </w:pPr>
+            <w:r>
+              <w:t xml:space="preserve">Discard</w:t>
+            </w:r>
+          </w:p>
+        </w:tc>
+      </w:tr>
+      <w:tr>
+        <w:tc>
+          <w:tcPr/>
+          <w:p>
+            <w:pPr>
+              <w:pStyle w:val="Compact"/>
+            </w:pPr>
+            <w:r>
+              <w:t xml:space="preserve">2</w:t>
+            </w:r>
+          </w:p>
+        </w:tc>
+        <w:tc>
+          <w:tcPr/>
+          <w:p>
+            <w:pPr>
+              <w:pStyle w:val="Compact"/>
+            </w:pPr>
+            <w:r>
+              <w:t xml:space="preserve">G, resuspended, for the mix</w:t>
+            </w:r>
+          </w:p>
+        </w:tc>
+        <w:tc>
+          <w:tcPr/>
+          <w:p>
+            <w:pPr>
+              <w:pStyle w:val="Compact"/>
+            </w:pPr>
+            <w:r>
+              <w:t xml:space="preserve">100 uM</w:t>
+            </w:r>
+          </w:p>
+        </w:tc>
+        <w:tc>
+          <w:tcPr/>
+          <w:p>
+            <w:pPr>
+              <w:pStyle w:val="Compact"/>
+            </w:pPr>
+            <w:r>
+              <w:t xml:space="preserve">16 uL</w:t>
+            </w:r>
+          </w:p>
+        </w:tc>
+        <w:tc>
+          <w:tcPr/>
+          <w:p>
+            <w:pPr>
+              <w:pStyle w:val="Compact"/>
+            </w:pPr>
+            <w:r>
+              <w:rPr>
+                <w:rStyle w:val="VerbatimChar"/>
+              </w:rPr>
+              <w:t xml:space="preserve">G for mix</w:t>
+            </w:r>
+          </w:p>
+        </w:tc>
+        <w:tc>
+          <w:tcPr/>
+          <w:p>
+            <w:pPr>
+              <w:pStyle w:val="Compact"/>
+            </w:pPr>
+            <w:r>
+              <w:t xml:space="preserve">Used up at step 14</w:t>
+            </w:r>
+          </w:p>
+        </w:tc>
+      </w:tr>
+      <w:tr>
+        <w:tc>
+          <w:tcPr/>
+          <w:p>
+            <w:pPr>
+              <w:pStyle w:val="Compact"/>
+            </w:pPr>
+            <w:r>
+              <w:t xml:space="preserve">3</w:t>
+            </w:r>
+          </w:p>
+        </w:tc>
+        <w:tc>
+          <w:tcPr/>
+          <w:p>
+            <w:pPr>
+              <w:pStyle w:val="Compact"/>
+            </w:pPr>
+            <w:r>
+              <w:t xml:space="preserve">Mixing tube for the oligo mix</w:t>
+            </w:r>
+          </w:p>
+        </w:tc>
+        <w:tc>
+          <w:tcPr/>
+          <w:p>
+            <w:pPr>
+              <w:pStyle w:val="Compact"/>
+            </w:pPr>
+            <w:r>
+              <w:t xml:space="preserve">10x</w:t>
+            </w:r>
+          </w:p>
+        </w:tc>
+        <w:tc>
+          <w:tcPr/>
+          <w:p>
+            <w:pPr>
+              <w:pStyle w:val="Compact"/>
+            </w:pPr>
+            <w:r>
+              <w:t xml:space="preserve">1000 uL</w:t>
+            </w:r>
+          </w:p>
+        </w:tc>
+        <w:tc>
+          <w:tcPr/>
+          <w:p>
+            <w:pPr>
+              <w:pStyle w:val="Compact"/>
+            </w:pPr>
+            <w:r>
+              <w:rPr>
+                <w:rStyle w:val="VerbatimChar"/>
+              </w:rPr>
+              <w:t xml:space="preserve">OLIGO MIX 10x &lt;date&gt;</w:t>
+            </w:r>
+          </w:p>
+        </w:tc>
+        <w:tc>
+          <w:tcPr/>
+          <w:p>
+            <w:pPr>
+              <w:pStyle w:val="Compact"/>
+            </w:pPr>
+            <w:r>
+              <w:t xml:space="preserve">Emptied at step 16</w:t>
+            </w:r>
+          </w:p>
+        </w:tc>
+      </w:tr>
+      <w:tr>
+        <w:tc>
+          <w:tcPr/>
+          <w:p>
+            <w:pPr>
+              <w:pStyle w:val="Compact"/>
+            </w:pPr>
+            <w:r>
+              <w:t xml:space="preserve">4 to 8</w:t>
+            </w:r>
+          </w:p>
+        </w:tc>
+        <w:tc>
+          <w:tcPr/>
+          <w:p>
+            <w:pPr>
+              <w:pStyle w:val="Compact"/>
+            </w:pPr>
+            <w:r>
+              <w:rPr>
+                <w:b/>
+                <w:bCs/>
+              </w:rPr>
+              <w:t xml:space="preserve">Oligo mix aliquots</w:t>
+            </w:r>
+          </w:p>
+        </w:tc>
+        <w:tc>
+          <w:tcPr/>
+          <w:p>
+            <w:pPr>
+              <w:pStyle w:val="Compact"/>
+            </w:pPr>
+            <w:r>
+              <w:rPr>
+                <w:b/>
+                <w:bCs/>
+              </w:rPr>
+              <w:t xml:space="preserve">10x</w:t>
+            </w:r>
+          </w:p>
+        </w:tc>
+        <w:tc>
+          <w:tcPr/>
+          <w:p>
+            <w:pPr>
+              <w:pStyle w:val="Compact"/>
+            </w:pPr>
+            <w:r>
+              <w:rPr>
+                <w:b/>
+                <w:bCs/>
+              </w:rPr>
+              <w:t xml:space="preserve">5 x 200 uL</w:t>
+            </w:r>
+          </w:p>
+        </w:tc>
+        <w:tc>
+          <w:tcPr/>
+          <w:p>
+            <w:pPr>
+              <w:pStyle w:val="Compact"/>
+            </w:pPr>
+            <w:r>
+              <w:rPr>
+                <w:rStyle w:val="VerbatimChar"/>
+              </w:rPr>
+              <w:t xml:space="preserve">OLIGO MIX 10x &lt;date&gt; 1/5</w:t>
+            </w:r>
+            <w:r>
+              <w:t xml:space="preserve"> </w:t>
+            </w:r>
+            <w:r>
+              <w:t xml:space="preserve">to</w:t>
+            </w:r>
+            <w:r>
+              <w:t xml:space="preserve"> </w:t>
+            </w:r>
+            <w:r>
+              <w:rPr>
+                <w:rStyle w:val="VerbatimChar"/>
+              </w:rPr>
+              <w:t xml:space="preserve">5/5</w:t>
+            </w:r>
+          </w:p>
+        </w:tc>
+        <w:tc>
+          <w:tcPr/>
+          <w:p>
+            <w:pPr>
+              <w:pStyle w:val="Compact"/>
+            </w:pPr>
+            <w:r>
+              <w:rPr>
+                <w:b/>
+                <w:bCs/>
+              </w:rPr>
+              <w:t xml:space="preserve">-20 C, opaque box</w:t>
+            </w:r>
+          </w:p>
+        </w:tc>
+      </w:tr>
+      <w:tr>
+        <w:tc>
+          <w:tcPr/>
+          <w:p>
+            <w:pPr>
+              <w:pStyle w:val="Compact"/>
+            </w:pPr>
+            <w:r>
+              <w:t xml:space="preserve">9 to 12</w:t>
+            </w:r>
+          </w:p>
+        </w:tc>
+        <w:tc>
+          <w:tcPr/>
+          <w:p>
+            <w:pPr>
+              <w:pStyle w:val="Compact"/>
+            </w:pPr>
+            <w:r>
+              <w:rPr>
+                <w:b/>
+                <w:bCs/>
+              </w:rPr>
+              <w:t xml:space="preserve">G primary aliquots</w:t>
+            </w:r>
+          </w:p>
+        </w:tc>
+        <w:tc>
+          <w:tcPr/>
+          <w:p>
+            <w:pPr>
+              <w:pStyle w:val="Compact"/>
+            </w:pPr>
+            <w:r>
+              <w:rPr>
+                <w:b/>
+                <w:bCs/>
+              </w:rPr>
+              <w:t xml:space="preserve">100 uM</w:t>
+            </w:r>
+          </w:p>
+        </w:tc>
+        <w:tc>
+          <w:tcPr/>
+          <w:p>
+            <w:pPr>
+              <w:pStyle w:val="Compact"/>
+            </w:pPr>
+            <w:r>
+              <w:rPr>
+                <w:b/>
+                <w:bCs/>
+              </w:rPr>
+              <w:t xml:space="preserve">4 x ~22 uL</w:t>
+            </w:r>
+          </w:p>
+        </w:tc>
+        <w:tc>
+          <w:tcPr/>
+          <w:p>
+            <w:pPr>
+              <w:pStyle w:val="Compact"/>
+            </w:pPr>
+            <w:r>
+              <w:rPr>
+                <w:rStyle w:val="VerbatimChar"/>
+              </w:rPr>
+              <w:t xml:space="preserve">G 100uM &lt;date&gt;</w:t>
+            </w:r>
+          </w:p>
+        </w:tc>
+        <w:tc>
+          <w:tcPr/>
+          <w:p>
+            <w:pPr>
+              <w:pStyle w:val="Compact"/>
+            </w:pPr>
+            <w:r>
+              <w:rPr>
+                <w:b/>
+                <w:bCs/>
+              </w:rPr>
+              <w:t xml:space="preserve">-20 C, foil or opaque box</w:t>
+            </w:r>
+          </w:p>
+        </w:tc>
+      </w:tr>
+      <w:tr>
+        <w:tc>
+          <w:tcPr/>
+          <w:p>
+            <w:pPr>
+              <w:pStyle w:val="Compact"/>
+            </w:pPr>
+            <w:r>
+              <w:t xml:space="preserve">13</w:t>
+            </w:r>
+          </w:p>
+        </w:tc>
+        <w:tc>
+          <w:tcPr/>
+          <w:p>
+            <w:pPr>
+              <w:pStyle w:val="Compact"/>
+            </w:pPr>
+            <w:r>
+              <w:rPr>
+                <w:b/>
+                <w:bCs/>
+              </w:rPr>
+              <w:t xml:space="preserve">N primary</w:t>
+            </w:r>
+          </w:p>
+        </w:tc>
+        <w:tc>
+          <w:tcPr/>
+          <w:p>
+            <w:pPr>
+              <w:pStyle w:val="Compact"/>
+            </w:pPr>
+            <w:r>
+              <w:rPr>
+                <w:b/>
+                <w:bCs/>
+              </w:rPr>
+              <w:t xml:space="preserve">100 uM</w:t>
+            </w:r>
+          </w:p>
+        </w:tc>
+        <w:tc>
+          <w:tcPr/>
+          <w:p>
+            <w:pPr>
+              <w:pStyle w:val="Compact"/>
+            </w:pPr>
+            <w:r>
+              <w:rPr>
+                <w:b/>
+                <w:bCs/>
+              </w:rPr>
+              <w:t xml:space="preserve">276 uL</w:t>
+            </w:r>
+          </w:p>
+        </w:tc>
+        <w:tc>
+          <w:tcPr/>
+          <w:p>
+            <w:pPr>
+              <w:pStyle w:val="Compact"/>
+            </w:pPr>
+            <w:r>
+              <w:rPr>
+                <w:rStyle w:val="VerbatimChar"/>
+              </w:rPr>
+              <w:t xml:space="preserve">N 100uM &lt;date&gt;</w:t>
+            </w:r>
+          </w:p>
+        </w:tc>
+        <w:tc>
+          <w:tcPr/>
+          <w:p>
+            <w:pPr>
+              <w:pStyle w:val="Compact"/>
+            </w:pPr>
+            <w:r>
+              <w:rPr>
+                <w:b/>
+                <w:bCs/>
+              </w:rPr>
+              <w:t xml:space="preserve">-20 C</w:t>
+            </w:r>
+          </w:p>
+        </w:tc>
+      </w:tr>
+      <w:tr>
+        <w:tc>
+          <w:tcPr/>
+          <w:p>
+            <w:pPr>
+              <w:pStyle w:val="Compact"/>
+            </w:pPr>
+            <w:r>
+              <w:t xml:space="preserve">14</w:t>
+            </w:r>
+          </w:p>
+        </w:tc>
+        <w:tc>
+          <w:tcPr/>
+          <w:p>
+            <w:pPr>
+              <w:pStyle w:val="Compact"/>
+            </w:pPr>
+            <w:r>
+              <w:rPr>
+                <w:b/>
+                <w:bCs/>
+              </w:rPr>
+              <w:t xml:space="preserve">P primary</w:t>
+            </w:r>
+          </w:p>
+        </w:tc>
+        <w:tc>
+          <w:tcPr/>
+          <w:p>
+            <w:pPr>
+              <w:pStyle w:val="Compact"/>
+            </w:pPr>
+            <w:r>
+              <w:rPr>
+                <w:b/>
+                <w:bCs/>
+              </w:rPr>
+              <w:t xml:space="preserve">100 uM</w:t>
+            </w:r>
+          </w:p>
+        </w:tc>
+        <w:tc>
+          <w:tcPr/>
+          <w:p>
+            <w:pPr>
+              <w:pStyle w:val="Compact"/>
+            </w:pPr>
+            <w:r>
+              <w:rPr>
+                <w:b/>
+                <w:bCs/>
+              </w:rPr>
+              <w:t xml:space="preserve">135 uL</w:t>
+            </w:r>
+          </w:p>
+        </w:tc>
+        <w:tc>
+          <w:tcPr/>
+          <w:p>
+            <w:pPr>
+              <w:pStyle w:val="Compact"/>
+            </w:pPr>
+            <w:r>
+              <w:rPr>
+                <w:rStyle w:val="VerbatimChar"/>
+              </w:rPr>
+              <w:t xml:space="preserve">P 100uM &lt;date&gt;</w:t>
+            </w:r>
+          </w:p>
+        </w:tc>
+        <w:tc>
+          <w:tcPr/>
+          <w:p>
+            <w:pPr>
+              <w:pStyle w:val="Compact"/>
+            </w:pPr>
+            <w:r>
+              <w:rPr>
+                <w:b/>
+                <w:bCs/>
+              </w:rPr>
+              <w:t xml:space="preserve">-20 C</w:t>
+            </w:r>
+          </w:p>
+        </w:tc>
+      </w:tr>
+      <w:tr>
+        <w:tc>
+          <w:tcPr/>
+          <w:p>
+            <w:pPr>
+              <w:pStyle w:val="Compact"/>
+            </w:pPr>
+            <w:r>
+              <w:t xml:space="preserve">15</w:t>
+            </w:r>
+          </w:p>
+        </w:tc>
+        <w:tc>
+          <w:tcPr/>
+          <w:p>
+            <w:pPr>
+              <w:pStyle w:val="Compact"/>
+            </w:pPr>
+            <w:r>
+              <w:t xml:space="preserve">N working dilution, leftover</w:t>
+            </w:r>
+          </w:p>
+        </w:tc>
+        <w:tc>
+          <w:tcPr/>
+          <w:p>
+            <w:pPr>
+              <w:pStyle w:val="Compact"/>
+            </w:pPr>
+            <w:r>
+              <w:t xml:space="preserve">10 uM</w:t>
+            </w:r>
+          </w:p>
+        </w:tc>
+        <w:tc>
+          <w:tcPr/>
+          <w:p>
+            <w:pPr>
+              <w:pStyle w:val="Compact"/>
+            </w:pPr>
+            <w:r>
+              <w:t xml:space="preserve">90 uL</w:t>
+            </w:r>
+          </w:p>
+        </w:tc>
+        <w:tc>
+          <w:tcPr/>
+          <w:p>
+            <w:pPr>
+              <w:pStyle w:val="Compact"/>
+            </w:pPr>
+            <w:r>
+              <w:rPr>
+                <w:rStyle w:val="VerbatimChar"/>
+              </w:rPr>
+              <w:t xml:space="preserve">N 10uM &lt;date&gt;</w:t>
+            </w:r>
+          </w:p>
+        </w:tc>
+        <w:tc>
+          <w:tcPr/>
+          <w:p>
+            <w:pPr>
+              <w:pStyle w:val="Compact"/>
+            </w:pPr>
+            <w:r>
+              <w:t xml:space="preserve">-20 C</w:t>
+            </w:r>
+          </w:p>
+        </w:tc>
+      </w:tr>
+      <w:tr>
+        <w:tc>
+          <w:tcPr/>
+          <w:p>
+            <w:pPr>
+              <w:pStyle w:val="Compact"/>
+            </w:pPr>
+            <w:r>
+              <w:t xml:space="preserve">16</w:t>
+            </w:r>
+          </w:p>
+        </w:tc>
+        <w:tc>
+          <w:tcPr/>
+          <w:p>
+            <w:pPr>
+              <w:pStyle w:val="Compact"/>
+            </w:pPr>
+            <w:r>
+              <w:t xml:space="preserve">P working dilution, leftover</w:t>
+            </w:r>
+          </w:p>
+        </w:tc>
+        <w:tc>
+          <w:tcPr/>
+          <w:p>
+            <w:pPr>
+              <w:pStyle w:val="Compact"/>
+            </w:pPr>
+            <w:r>
+              <w:t xml:space="preserve">10 uM</w:t>
+            </w:r>
+          </w:p>
+        </w:tc>
+        <w:tc>
+          <w:tcPr/>
+          <w:p>
+            <w:pPr>
+              <w:pStyle w:val="Compact"/>
+            </w:pPr>
+            <w:r>
+              <w:t xml:space="preserve">70 uL</w:t>
+            </w:r>
+          </w:p>
+        </w:tc>
+        <w:tc>
+          <w:tcPr/>
+          <w:p>
+            <w:pPr>
+              <w:pStyle w:val="Compact"/>
+            </w:pPr>
+            <w:r>
+              <w:rPr>
+                <w:rStyle w:val="VerbatimChar"/>
+              </w:rPr>
+              <w:t xml:space="preserve">P 10uM &lt;date&gt;</w:t>
+            </w:r>
+          </w:p>
+        </w:tc>
+        <w:tc>
+          <w:tcPr/>
+          <w:p>
+            <w:pPr>
+              <w:pStyle w:val="Compact"/>
+            </w:pPr>
+            <w:r>
+              <w:t xml:space="preserve">-20 C</w:t>
+            </w:r>
+          </w:p>
+        </w:tc>
+      </w:tr>
+    </w:tbl>
+    <w:p>
+      <w:pPr>
+        <w:pStyle w:val="BodyText"/>
+      </w:pPr>
+      <w:r>
+        <w:t xml:space="preserve">Tubes 13 and 14 can simply be the original IDT tubes, relabelled. Split them in two if you</w:t>
+      </w:r>
+      <w:r>
+        <w:t xml:space="preserve"> </w:t>
+      </w:r>
+      <w:r>
+        <w:t xml:space="preserve">want insurance against dropping one. Tube 3 can be one of the five mix aliquots if you would</w:t>
+      </w:r>
+      <w:r>
+        <w:t xml:space="preserve"> </w:t>
+      </w:r>
+      <w:r>
+        <w:t xml:space="preserve">rather not use a sixth tube.</w:t>
+      </w:r>
+    </w:p>
+    <w:p>
+      <w:pPr>
+        <w:pStyle w:val="BodyText"/>
+      </w:pPr>
+      <w:r>
+        <w:rPr>
+          <w:b/>
+          <w:bCs/>
+        </w:rPr>
+        <w:t xml:space="preserve">Write the concentration on every tube, not just the strand.</w:t>
+      </w:r>
+      <w:r>
+        <w:t xml:space="preserve"> </w:t>
+      </w:r>
+      <w:r>
+        <w:t xml:space="preserve">The one label that can ruin</w:t>
+      </w:r>
+      <w:r>
+        <w:t xml:space="preserve"> </w:t>
+      </w:r>
+      <w:r>
+        <w:t xml:space="preserve">a run is</w:t>
+      </w:r>
+      <w:r>
+        <w:t xml:space="preserve"> </w:t>
+      </w:r>
+      <w:r>
+        <w:rPr>
+          <w:rStyle w:val="VerbatimChar"/>
+        </w:rPr>
+        <w:t xml:space="preserve">N</w:t>
+      </w:r>
+      <w:r>
+        <w:t xml:space="preserve">, because there are two N tubes in the freezer at 100 uM and 10 uM and they</w:t>
+      </w:r>
+      <w:r>
+        <w:t xml:space="preserve"> </w:t>
+      </w:r>
+      <w:r>
+        <w:t xml:space="preserve">differ tenfold. The same goes for P. A tube marked only with a strand letter is an ambiguous</w:t>
+      </w:r>
+      <w:r>
+        <w:t xml:space="preserve"> </w:t>
+      </w:r>
+      <w:r>
+        <w:t xml:space="preserve">tube, and the ambiguity surfaces three weeks later when somebody else is at the bench.</w:t>
+      </w:r>
+    </w:p>
+    <w:p>
+      <w:pPr>
+        <w:pStyle w:val="BodyText"/>
+      </w:pPr>
+      <w:r>
+        <w:t xml:space="preserve">Label the box as well as the tubes. Marker rubs off a frosted cap in a gloved hand.</w:t>
+      </w:r>
+    </w:p>
+    <w:bookmarkEnd w:id="56"/>
+    <w:bookmarkStart w:id="57" w:name="the-volumes-as-a-table"/>
+    <w:p>
+      <w:pPr>
+        <w:pStyle w:val="Heading3"/>
+      </w:pPr>
+      <w:r>
+        <w:t xml:space="preserve">The volumes, as a table</w:t>
+      </w:r>
+    </w:p>
+    <w:tbl>
+      <w:tblPr>
+        <w:tblStyle w:val="Table"/>
+        <w:tblW w:type="auto" w:w="0"/>
+        <w:tblLook w:firstRow="1" w:lastRow="0" w:firstColumn="0" w:lastColumn="0" w:noHBand="0" w:noVBand="0" w:val="0020"/>
+      </w:tblPr>
+      <w:tblGrid>
+        <w:gridCol w:w="1584"/>
+        <w:gridCol w:w="1584"/>
+        <w:gridCol w:w="1584"/>
+        <w:gridCol w:w="1584"/>
+        <w:gridCol w:w="1584"/>
+      </w:tblGrid>
+      <w:tr>
+        <w:trPr>
+          <w:tblHeader w:val="on"/>
+        </w:trPr>
+        <w:tc>
+          <w:tcPr/>
+          <w:p>
+            <w:pPr>
+              <w:pStyle w:val="Compact"/>
+            </w:pPr>
+            <w:r>
+              <w:t xml:space="preserve">Add</w:t>
+            </w:r>
+          </w:p>
+        </w:tc>
+        <w:tc>
+          <w:tcPr/>
+          <w:p>
+            <w:pPr>
+              <w:pStyle w:val="Compact"/>
+            </w:pPr>
+            <w:r>
+              <w:t xml:space="preserve">From</w:t>
+            </w:r>
+          </w:p>
+        </w:tc>
+        <w:tc>
+          <w:tcPr/>
+          <w:p>
+            <w:pPr>
+              <w:pStyle w:val="Compact"/>
+            </w:pPr>
+            <w:r>
+              <w:t xml:space="preserve">Volume</w:t>
+            </w:r>
+          </w:p>
+        </w:tc>
+        <w:tc>
+          <w:tcPr/>
+          <w:p>
+            <w:pPr>
+              <w:pStyle w:val="Compact"/>
+            </w:pPr>
+            <w:r>
+              <w:t xml:space="preserve">In the mix</w:t>
+            </w:r>
+          </w:p>
+        </w:tc>
+        <w:tc>
+          <w:tcPr/>
+          <w:p>
+            <w:pPr>
+              <w:pStyle w:val="Compact"/>
+            </w:pPr>
+            <w:r>
+              <w:t xml:space="preserve">In the well</w:t>
+            </w:r>
+          </w:p>
+        </w:tc>
+      </w:tr>
+      <w:tr>
+        <w:tc>
+          <w:tcPr/>
+          <w:p>
+            <w:pPr>
+              <w:pStyle w:val="Compact"/>
+            </w:pPr>
+            <w:r>
+              <w:t xml:space="preserve">Template G</w:t>
+            </w:r>
+          </w:p>
+        </w:tc>
+        <w:tc>
+          <w:tcPr/>
+          <w:p>
+            <w:pPr>
+              <w:pStyle w:val="Compact"/>
+            </w:pPr>
+            <w:r>
+              <w:t xml:space="preserve">100 uM tube stock</w:t>
+            </w:r>
+          </w:p>
+        </w:tc>
+        <w:tc>
+          <w:tcPr/>
+          <w:p>
+            <w:pPr>
+              <w:pStyle w:val="Compact"/>
+            </w:pPr>
+            <w:r>
+              <w:rPr>
+                <w:b/>
+                <w:bCs/>
+              </w:rPr>
+              <w:t xml:space="preserve">16 uL</w:t>
+            </w:r>
+          </w:p>
+        </w:tc>
+        <w:tc>
+          <w:tcPr/>
+          <w:p>
+            <w:pPr>
+              <w:pStyle w:val="Compact"/>
+            </w:pPr>
+            <w:r>
+              <w:t xml:space="preserve">1.6 uM</w:t>
+            </w:r>
+          </w:p>
+        </w:tc>
+        <w:tc>
+          <w:tcPr/>
+          <w:p>
+            <w:pPr>
+              <w:pStyle w:val="Compact"/>
+            </w:pPr>
+            <w:r>
+              <w:rPr>
+                <w:b/>
+                <w:bCs/>
+              </w:rPr>
+              <w:t xml:space="preserve">160 nM</w:t>
+            </w:r>
+          </w:p>
+        </w:tc>
+      </w:tr>
+      <w:tr>
+        <w:tc>
+          <w:tcPr/>
+          <w:p>
+            <w:pPr>
+              <w:pStyle w:val="Compact"/>
+            </w:pPr>
+            <w:r>
+              <w:t xml:space="preserve">Prey N</w:t>
+            </w:r>
+          </w:p>
+        </w:tc>
+        <w:tc>
+          <w:tcPr/>
+          <w:p>
+            <w:pPr>
+              <w:pStyle w:val="Compact"/>
+            </w:pPr>
+            <w:r>
+              <w:t xml:space="preserve">10 uM working dilution</w:t>
+            </w:r>
+          </w:p>
+        </w:tc>
+        <w:tc>
+          <w:tcPr/>
+          <w:p>
+            <w:pPr>
+              <w:pStyle w:val="Compact"/>
+            </w:pPr>
+            <w:r>
+              <w:rPr>
+                <w:b/>
+                <w:bCs/>
+              </w:rPr>
+              <w:t xml:space="preserve">10 uL</w:t>
+            </w:r>
+          </w:p>
+        </w:tc>
+        <w:tc>
+          <w:tcPr/>
+          <w:p>
+            <w:pPr>
+              <w:pStyle w:val="Compact"/>
+            </w:pPr>
+            <w:r>
+              <w:t xml:space="preserve">0.1 uM</w:t>
+            </w:r>
+          </w:p>
+        </w:tc>
+        <w:tc>
+          <w:tcPr/>
+          <w:p>
+            <w:pPr>
+              <w:pStyle w:val="Compact"/>
+            </w:pPr>
+            <w:r>
+              <w:rPr>
+                <w:b/>
+                <w:bCs/>
+              </w:rPr>
+              <w:t xml:space="preserve">10 nM</w:t>
+            </w:r>
+          </w:p>
+        </w:tc>
+      </w:tr>
+      <w:tr>
+        <w:tc>
+          <w:tcPr/>
+          <w:p>
+            <w:pPr>
+              <w:pStyle w:val="Compact"/>
+            </w:pPr>
+            <w:r>
+              <w:t xml:space="preserve">Predator P</w:t>
+            </w:r>
+          </w:p>
+        </w:tc>
+        <w:tc>
+          <w:tcPr/>
+          <w:p>
+            <w:pPr>
+              <w:pStyle w:val="Compact"/>
+            </w:pPr>
+            <w:r>
+              <w:t xml:space="preserve">10 uM working dilution</w:t>
+            </w:r>
+          </w:p>
+        </w:tc>
+        <w:tc>
+          <w:tcPr/>
+          <w:p>
+            <w:pPr>
+              <w:pStyle w:val="Compact"/>
+            </w:pPr>
+            <w:r>
+              <w:rPr>
+                <w:b/>
+                <w:bCs/>
+              </w:rPr>
+              <w:t xml:space="preserve">30 uL</w:t>
+            </w:r>
+          </w:p>
+        </w:tc>
+        <w:tc>
+          <w:tcPr/>
+          <w:p>
+            <w:pPr>
+              <w:pStyle w:val="Compact"/>
+            </w:pPr>
+            <w:r>
+              <w:t xml:space="preserve">0.3 uM</w:t>
+            </w:r>
+          </w:p>
+        </w:tc>
+        <w:tc>
+          <w:tcPr/>
+          <w:p>
+            <w:pPr>
+              <w:pStyle w:val="Compact"/>
+            </w:pPr>
+            <w:r>
+              <w:rPr>
+                <w:b/>
+                <w:bCs/>
+              </w:rPr>
+              <w:t xml:space="preserve">30 nM</w:t>
+            </w:r>
+          </w:p>
+        </w:tc>
+      </w:tr>
+      <w:tr>
+        <w:tc>
+          <w:tcPr/>
+          <w:p>
+            <w:pPr>
+              <w:pStyle w:val="Compact"/>
+            </w:pPr>
+            <w:r>
+              <w:t xml:space="preserve">Nuclease-free water</w:t>
+            </w:r>
+          </w:p>
+        </w:tc>
+        <w:tc>
+          <w:tcPr/>
+          <w:p>
+            <w:pPr>
+              <w:pStyle w:val="Compact"/>
+            </w:pPr>
+          </w:p>
+        </w:tc>
+        <w:tc>
+          <w:tcPr/>
+          <w:p>
+            <w:pPr>
+              <w:pStyle w:val="Compact"/>
+            </w:pPr>
+            <w:r>
+              <w:rPr>
+                <w:b/>
+                <w:bCs/>
+              </w:rPr>
+              <w:t xml:space="preserve">944 uL</w:t>
+            </w:r>
+          </w:p>
+        </w:tc>
+        <w:tc>
+          <w:tcPr/>
+          <w:p>
+            <w:pPr>
+              <w:pStyle w:val="Compact"/>
+            </w:pPr>
+          </w:p>
+        </w:tc>
+        <w:tc>
+          <w:tcPr/>
+          <w:p>
+            <w:pPr>
+              <w:pStyle w:val="Compact"/>
+            </w:pPr>
+          </w:p>
+        </w:tc>
+      </w:tr>
+      <w:tr>
+        <w:tc>
+          <w:tcPr/>
+          <w:p>
+            <w:pPr>
+              <w:pStyle w:val="Compact"/>
+            </w:pPr>
+            <w:r>
+              <w:rPr>
+                <w:b/>
+                <w:bCs/>
+              </w:rPr>
+              <w:t xml:space="preserve">Total</w:t>
+            </w:r>
+          </w:p>
+        </w:tc>
+        <w:tc>
+          <w:tcPr/>
+          <w:p>
+            <w:pPr>
+              <w:pStyle w:val="Compact"/>
+            </w:pPr>
+          </w:p>
+        </w:tc>
+        <w:tc>
+          <w:tcPr/>
+          <w:p>
+            <w:pPr>
+              <w:pStyle w:val="Compact"/>
+            </w:pPr>
+            <w:r>
+              <w:rPr>
+                <w:b/>
+                <w:bCs/>
+              </w:rPr>
+              <w:t xml:space="preserve">1000 uL</w:t>
+            </w:r>
+          </w:p>
+        </w:tc>
+        <w:tc>
+          <w:tcPr/>
+          <w:p>
+            <w:pPr>
+              <w:pStyle w:val="Compact"/>
+            </w:pPr>
+          </w:p>
+        </w:tc>
+        <w:tc>
+          <w:tcPr/>
+          <w:p>
+            <w:pPr>
+              <w:pStyle w:val="Compact"/>
+            </w:pPr>
+          </w:p>
+        </w:tc>
+      </w:tr>
+    </w:tbl>
+    <w:p>
+      <w:pPr>
+        <w:pStyle w:val="BlockText"/>
+      </w:pPr>
+      <w:r>
+        <w:rPr>
+          <w:b/>
+          <w:bCs/>
+        </w:rPr>
+        <w:t xml:space="preserve">At the bench, from here on: 10 uL of this mix per reaction well.</w:t>
+      </w:r>
+      <w:r>
+        <w:t xml:space="preserve"> </w:t>
+      </w:r>
+      <w:r>
+        <w:t xml:space="preserve">That is the only</w:t>
+      </w:r>
+      <w:r>
+        <w:t xml:space="preserve"> </w:t>
+      </w:r>
+      <w:r>
+        <w:t xml:space="preserve">oligo volume in the rest of the protocol. The 16, 10 and 30 above are finished with.</w:t>
+      </w:r>
+    </w:p>
+    <w:bookmarkEnd w:id="57"/>
+    <w:bookmarkStart w:id="58" w:name="why-it-is-done-this-way"/>
+    <w:p>
+      <w:pPr>
+        <w:pStyle w:val="Heading3"/>
+      </w:pPr>
+      <w:r>
+        <w:t xml:space="preserve">Why it is done this way</w:t>
+      </w:r>
+    </w:p>
+    <w:p>
+      <w:pPr>
+        <w:pStyle w:val="FirstParagraph"/>
+      </w:pPr>
+      <w:r>
+        <w:rPr>
+          <w:b/>
+          <w:bCs/>
+        </w:rPr>
+        <w:t xml:space="preserve">Why the mix is called 10x.</w:t>
+      </w:r>
+      <w:r>
+        <w:t xml:space="preserve"> </w:t>
+      </w:r>
+      <w:r>
+        <w:t xml:space="preserve">10 uL goes into a 100 uL well, so it is diluted tenfold on</w:t>
+      </w:r>
+      <w:r>
+        <w:t xml:space="preserve"> </w:t>
+      </w:r>
+      <w:r>
+        <w:t xml:space="preserve">the way in and has to carry every strand at ten times its final concentration. G ends up at</w:t>
+      </w:r>
+      <w:r>
+        <w:t xml:space="preserve"> </w:t>
+      </w:r>
+      <w:r>
+        <w:t xml:space="preserve">160 nM in the well, so the mix holds it at 1600 nM.</w:t>
+      </w:r>
+    </w:p>
+    <w:p>
+      <w:pPr>
+        <w:pStyle w:val="BodyText"/>
+      </w:pPr>
+      <w:r>
+        <w:rPr>
+          <w:b/>
+          <w:bCs/>
+        </w:rPr>
+        <w:t xml:space="preserve">Why make 1000 uL when a run needs 30.</w:t>
+      </w:r>
+      <w:r>
+        <w:t xml:space="preserve"> </w:t>
+      </w:r>
+      <w:r>
+        <w:t xml:space="preserve">It is about twenty runs, and making it once means</w:t>
+      </w:r>
+      <w:r>
+        <w:t xml:space="preserve"> </w:t>
+      </w:r>
+      <w:r>
+        <w:t xml:space="preserve">every experiment for the rest of the project uses identically concentrated DNA. That</w:t>
+      </w:r>
+      <w:r>
+        <w:t xml:space="preserve"> </w:t>
+      </w:r>
+      <w:r>
+        <w:t xml:space="preserve">removes a whole class of run-to-run variation for the cost of one afternoon.</w:t>
+      </w:r>
+    </w:p>
+    <w:p>
+      <w:pPr>
+        <w:pStyle w:val="BodyText"/>
+      </w:pPr>
+      <w:r>
+        <w:rPr>
+          <w:b/>
+          <w:bCs/>
+        </w:rPr>
+        <w:t xml:space="preserve">Why N and P get diluted but G does not.</w:t>
+      </w:r>
+      <w:r>
+        <w:t xml:space="preserve"> </w:t>
+      </w:r>
+      <w:r>
+        <w:t xml:space="preserve">Going straight from 100 uM would mean pipetting</w:t>
+      </w:r>
+      <w:r>
+        <w:t xml:space="preserve"> </w:t>
+      </w:r>
+      <w:r>
+        <w:t xml:space="preserve">1.6 uL of N and 4.8 uL of P, and a P2 at the bottom of its range is the single largest error</w:t>
+      </w:r>
+      <w:r>
+        <w:t xml:space="preserve"> </w:t>
+      </w:r>
+      <w:r>
+        <w:t xml:space="preserve">source in this chain. G’s 16 uL is a perfectly good volume, so G skips the step. Both</w:t>
+      </w:r>
+      <w:r>
+        <w:t xml:space="preserve"> </w:t>
+      </w:r>
+      <w:r>
+        <w:t xml:space="preserve">dilutions are single-use intermediates, not stocks: the mix takes 10 and 30 uL, so 90 and</w:t>
+      </w:r>
+      <w:r>
+        <w:t xml:space="preserve"> </w:t>
+      </w:r>
+      <w:r>
+        <w:t xml:space="preserve">70 uL are left over. Keep them, but they are not precious.</w:t>
+      </w:r>
+    </w:p>
+    <w:p>
+      <w:pPr>
+        <w:pStyle w:val="BodyText"/>
+      </w:pPr>
+      <w:r>
+        <w:rPr>
+          <w:b/>
+          <w:bCs/>
+        </w:rPr>
+        <w:t xml:space="preserve">Why aliquot sizes differ.</w:t>
+      </w:r>
+      <w:r>
+        <w:t xml:space="preserve"> </w:t>
+      </w:r>
+      <w:r>
+        <w:t xml:space="preserve">Aliquoting buys one thing, which is not thawing a tube you</w:t>
+      </w:r>
+      <w:r>
+        <w:t xml:space="preserve"> </w:t>
+      </w:r>
+      <w:r>
+        <w:t xml:space="preserve">are not using. So the mix, which you open every run, is split five ways; the N and P</w:t>
+      </w:r>
+      <w:r>
+        <w:t xml:space="preserve"> </w:t>
+      </w:r>
+      <w:r>
+        <w:t xml:space="preserve">primaries, which you may never open again, are not. Splitting everything five ways is five</w:t>
+      </w:r>
+      <w:r>
+        <w:t xml:space="preserve"> </w:t>
+      </w:r>
+      <w:r>
+        <w:t xml:space="preserve">times the labelling for no benefit.</w:t>
+      </w:r>
+    </w:p>
+    <w:p>
+      <w:pPr>
+        <w:pStyle w:val="BodyText"/>
+      </w:pPr>
+      <w:r>
+        <w:rPr>
+          <w:b/>
+          <w:bCs/>
+        </w:rPr>
+        <w:t xml:space="preserve">Why G is the exception.</w:t>
+      </w:r>
+      <w:r>
+        <w:t xml:space="preserve"> </w:t>
+      </w:r>
+      <w:r>
+        <w:t xml:space="preserve">Not freeze-thaw. Template concentration is the model’s main</w:t>
+      </w:r>
+      <w:r>
+        <w:t xml:space="preserve"> </w:t>
+      </w:r>
+      <w:r>
+        <w:t xml:space="preserve">bifurcation parameter, there is an unresolved 140 versus 160 nM discrepancy against the</w:t>
+      </w:r>
+      <w:r>
+        <w:t xml:space="preserve"> </w:t>
+      </w:r>
+      <w:r>
+        <w:t xml:space="preserve">model, and a G titration would mean several separate mixes and so several separate</w:t>
+      </w:r>
+      <w:r>
+        <w:t xml:space="preserve"> </w:t>
+      </w:r>
+      <w:r>
+        <w:t xml:space="preserve">withdrawals. Matching one 20 uL aliquot to one mix means each of those costs a fresh tube</w:t>
+      </w:r>
+      <w:r>
+        <w:t xml:space="preserve"> </w:t>
+      </w:r>
+      <w:r>
+        <w:t xml:space="preserve">rather than a thaw.</w:t>
+      </w:r>
+    </w:p>
+    <w:p>
+      <w:pPr>
+        <w:pStyle w:val="BodyText"/>
+      </w:pPr>
+      <w:r>
+        <w:rPr>
+          <w:b/>
+          <w:bCs/>
+        </w:rPr>
+        <w:t xml:space="preserve">What the premade mix costs you.</w:t>
+      </w:r>
+      <w:r>
+        <w:t xml:space="preserve"> </w:t>
+      </w:r>
+      <w:r>
+        <w:t xml:space="preserve">It fixes the N:P:G ratio. That is the right trade for a</w:t>
+      </w:r>
+      <w:r>
+        <w:t xml:space="preserve"> </w:t>
+      </w:r>
+      <w:r>
+        <w:t xml:space="preserve">crowding study, where crowder percentage is the only thing varying between wells. But</w:t>
+      </w:r>
+      <w:r>
+        <w:t xml:space="preserve"> </w:t>
+      </w:r>
+      <w:r>
+        <w:t xml:space="preserve">varying one strand independently later means a new mix, not an adjustment to this one.</w:t>
+      </w:r>
+    </w:p>
+    <w:p>
+      <w:pPr>
+        <w:pStyle w:val="BodyText"/>
+      </w:pPr>
+      <w:r>
+        <w:rPr>
+          <w:b/>
+          <w:bCs/>
+        </w:rPr>
+        <w:t xml:space="preserve">On foil.</w:t>
+      </w:r>
+      <w:r>
+        <w:t xml:space="preserve"> </w:t>
+      </w:r>
+      <w:r>
+        <w:t xml:space="preserve">AF594 is one of the more photostable dyes and foil is not strictly needed for a</w:t>
+      </w:r>
+      <w:r>
+        <w:t xml:space="preserve"> </w:t>
+      </w:r>
+      <w:r>
+        <w:t xml:space="preserve">15 minute stand under room lighting. Keep G off a sunlit bench, and drape foil over it</w:t>
+      </w:r>
+      <w:r>
+        <w:t xml:space="preserve"> </w:t>
+      </w:r>
+      <w:r>
+        <w:t xml:space="preserve">anyway so nobody has to make the judgement call on the afternoon it gets left out for three</w:t>
+      </w:r>
+      <w:r>
+        <w:t xml:space="preserve"> </w:t>
+      </w:r>
+      <w:r>
+        <w:t xml:space="preserve">hours. The photobleaching that actually threatens this experiment happens in the well, at</w:t>
+      </w:r>
+      <w:r>
+        <w:t xml:space="preserve"> </w:t>
+      </w:r>
+      <w:r>
+        <w:t xml:space="preserve">160 nM, under the reader’s excitation across a 12 hour run.</w:t>
+      </w:r>
+    </w:p>
+    <w:p>
+      <w:pPr>
+        <w:pStyle w:val="BodyText"/>
+      </w:pPr>
+      <w:r>
+        <w:rPr>
+          <w:b/>
+          <w:bCs/>
+        </w:rPr>
+        <w:t xml:space="preserve">Do not quantify the strands.</w:t>
+      </w:r>
+      <w:r>
+        <w:t xml:space="preserve"> </w:t>
+      </w:r>
+      <w:r>
+        <w:t xml:space="preserve">IDT’s delivered nmol is reliable, and on G the AF594</w:t>
+      </w:r>
+      <w:r>
+        <w:t xml:space="preserve"> </w:t>
+      </w:r>
+      <w:r>
+        <w:t xml:space="preserve">absorbance contaminates an A260 reading, so a nanodrop number would be worse than trusting</w:t>
+      </w:r>
+      <w:r>
+        <w:t xml:space="preserve"> </w:t>
+      </w:r>
+      <w:r>
+        <w:t xml:space="preserve">the label.</w:t>
+      </w:r>
+    </w:p>
+    <w:bookmarkEnd w:id="58"/>
+    <w:bookmarkStart w:id="59" w:name="a-note-on-tips-and-water"/>
+    <w:p>
+      <w:pPr>
+        <w:pStyle w:val="Heading3"/>
+      </w:pPr>
+      <w:r>
+        <w:t xml:space="preserve">A note on tips and water</w:t>
+      </w:r>
+    </w:p>
+    <w:p>
+      <w:pPr>
+        <w:pStyle w:val="FirstParagraph"/>
+      </w:pPr>
+      <w:r>
+        <w:rPr>
+          <w:b/>
+          <w:bCs/>
+        </w:rPr>
+        <w:t xml:space="preserve">Sterile and nuclease-free are two different certifications and you want the second one.</w:t>
+      </w:r>
+      <w:r>
+        <w:t xml:space="preserve"> </w:t>
+      </w:r>
+      <w:r>
+        <w:t xml:space="preserve">Sterility means no viable microbes, which this reaction does not care about. Nuclease-free</w:t>
+      </w:r>
+      <w:r>
+        <w:t xml:space="preserve"> </w:t>
+      </w:r>
+      <w:r>
+        <w:t xml:space="preserve">means certified free of DNase and RNase, which it does. Autoclaving delivers the first and</w:t>
+      </w:r>
+      <w:r>
+        <w:t xml:space="preserve"> </w:t>
+      </w:r>
+      <w:r>
+        <w:t xml:space="preserve">not reliably the second, so an autoclaved tip is not automatically a safe tip.</w:t>
+      </w:r>
+    </w:p>
+    <w:p>
+      <w:pPr>
+        <w:pStyle w:val="BodyText"/>
+      </w:pPr>
+      <w:r>
+        <w:t xml:space="preserve">In practice: fresh tips from a sealed, pre-racked box are fine, and almost all pre-racked</w:t>
+      </w:r>
+      <w:r>
+        <w:t xml:space="preserve"> </w:t>
+      </w:r>
+      <w:r>
+        <w:t xml:space="preserve">tips from the major brands are certified both. Loose tips from an open bulk bag are</w:t>
+      </w:r>
+      <w:r>
+        <w:t xml:space="preserve"> </w:t>
+      </w:r>
+      <w:r>
+        <w:t xml:space="preserve">certified neither, and a bag that people have had their hands in is the one thing to avoid.</w:t>
+      </w:r>
+      <w:r>
+        <w:t xml:space="preserve"> </w:t>
+      </w:r>
+      <w:r>
+        <w:t xml:space="preserve">Filter tips are worth using for the 100 uM stocks, to keep aerosol out of the pipette</w:t>
+      </w:r>
+      <w:r>
+        <w:t xml:space="preserve"> </w:t>
+      </w:r>
+      <w:r>
+        <w:t xml:space="preserve">barrel.</w:t>
+      </w:r>
+    </w:p>
+    <w:p>
+      <w:pPr>
+        <w:pStyle w:val="BodyText"/>
+      </w:pPr>
+      <w:r>
+        <w:rPr>
+          <w:b/>
+          <w:bCs/>
+        </w:rPr>
+        <w:t xml:space="preserve">The bigger risk is not nucleases, it is the strands contaminating each other,</w:t>
+      </w:r>
+      <w:r>
+        <w:t xml:space="preserve"> </w:t>
+      </w:r>
+      <w:r>
+        <w:t xml:space="preserve">which is</w:t>
+      </w:r>
+      <w:r>
+        <w:t xml:space="preserve"> </w:t>
+      </w:r>
+      <w:r>
+        <w:t xml:space="preserve">why the fresh-tip rule above is absolute rather than advisory. A trace of P in the N tube</w:t>
+      </w:r>
+      <w:r>
+        <w:t xml:space="preserve"> </w:t>
+      </w:r>
+      <w:r>
+        <w:t xml:space="preserve">would change the circuit’s dynamics and look like a failed experiment rather than a</w:t>
+      </w:r>
+      <w:r>
+        <w:t xml:space="preserve"> </w:t>
+      </w:r>
+      <w:r>
+        <w:t xml:space="preserve">pipetting error.</w:t>
+      </w:r>
+    </w:p>
+    <w:p>
+      <w:pPr>
+        <w:pStyle w:val="BodyText"/>
+      </w:pPr>
+      <w:r>
+        <w:rPr>
+          <w:b/>
+          <w:bCs/>
+        </w:rPr>
+        <w:t xml:space="preserve">Decant the water</w:t>
+      </w:r>
+      <w:r>
+        <w:t xml:space="preserve"> </w:t>
+      </w:r>
+      <w:r>
+        <w:t xml:space="preserve">you are going to use into a separate tube and work from that, rather</w:t>
+      </w:r>
+      <w:r>
+        <w:t xml:space="preserve"> </w:t>
+      </w:r>
+      <w:r>
+        <w:t xml:space="preserve">than putting a tip into the stock bottle repeatedly. One careless tip contaminates the</w:t>
+      </w:r>
+      <w:r>
+        <w:t xml:space="preserve"> </w:t>
+      </w:r>
+      <w:r>
+        <w:t xml:space="preserve">bottle, and nothing afterwards will tell you it happened.</w:t>
+      </w:r>
+    </w:p>
+    <w:p>
+      <w:pPr>
+        <w:pStyle w:val="BodyText"/>
+      </w:pPr>
+      <w:r>
+        <w:t xml:space="preserve">Milli-Q is acceptable for the netropsin stock, which is a small molecule nucleases cannot</w:t>
+      </w:r>
+      <w:r>
+        <w:t xml:space="preserve"> </w:t>
+      </w:r>
+      <w:r>
+        <w:t xml:space="preserve">touch. Use certified nuclease-free water here in Stage 3, where the strands are DNA sitting</w:t>
+      </w:r>
+      <w:r>
+        <w:t xml:space="preserve"> </w:t>
+      </w:r>
+      <w:r>
+        <w:t xml:space="preserve">in a freezer for two months, and remember that G’s phosphorothioate linkages protect it</w:t>
+      </w:r>
+      <w:r>
+        <w:t xml:space="preserve"> </w:t>
+      </w:r>
+      <w:r>
+        <w:t xml:space="preserve">from exonucleases only. An endonuclease would still cut it.</w:t>
+      </w:r>
+    </w:p>
+    <w:p>
+      <w:pPr>
+        <w:pStyle w:val="BodyText"/>
+      </w:pPr>
+      <w:r>
+        <w:rPr>
+          <w:b/>
+          <w:bCs/>
+        </w:rPr>
+        <w:t xml:space="preserve">Total water for Stage 3: about 1,658 uL,</w:t>
+      </w:r>
+      <w:r>
+        <w:t xml:space="preserve"> </w:t>
+      </w:r>
+      <w:r>
+        <w:t xml:space="preserve">or 1.7 mL, being 534 uL for the tube stocks,</w:t>
+      </w:r>
+      <w:r>
+        <w:t xml:space="preserve"> </w:t>
+      </w:r>
+      <w:r>
+        <w:t xml:space="preserve">180 uL for the working dilutions and 944 uL for the mix. Buy 5 mL and there is room to</w:t>
+      </w:r>
+      <w:r>
+        <w:t xml:space="preserve"> </w:t>
+      </w:r>
+      <w:r>
+        <w:t xml:space="preserve">remake the mix once.</w:t>
+      </w:r>
+    </w:p>
+    <w:p>
+      <w:r>
+        <w:br w:type="page"/>
+      </w:r>
+    </w:p>
+    <w:bookmarkEnd w:id="59"/>
+    <w:bookmarkEnd w:id="60"/>
+    <w:bookmarkStart w:id="61" w:name="stage-4-master-mix"/>
+    <w:p>
+      <w:pPr>
+        <w:pStyle w:val="Heading2"/>
+      </w:pPr>
+      <w:r>
+        <w:t xml:space="preserve">Stage 4: Master mix</w:t>
+      </w:r>
+    </w:p>
+    <w:p>
+      <w:pPr>
+        <w:pStyle w:val="FirstParagraph"/>
+      </w:pPr>
+      <w:r>
+        <w:t xml:space="preserve">For</w:t>
+      </w:r>
+      <w:r>
+        <w:t xml:space="preserve"> </w:t>
+      </w:r>
+      <w:r>
+        <w:rPr>
+          <w:b/>
+          <w:bCs/>
+        </w:rPr>
+        <w:t xml:space="preserve">700 uL</w:t>
+      </w:r>
+      <w:r>
+        <w:t xml:space="preserve">, enough for the six master-mix wells plus generous excess. Enzymes last, straight from the freezer block, mix by gentle inversion only.</w:t>
+      </w:r>
+    </w:p>
+    <w:tbl>
+      <w:tblPr>
+        <w:tblStyle w:val="Table"/>
+        <w:tblW w:type="pct" w:w="5000"/>
+        <w:tblLayout w:type="fixed"/>
+        <w:tblLook w:firstRow="1" w:lastRow="0" w:firstColumn="0" w:lastColumn="0" w:noHBand="0" w:noVBand="0" w:val="0020"/>
+      </w:tblPr>
+      <w:tblGrid>
+        <w:gridCol w:w="1320"/>
+        <w:gridCol w:w="1320"/>
+        <w:gridCol w:w="1320"/>
+        <w:gridCol w:w="1320"/>
+        <w:gridCol w:w="1320"/>
+        <w:gridCol w:w="1320"/>
+      </w:tblGrid>
+      <w:tr>
+        <w:trPr>
+          <w:tblHeader w:val="on"/>
+        </w:trPr>
+        <w:tc>
+          <w:tcPr/>
+          <w:p>
+            <w:pPr>
+              <w:pStyle w:val="Compact"/>
+            </w:pPr>
+            <w:r>
               <w:t xml:space="preserve">#</w:t>
             </w:r>
           </w:p>
@@ -13011,8 +15114,8 @@
         <w:br w:type="page"/>
       </w:r>
     </w:p>
-    <w:bookmarkEnd w:id="58"/>
-    <w:bookmarkStart w:id="59" w:name="stage-5-load-the-plate"/>
+    <w:bookmarkEnd w:id="61"/>
+    <w:bookmarkStart w:id="62" w:name="stage-5-load-the-plate"/>
     <w:p>
       <w:pPr>
         <w:pStyle w:val="Heading2"/>
@@ -13311,245 +15414,14 @@
         <w:br w:type="page"/>
       </w:r>
     </w:p>
-    <w:bookmarkEnd w:id="59"/>
-    <w:bookmarkStart w:id="60" w:name="stage-6-run"/>
+    <w:bookmarkEnd w:id="62"/>
+    <w:bookmarkStart w:id="63" w:name="stage-6-run"/>
     <w:p>
       <w:pPr>
         <w:pStyle w:val="Heading2"/>
       </w:pPr>
       <w:r>
         <w:t xml:space="preserve">Stage 6: Run</w:t>
-      </w:r>
-    </w:p>
-    <w:p>
-      <w:pPr>
-        <w:pStyle w:val="Compact"/>
-        <w:numPr>
-          <w:ilvl w:val="0"/>
-          <w:numId w:val="1007"/>
-        </w:numPr>
-      </w:pPr>
-      <w:r>
-        <w:t xml:space="preserve">45 C fixed, no ramps, 12 hours minimum</w:t>
-      </w:r>
-    </w:p>
-    <w:p>
-      <w:pPr>
-        <w:pStyle w:val="Compact"/>
-        <w:numPr>
-          <w:ilvl w:val="0"/>
-          <w:numId w:val="1007"/>
-        </w:numPr>
-      </w:pPr>
-      <w:r>
-        <w:t xml:space="preserve">Read every 2 to 5 minutes</w:t>
-      </w:r>
-    </w:p>
-    <w:p>
-      <w:pPr>
-        <w:pStyle w:val="Compact"/>
-        <w:numPr>
-          <w:ilvl w:val="0"/>
-          <w:numId w:val="1007"/>
-        </w:numPr>
-      </w:pPr>
-      <w:r>
-        <w:t xml:space="preserve">Green: EvaGreen, about 500 nm excitation, 520 nm emission</w:t>
-      </w:r>
-    </w:p>
-    <w:p>
-      <w:pPr>
-        <w:pStyle w:val="Compact"/>
-        <w:numPr>
-          <w:ilvl w:val="0"/>
-          <w:numId w:val="1007"/>
-        </w:numPr>
-      </w:pPr>
-      <w:r>
-        <w:t xml:space="preserve">Red: AF594, 584 nm excitation, 610-10 emission</w:t>
-      </w:r>
-    </w:p>
-    <w:p>
-      <w:pPr>
-        <w:pStyle w:val="Compact"/>
-        <w:numPr>
-          <w:ilvl w:val="0"/>
-          <w:numId w:val="1007"/>
-        </w:numPr>
-      </w:pPr>
-      <w:r>
-        <w:t xml:space="preserve">Auto-gain on wells C1-C3</w:t>
-      </w:r>
-    </w:p>
-    <w:p>
-      <w:pPr>
-        <w:pStyle w:val="FirstParagraph"/>
-      </w:pPr>
-      <w:r>
-        <w:rPr>
-          <w:b/>
-          <w:bCs/>
-        </w:rPr>
-        <w:t xml:space="preserve">The red trace runs inverted.</w:t>
-      </w:r>
-      <w:r>
-        <w:t xml:space="preserve"> </w:t>
-      </w:r>
-      <w:r>
-        <w:t xml:space="preserve">Falling red fluorescence means rising prey. Do not treat that as a fault.</w:t>
-      </w:r>
-    </w:p>
-    <w:p>
-      <w:r>
-        <w:br w:type="page"/>
-      </w:r>
-    </w:p>
-    <w:bookmarkEnd w:id="60"/>
-    <w:bookmarkStart w:id="61" w:name="stage-7-adding-crowder-phase-2-only"/>
-    <w:p>
-      <w:pPr>
-        <w:pStyle w:val="Heading2"/>
-      </w:pPr>
-      <w:r>
-        <w:t xml:space="preserve">Stage 7: Adding crowder, phase 2 only</w:t>
-      </w:r>
-    </w:p>
-    <w:p>
-      <w:pPr>
-        <w:pStyle w:val="FirstParagraph"/>
-      </w:pPr>
-      <w:r>
-        <w:t xml:space="preserve">The layout above has no spare volume. For a crowder series, switch to a half-and-half split so the crowder is provably the only variable:</w:t>
-      </w:r>
-    </w:p>
-    <w:p>
-      <w:pPr>
-        <w:pStyle w:val="SourceCode"/>
-      </w:pPr>
-      <w:r>
-        <w:rPr>
-          <w:rStyle w:val="VerbatimChar"/>
-        </w:rPr>
-        <w:t xml:space="preserve">50 uL   2x master mix      double strength, identical in every well</w:t>
-      </w:r>
-      <w:r>
-        <w:br/>
-      </w:r>
-      <w:r>
-        <w:rPr>
-          <w:rStyle w:val="VerbatimChar"/>
-        </w:rPr>
-        <w:t xml:space="preserve">50 uL   crowder solution   0 to 36 % w/v, the only thing that varies</w:t>
-      </w:r>
-      <w:r>
-        <w:br/>
-      </w:r>
-      <w:r>
-        <w:rPr>
-          <w:rStyle w:val="VerbatimChar"/>
-        </w:rPr>
-        <w:t xml:space="preserve">------</w:t>
-      </w:r>
-      <w:r>
-        <w:br/>
-      </w:r>
-      <w:r>
-        <w:rPr>
-          <w:rStyle w:val="VerbatimChar"/>
-        </w:rPr>
-        <w:t xml:space="preserve">100 uL  final              everything at 1x, crowder at 0 to 18 % w/v</w:t>
-      </w:r>
-    </w:p>
-    <w:p>
-      <w:pPr>
-        <w:pStyle w:val="FirstParagraph"/>
-      </w:pPr>
-      <w:r>
-        <w:t xml:space="preserve">The 2x master mix is the Stage 4 recipe at half the water, with the oligos folded in at 2x: G 320 nM, N 20 nM, P 60 nM. The zero-crowder control is 50 uL of water, so baseline and crowded wells are assembled identically.</w:t>
-      </w:r>
-    </w:p>
-    <w:p>
-      <w:pPr>
-        <w:pStyle w:val="BodyText"/>
-      </w:pPr>
-      <w:r>
-        <w:t xml:space="preserve">Make crowder stocks at</w:t>
-      </w:r>
-      <w:r>
-        <w:t xml:space="preserve"> </w:t>
-      </w:r>
-      <w:r>
-        <w:rPr>
-          <w:b/>
-          <w:bCs/>
-        </w:rPr>
-        <w:t xml:space="preserve">twice</w:t>
-      </w:r>
-      <w:r>
-        <w:t xml:space="preserve"> </w:t>
-      </w:r>
-      <w:r>
-        <w:t xml:space="preserve">the final w/v. Warm to dissolve, use cut tips, and make Ficoll the day before because it is very viscous.</w:t>
-      </w:r>
-    </w:p>
-    <w:bookmarkEnd w:id="61"/>
-    <w:bookmarkEnd w:id="62"/>
-    <w:bookmarkStart w:id="64" w:name="before-the-first-run"/>
-    <w:p>
-      <w:pPr>
-        <w:pStyle w:val="Heading1"/>
-      </w:pPr>
-      <w:r>
-        <w:t xml:space="preserve">Before the first run</w:t>
-      </w:r>
-    </w:p>
-    <w:p>
-      <w:pPr>
-        <w:pStyle w:val="FirstParagraph"/>
-      </w:pPr>
-      <w:r>
-        <w:t xml:space="preserve">Seven things to close. The first three block the experiment; the rest block the interpretation.</w:t>
-      </w:r>
-    </w:p>
-    <w:p>
-      <w:pPr>
-        <w:pStyle w:val="Compact"/>
-        <w:numPr>
-          <w:ilvl w:val="0"/>
-          <w:numId w:val="1008"/>
-        </w:numPr>
-      </w:pPr>
-      <w:r>
-        <w:rPr>
-          <w:b/>
-          <w:bCs/>
-        </w:rPr>
-        <w:t xml:space="preserve">Decide the nickase budget.</w:t>
-      </w:r>
-      <w:r>
-        <w:t xml:space="preserve"> </w:t>
-      </w:r>
-      <w:r>
-        <w:t xml:space="preserve">We hold one R0706S: 100 uL, 16 wells of master mix, two runs. There is no larger size, so more runs means more tubes at about 34 dollars each. This is the only consumable that genuinely limits us.</w:t>
-      </w:r>
-    </w:p>
-    <w:p>
-      <w:pPr>
-        <w:pStyle w:val="Compact"/>
-        <w:numPr>
-          <w:ilvl w:val="0"/>
-          <w:numId w:val="1009"/>
-        </w:numPr>
-      </w:pPr>
-      <w:r>
-        <w:rPr>
-          <w:b/>
-          <w:bCs/>
-        </w:rPr>
-        <w:t xml:space="preserve">Ask Galas for the neat ttRecJ stock concentration</w:t>
-      </w:r>
-      <w:r>
-        <w:t xml:space="preserve">, in nM or mg/mL. Not a blocker: the 1 percent dilution is his lab’s own calibration and can be used as written. This is only needed to give the model a molar number.</w:t>
       </w:r>
     </w:p>
     <w:p>
@@ -13561,14 +15433,185 @@
         </w:numPr>
       </w:pPr>
       <w:r>
-        <w:rPr>
-          <w:b/>
-          <w:bCs/>
-        </w:rPr>
-        <w:t xml:space="preserve">Resolve Bst units to nM</w:t>
-      </w:r>
-      <w:r>
-        <w:t xml:space="preserve">, either from NEB technical support for the M0275 lot, or by adopting a volume-fraction spec and recording it explicitly.</w:t>
+        <w:t xml:space="preserve">45 C fixed, no ramps, 12 hours minimum</w:t>
+      </w:r>
+    </w:p>
+    <w:p>
+      <w:pPr>
+        <w:pStyle w:val="Compact"/>
+        <w:numPr>
+          <w:ilvl w:val="0"/>
+          <w:numId w:val="1010"/>
+        </w:numPr>
+      </w:pPr>
+      <w:r>
+        <w:t xml:space="preserve">Read every 2 to 5 minutes</w:t>
+      </w:r>
+    </w:p>
+    <w:p>
+      <w:pPr>
+        <w:pStyle w:val="Compact"/>
+        <w:numPr>
+          <w:ilvl w:val="0"/>
+          <w:numId w:val="1010"/>
+        </w:numPr>
+      </w:pPr>
+      <w:r>
+        <w:t xml:space="preserve">Green: EvaGreen, about 500 nm excitation, 520 nm emission</w:t>
+      </w:r>
+    </w:p>
+    <w:p>
+      <w:pPr>
+        <w:pStyle w:val="Compact"/>
+        <w:numPr>
+          <w:ilvl w:val="0"/>
+          <w:numId w:val="1010"/>
+        </w:numPr>
+      </w:pPr>
+      <w:r>
+        <w:t xml:space="preserve">Red: AF594, 584 nm excitation, 610-10 emission</w:t>
+      </w:r>
+    </w:p>
+    <w:p>
+      <w:pPr>
+        <w:pStyle w:val="Compact"/>
+        <w:numPr>
+          <w:ilvl w:val="0"/>
+          <w:numId w:val="1010"/>
+        </w:numPr>
+      </w:pPr>
+      <w:r>
+        <w:t xml:space="preserve">Auto-gain on wells C1-C3</w:t>
+      </w:r>
+    </w:p>
+    <w:p>
+      <w:pPr>
+        <w:pStyle w:val="FirstParagraph"/>
+      </w:pPr>
+      <w:r>
+        <w:rPr>
+          <w:b/>
+          <w:bCs/>
+        </w:rPr>
+        <w:t xml:space="preserve">The red trace runs inverted.</w:t>
+      </w:r>
+      <w:r>
+        <w:t xml:space="preserve"> </w:t>
+      </w:r>
+      <w:r>
+        <w:t xml:space="preserve">Falling red fluorescence means rising prey. Do not treat that as a fault.</w:t>
+      </w:r>
+    </w:p>
+    <w:p>
+      <w:r>
+        <w:br w:type="page"/>
+      </w:r>
+    </w:p>
+    <w:bookmarkEnd w:id="63"/>
+    <w:bookmarkStart w:id="64" w:name="stage-7-adding-crowder-phase-2-only"/>
+    <w:p>
+      <w:pPr>
+        <w:pStyle w:val="Heading2"/>
+      </w:pPr>
+      <w:r>
+        <w:t xml:space="preserve">Stage 7: Adding crowder, phase 2 only</w:t>
+      </w:r>
+    </w:p>
+    <w:p>
+      <w:pPr>
+        <w:pStyle w:val="FirstParagraph"/>
+      </w:pPr>
+      <w:r>
+        <w:t xml:space="preserve">The layout above has no spare volume. For a crowder series, switch to a half-and-half split so the crowder is provably the only variable:</w:t>
+      </w:r>
+    </w:p>
+    <w:p>
+      <w:pPr>
+        <w:pStyle w:val="SourceCode"/>
+      </w:pPr>
+      <w:r>
+        <w:rPr>
+          <w:rStyle w:val="VerbatimChar"/>
+        </w:rPr>
+        <w:t xml:space="preserve">50 uL   2x master mix      double strength, identical in every well</w:t>
+      </w:r>
+      <w:r>
+        <w:br/>
+      </w:r>
+      <w:r>
+        <w:rPr>
+          <w:rStyle w:val="VerbatimChar"/>
+        </w:rPr>
+        <w:t xml:space="preserve">50 uL   crowder solution   0 to 36 % w/v, the only thing that varies</w:t>
+      </w:r>
+      <w:r>
+        <w:br/>
+      </w:r>
+      <w:r>
+        <w:rPr>
+          <w:rStyle w:val="VerbatimChar"/>
+        </w:rPr>
+        <w:t xml:space="preserve">------</w:t>
+      </w:r>
+      <w:r>
+        <w:br/>
+      </w:r>
+      <w:r>
+        <w:rPr>
+          <w:rStyle w:val="VerbatimChar"/>
+        </w:rPr>
+        <w:t xml:space="preserve">100 uL  final              everything at 1x, crowder at 0 to 18 % w/v</w:t>
+      </w:r>
+    </w:p>
+    <w:p>
+      <w:pPr>
+        <w:pStyle w:val="FirstParagraph"/>
+      </w:pPr>
+      <w:r>
+        <w:t xml:space="preserve">The 2x master mix is the Stage 4 recipe at half the water, with the oligos folded in at 2x: G 320 nM, N 20 nM, P 60 nM. The zero-crowder control is 50 uL of water, so baseline and crowded wells are assembled identically.</w:t>
+      </w:r>
+    </w:p>
+    <w:p>
+      <w:pPr>
+        <w:pStyle w:val="BodyText"/>
+      </w:pPr>
+      <w:r>
+        <w:t xml:space="preserve">Make crowder stocks at</w:t>
+      </w:r>
+      <w:r>
+        <w:t xml:space="preserve"> </w:t>
+      </w:r>
+      <w:r>
+        <w:rPr>
+          <w:b/>
+          <w:bCs/>
+        </w:rPr>
+        <w:t xml:space="preserve">twice</w:t>
+      </w:r>
+      <w:r>
+        <w:t xml:space="preserve"> </w:t>
+      </w:r>
+      <w:r>
+        <w:t xml:space="preserve">the final w/v. Warm to dissolve, use cut tips, and make Ficoll the day before because it is very viscous.</w:t>
+      </w:r>
+    </w:p>
+    <w:bookmarkEnd w:id="64"/>
+    <w:bookmarkEnd w:id="65"/>
+    <w:bookmarkStart w:id="67" w:name="before-the-first-run"/>
+    <w:p>
+      <w:pPr>
+        <w:pStyle w:val="Heading1"/>
+      </w:pPr>
+      <w:r>
+        <w:t xml:space="preserve">Before the first run</w:t>
+      </w:r>
+    </w:p>
+    <w:p>
+      <w:pPr>
+        <w:pStyle w:val="FirstParagraph"/>
+      </w:pPr>
+      <w:r>
+        <w:t xml:space="preserve">Seven things to close. The first three block the experiment; the rest block the interpretation.</w:t>
       </w:r>
     </w:p>
     <w:p>
@@ -13584,13 +15627,13 @@
           <w:b/>
           <w:bCs/>
         </w:rPr>
-        <w:t xml:space="preserve">Test the AF594 signal</w:t>
-      </w:r>
-      <w:r>
-        <w:t xml:space="preserve"> </w:t>
-      </w:r>
-      <w:r>
-        <w:t xml:space="preserve">in a single well with labelled template alone, before committing a full run. Confirm the 610-10 filter returns usable counts off a 617 nm emitter.</w:t>
+        <w:t xml:space="preserve">Decide the nickase budget.</w:t>
+      </w:r>
+      <w:r>
+        <w:t xml:space="preserve"> </w:t>
+      </w:r>
+      <w:r>
+        <w:t xml:space="preserve">We hold one R0706S: 100 uL, 16 wells of master mix, two runs. There is no larger size, so more runs means more tubes at about 34 dollars each. This is the only consumable that genuinely limits us.</w:t>
       </w:r>
     </w:p>
     <w:p>
@@ -13606,13 +15649,10 @@
           <w:b/>
           <w:bCs/>
         </w:rPr>
-        <w:t xml:space="preserve">Confirm the molecular weight of the PEG we hold.</w:t>
-      </w:r>
-      <w:r>
-        <w:t xml:space="preserve"> </w:t>
-      </w:r>
-      <w:r>
-        <w:t xml:space="preserve">If it is not 8000, the model’s excluded-volume term needs re-deriving. Not needed for the reproduction run, which has no crowder in it.</w:t>
+        <w:t xml:space="preserve">Ask Galas for the neat ttRecJ stock concentration</w:t>
+      </w:r>
+      <w:r>
+        <w:t xml:space="preserve">, in nM or mg/mL. Not a blocker: the 1 percent dilution is his lab’s own calibration and can be used as written. This is only needed to give the model a molar number.</w:t>
       </w:r>
     </w:p>
     <w:p>
@@ -13628,10 +15668,10 @@
           <w:b/>
           <w:bCs/>
         </w:rPr>
-        <w:t xml:space="preserve">Order Ficoll 400</w:t>
-      </w:r>
-      <w:r>
-        <w:t xml:space="preserve">, on a timescale, not urgently. Confirmed 25 September: we have PEG, we do not have Ficoll. Irrelevant to phase 1 but it is the comparison arm of the whole project, so it needs ordering with lead time rather than discovering late. See the note below.</w:t>
+        <w:t xml:space="preserve">Resolve Bst units to nM</w:t>
+      </w:r>
+      <w:r>
+        <w:t xml:space="preserve">, either from NEB technical support for the M0275 lot, or by adopting a volume-fraction spec and recording it explicitly.</w:t>
       </w:r>
     </w:p>
     <w:p>
@@ -13647,22 +15687,13 @@
           <w:b/>
           <w:bCs/>
         </w:rPr>
-        <w:t xml:space="preserve">Aliquot the dNTPs</w:t>
-      </w:r>
-      <w:r>
-        <w:t xml:space="preserve"> </w:t>
-      </w:r>
-      <w:r>
-        <w:t xml:space="preserve">into single-run volumes to avoid repeated freeze-thaw. The tube holds enough for two or three runs.</w:t>
-      </w:r>
-    </w:p>
-    <w:bookmarkStart w:id="63" w:name="sources"/>
-    <w:p>
-      <w:pPr>
-        <w:pStyle w:val="Heading2"/>
-      </w:pPr>
-      <w:r>
-        <w:t xml:space="preserve">Sources</w:t>
+        <w:t xml:space="preserve">Test the AF594 signal</w:t>
+      </w:r>
+      <w:r>
+        <w:t xml:space="preserve"> </w:t>
+      </w:r>
+      <w:r>
+        <w:t xml:space="preserve">in a single well with labelled template alone, before committing a full run. Confirm the 610-10 filter returns usable counts off a 617 nm emitter.</w:t>
       </w:r>
     </w:p>
     <w:p>
@@ -13674,20 +15705,17 @@
         </w:numPr>
       </w:pPr>
       <w:r>
-        <w:t xml:space="preserve">Fujii T. and Rondelez Y.,</w:t>
-      </w:r>
-      <w:r>
-        <w:t xml:space="preserve"> </w:t>
-      </w:r>
-      <w:r>
-        <w:rPr>
-          <w:i/>
-          <w:iCs/>
-        </w:rPr>
-        <w:t xml:space="preserve">Predator-prey molecular ecosystems</w:t>
-      </w:r>
-      <w:r>
-        <w:t xml:space="preserve">, ACS Nano 2013. Circuit, sequences, buffer, enzyme concentrations, 46.5 C protocol.</w:t>
+        <w:rPr>
+          <w:b/>
+          <w:bCs/>
+        </w:rPr>
+        <w:t xml:space="preserve">Confirm the molecular weight of the PEG we hold.</w:t>
+      </w:r>
+      <w:r>
+        <w:t xml:space="preserve"> </w:t>
+      </w:r>
+      <w:r>
+        <w:t xml:space="preserve">If it is not 8000, the model’s excluded-volume term needs re-deriving. Not needed for the reproduction run, which has no crowder in it.</w:t>
       </w:r>
     </w:p>
     <w:p>
@@ -13695,11 +15723,18 @@
         <w:pStyle w:val="Compact"/>
         <w:numPr>
           <w:ilvl w:val="0"/>
-          <w:numId w:val="1015"/>
+          <w:numId w:val="1016"/>
         </w:numPr>
       </w:pPr>
       <w:r>
-        <w:t xml:space="preserve">Fujii et al. supplementary information. Table S5 constants, assembly protocol, data analysis. The substantive content is here rather than in the paper.</w:t>
+        <w:rPr>
+          <w:b/>
+          <w:bCs/>
+        </w:rPr>
+        <w:t xml:space="preserve">Order Ficoll 400</w:t>
+      </w:r>
+      <w:r>
+        <w:t xml:space="preserve">, on a timescale, not urgently. Confirmed 25 September: we have PEG, we do not have Ficoll. Irrelevant to phase 1 but it is the comparison arm of the whole project, so it needs ordering with lead time rather than discovering late. See the note below.</w:t>
       </w:r>
     </w:p>
     <w:p>
@@ -13707,11 +15742,30 @@
         <w:pStyle w:val="Compact"/>
         <w:numPr>
           <w:ilvl w:val="0"/>
-          <w:numId w:val="1015"/>
+          <w:numId w:val="1017"/>
         </w:numPr>
       </w:pPr>
       <w:r>
-        <w:t xml:space="preserve">YOKABIO 2025 wiki, https://yokabio2025.github.io/wiki/index.html. Same circuit at BIOMOD 2025, 3rd worldwide.</w:t>
+        <w:rPr>
+          <w:b/>
+          <w:bCs/>
+        </w:rPr>
+        <w:t xml:space="preserve">Aliquot the dNTPs</w:t>
+      </w:r>
+      <w:r>
+        <w:t xml:space="preserve"> </w:t>
+      </w:r>
+      <w:r>
+        <w:t xml:space="preserve">into single-run volumes to avoid repeated freeze-thaw. The tube holds enough for two or three runs.</w:t>
+      </w:r>
+    </w:p>
+    <w:bookmarkStart w:id="66" w:name="sources"/>
+    <w:p>
+      <w:pPr>
+        <w:pStyle w:val="Heading2"/>
+      </w:pPr>
+      <w:r>
+        <w:t xml:space="preserve">Sources</w:t>
       </w:r>
     </w:p>
     <w:p>
@@ -13719,11 +15773,24 @@
         <w:pStyle w:val="Compact"/>
         <w:numPr>
           <w:ilvl w:val="0"/>
-          <w:numId w:val="1015"/>
+          <w:numId w:val="1018"/>
         </w:numPr>
       </w:pPr>
       <w:r>
-        <w:t xml:space="preserve">N-quenching paper. Documents which fluorophores work with nucleobase quenching: FAM, JOE, TAMRA, Alexa Fluor 594, DY-530, DY-636, DY-681.</w:t>
+        <w:t xml:space="preserve">Fujii T. and Rondelez Y.,</w:t>
+      </w:r>
+      <w:r>
+        <w:t xml:space="preserve"> </w:t>
+      </w:r>
+      <w:r>
+        <w:rPr>
+          <w:i/>
+          <w:iCs/>
+        </w:rPr>
+        <w:t xml:space="preserve">Predator-prey molecular ecosystems</w:t>
+      </w:r>
+      <w:r>
+        <w:t xml:space="preserve">, ACS Nano 2013. Circuit, sequences, buffer, enzyme concentrations, 46.5 C protocol.</w:t>
       </w:r>
     </w:p>
     <w:p>
@@ -13731,35 +15798,11 @@
         <w:pStyle w:val="Compact"/>
         <w:numPr>
           <w:ilvl w:val="0"/>
-          <w:numId w:val="1015"/>
+          <w:numId w:val="1018"/>
         </w:numPr>
       </w:pPr>
       <w:r>
-        <w:rPr>
-          <w:rStyle w:val="VerbatimChar"/>
-        </w:rPr>
-        <w:t xml:space="preserve">crowded_mechanistic.py</w:t>
-      </w:r>
-      <w:r>
-        <w:t xml:space="preserve"> </w:t>
-      </w:r>
-      <w:r>
-        <w:t xml:space="preserve">and</w:t>
-      </w:r>
-      <w:r>
-        <w:t xml:space="preserve"> </w:t>
-      </w:r>
-      <w:r>
-        <w:rPr>
-          <w:rStyle w:val="VerbatimChar"/>
-        </w:rPr>
-        <w:t xml:space="preserve">Crowded_PredatorPrey_Mechanistic_Model.docx</w:t>
-      </w:r>
-      <w:r>
-        <w:t xml:space="preserve"> </w:t>
-      </w:r>
-      <w:r>
-        <w:t xml:space="preserve">in the BIOMOD repo. The seven-species model, its physical channels, and the derivation of every constant.</w:t>
+        <w:t xml:space="preserve">Fujii et al. supplementary information. Table S5 constants, assembly protocol, data analysis. The substantive content is here rather than in the paper.</w:t>
       </w:r>
     </w:p>
     <w:p>
@@ -13767,15 +15810,75 @@
         <w:pStyle w:val="Compact"/>
         <w:numPr>
           <w:ilvl w:val="0"/>
-          <w:numId w:val="1015"/>
+          <w:numId w:val="1018"/>
         </w:numPr>
       </w:pPr>
       <w:r>
+        <w:t xml:space="preserve">YOKABIO 2025 wiki, https://yokabio2025.github.io/wiki/index.html. Same circuit at BIOMOD 2025, 3rd worldwide.</w:t>
+      </w:r>
+    </w:p>
+    <w:p>
+      <w:pPr>
+        <w:pStyle w:val="Compact"/>
+        <w:numPr>
+          <w:ilvl w:val="0"/>
+          <w:numId w:val="1018"/>
+        </w:numPr>
+      </w:pPr>
+      <w:r>
+        <w:t xml:space="preserve">N-quenching paper. Documents which fluorophores work with nucleobase quenching: FAM, JOE, TAMRA, Alexa Fluor 594, DY-530, DY-636, DY-681.</w:t>
+      </w:r>
+    </w:p>
+    <w:p>
+      <w:pPr>
+        <w:pStyle w:val="Compact"/>
+        <w:numPr>
+          <w:ilvl w:val="0"/>
+          <w:numId w:val="1018"/>
+        </w:numPr>
+      </w:pPr>
+      <w:r>
+        <w:rPr>
+          <w:rStyle w:val="VerbatimChar"/>
+        </w:rPr>
+        <w:t xml:space="preserve">crowded_mechanistic.py</w:t>
+      </w:r>
+      <w:r>
+        <w:t xml:space="preserve"> </w:t>
+      </w:r>
+      <w:r>
+        <w:t xml:space="preserve">and</w:t>
+      </w:r>
+      <w:r>
+        <w:t xml:space="preserve"> </w:t>
+      </w:r>
+      <w:r>
+        <w:rPr>
+          <w:rStyle w:val="VerbatimChar"/>
+        </w:rPr>
+        <w:t xml:space="preserve">Crowded_PredatorPrey_Mechanistic_Model.docx</w:t>
+      </w:r>
+      <w:r>
+        <w:t xml:space="preserve"> </w:t>
+      </w:r>
+      <w:r>
+        <w:t xml:space="preserve">in the BIOMOD repo. The seven-species model, its physical channels, and the derivation of every constant.</w:t>
+      </w:r>
+    </w:p>
+    <w:p>
+      <w:pPr>
+        <w:pStyle w:val="Compact"/>
+        <w:numPr>
+          <w:ilvl w:val="0"/>
+          <w:numId w:val="1018"/>
+        </w:numPr>
+      </w:pPr>
+      <w:r>
         <w:t xml:space="preserve">FLOCK Undermind literature scan, 47 papers. Basis for the crowding coefficients and the finding that no existing paper models crowding in this oscillator.</w:t>
       </w:r>
     </w:p>
-    <w:bookmarkEnd w:id="63"/>
-    <w:bookmarkEnd w:id="64"/>
+    <w:bookmarkEnd w:id="66"/>
+    <w:bookmarkEnd w:id="67"/>
     <w:sectPr>
       <w:pgSz w:w="11906" w:h="16838"/>
       <w:pgMar w:top="1134" w:right="1134" w:bottom="1134" w:left="1134" w:header="709" w:footer="709" w:gutter="0"/>
@@ -14228,16 +16331,70 @@
     </w:lvlOverride>
   </w:num>
   <w:num w:numId="1007">
+    <w:abstractNumId w:val="99411"/>
+    <w:lvlOverride w:ilvl="0">
+      <w:startOverride w:val="1"/>
+    </w:lvlOverride>
+    <w:lvlOverride w:ilvl="1">
+      <w:startOverride w:val="1"/>
+    </w:lvlOverride>
+    <w:lvlOverride w:ilvl="2">
+      <w:startOverride w:val="1"/>
+    </w:lvlOverride>
+    <w:lvlOverride w:ilvl="3">
+      <w:startOverride w:val="1"/>
+    </w:lvlOverride>
+    <w:lvlOverride w:ilvl="4">
+      <w:startOverride w:val="1"/>
+    </w:lvlOverride>
+    <w:lvlOverride w:ilvl="5">
+      <w:startOverride w:val="1"/>
+    </w:lvlOverride>
+    <w:lvlOverride w:ilvl="6">
+      <w:startOverride w:val="1"/>
+    </w:lvlOverride>
+    <w:lvlOverride w:ilvl="7">
+      <w:startOverride w:val="1"/>
+    </w:lvlOverride>
+    <w:lvlOverride w:ilvl="8">
+      <w:startOverride w:val="1"/>
+    </w:lvlOverride>
+  </w:num>
+  <w:num w:numId="1008">
     <w:abstractNumId w:val="991"/>
   </w:num>
-  <w:num w:numId="1008">
-    <w:abstractNumId w:val="992"/>
-  </w:num>
   <w:num w:numId="1009">
-    <w:abstractNumId w:val="992"/>
+    <w:abstractNumId w:val="99411"/>
+    <w:lvlOverride w:ilvl="0">
+      <w:startOverride w:val="1"/>
+    </w:lvlOverride>
+    <w:lvlOverride w:ilvl="1">
+      <w:startOverride w:val="1"/>
+    </w:lvlOverride>
+    <w:lvlOverride w:ilvl="2">
+      <w:startOverride w:val="1"/>
+    </w:lvlOverride>
+    <w:lvlOverride w:ilvl="3">
+      <w:startOverride w:val="1"/>
+    </w:lvlOverride>
+    <w:lvlOverride w:ilvl="4">
+      <w:startOverride w:val="1"/>
+    </w:lvlOverride>
+    <w:lvlOverride w:ilvl="5">
+      <w:startOverride w:val="1"/>
+    </w:lvlOverride>
+    <w:lvlOverride w:ilvl="6">
+      <w:startOverride w:val="1"/>
+    </w:lvlOverride>
+    <w:lvlOverride w:ilvl="7">
+      <w:startOverride w:val="1"/>
+    </w:lvlOverride>
+    <w:lvlOverride w:ilvl="8">
+      <w:startOverride w:val="1"/>
+    </w:lvlOverride>
   </w:num>
   <w:num w:numId="1010">
-    <w:abstractNumId w:val="992"/>
+    <w:abstractNumId w:val="991"/>
   </w:num>
   <w:num w:numId="1011">
     <w:abstractNumId w:val="992"/>
@@ -14252,6 +16409,15 @@
     <w:abstractNumId w:val="992"/>
   </w:num>
   <w:num w:numId="1015">
+    <w:abstractNumId w:val="992"/>
+  </w:num>
+  <w:num w:numId="1016">
+    <w:abstractNumId w:val="992"/>
+  </w:num>
+  <w:num w:numId="1017">
+    <w:abstractNumId w:val="992"/>
+  </w:num>
+  <w:num w:numId="1018">
     <w:abstractNumId w:val="991"/>
   </w:num>
 </w:numbering>
